--- a/CAPSTONE PROJECT REPORT.docx
+++ b/CAPSTONE PROJECT REPORT.docx
@@ -397,7 +397,7 @@
           <w:i w:val="0"/>
           <w:sz w:val="24"/>
         </w:rPr>
-        <w:t>The system combines two artificial intelligence services. The first is a social-media summarisation pipeline that ingests local Twitter or X and Reddit posts, removes duplicates and noise, classifies posts by category (road, shelter, power, water, medical) and produces a short status summary the responder can act on. The second is a multilingual voice bot built around Twilio telephony and OpenAI Whisper that lets elderly residents without smartphones call a single number and report an incident or ask for help in Hindi, Punjabi, Tamil, Bengali or English.</w:t>
+        <w:t>The system is a real-world-aware decision support system. It ingests more than forty free public feeds (Google News queries scoped to every Himachal district, direct RSS from national and regional outlets in English and Hindi, and weather, air-quality, flood, seismic, satellite and official government APIs), then uses a Gemini Flash-Lite language model to filter noise, classify each item by category (road, shelter, power, water, medical, rumour) and severity, geolocate the place named, and translate the result into five languages. Breadth enables corroboration: an event seen across many independent feeds earns high trust, while lone-source noise stays low. Every citizen report is checked by an agent that performs a live web search and returns a verdict of corroborated, unverified or contradicted, so debunked claims never raise the risk. The decision engine is spatially and temporally honest: district-wide hazards (weather, official alerts, large earthquakes) are separated from localized incidents shown with distance, and a one-time event decays out of the risk score as time passes, so the tool informs without scaring. Real relief points come from OpenStreetMap, residents submit reports that persist to Firestore, web push notifies subscribers of genuine district-wide escalations, and a multilingual voice assistant answers grounded in this live data.</w:t>
       </w:r>
     </w:p>
     <w:p>
@@ -411,7 +411,7 @@
           <w:i w:val="0"/>
           <w:sz w:val="24"/>
         </w:rPr>
-        <w:t>The minimum lovable product is implemented in Node.js 20 with Express, a Tailwind front-end, Leaflet maps and the browser Web Speech API. It is containerised with Docker, pushed to Google Artifact Registry and served from Cloud Run in the asia-east1 region behind the custom domain localpulse.dmj.one. Cold-start latency is held under two seconds, ninety-fifth percentile request latency under two hundred milliseconds and idle cost at near zero through scale-to-zero. Future scope includes live Twitter and Reddit ingestion, Twilio production telephony, an offline-first Progressive Web Application with satellite SMS fallback, and integration with the National Disaster Management Authority data feeds.</w:t>
+        <w:t>The product is implemented in Node.js 20 with Express, a Tailwind front-end, Leaflet maps and the browser Web Speech API, with no heavy runtime dependencies. It is containerised with Docker and served from Cloud Run in the asia-east1 region behind the custom domain localpulse.dmj.one, deployed automatically on every push through a keyless GitHub Actions pipeline using Workload Identity Federation. Language-model usage is capped to a few scheduled calls per day to hold cost near zero; cold starts reload the last good result from Firestore rather than spending the model budget. The application is an installable, offline-capable Progressive Web Application for use on poor connections. Future scope includes a Twilio telephone line with Whisper for callers without smartphones, paid social-media streams (X, Reddit) for denser coverage, and SMS push alerts for severe events.</w:t>
       </w:r>
     </w:p>
     <w:p>
@@ -433,7 +433,7 @@
           <w:i/>
           <w:sz w:val="24"/>
         </w:rPr>
-        <w:t>crisis management, disaster response, NLP summarisation, multilingual voice assistant, Twilio, Whisper, GPT-4o, Cloud Run, accessibility, WCAG 2.2, DPDP Act 2023, Aatmanirbhar Bharat.</w:t>
+        <w:t>crisis management, disaster response, earth observation, satellite data fusion, sensor cross-validation, self-learning calibration, conformal prediction, ECDSA P-256 provenance, multilingual voice assistant, Gemini Flash-Lite, Node.js, Cloud Run, accessibility, WCAG 2.2, DPDP Act 2023, Aatmanirbhar Bharat.</w:t>
       </w:r>
     </w:p>
     <w:p>
@@ -733,7 +733,7 @@
                 <w:rFonts w:ascii="Times New Roman" w:hAnsi="Times New Roman" w:cs="Times New Roman" w:eastAsia="Times New Roman"/>
                 <w:sz w:val="22"/>
               </w:rPr>
-              <w:t>Voice Bot Call Flow over Twilio with Whisper and GPT-4o</w:t>
+              <w:t>In-Browser Voice Flow over the Web Speech API, Grounded in Live Data</w:t>
             </w:r>
           </w:p>
         </w:tc>
@@ -956,6 +956,71 @@
                 <w:sz w:val="22"/>
               </w:rPr>
               <w:t>38</w:t>
+            </w:r>
+          </w:p>
+        </w:tc>
+      </w:tr>
+      <w:tr>
+        <w:tc>
+          <w:tcPr>
+            <w:tcW w:type="dxa" w:w="1440"/>
+            <w:vAlign w:val="center"/>
+          </w:tcPr>
+          <w:p>
+            <w:pPr>
+              <w:spacing w:after="40" w:line="276" w:lineRule="auto"/>
+              <w:ind w:firstLine="0"/>
+              <w:jc w:val="left"/>
+            </w:pPr>
+            <w:r/>
+            <w:r>
+              <w:rPr>
+                <w:rFonts w:ascii="Times New Roman" w:hAnsi="Times New Roman" w:cs="Times New Roman" w:eastAsia="Times New Roman"/>
+                <w:sz w:val="22"/>
+              </w:rPr>
+              <w:t>Figure 7</w:t>
+            </w:r>
+          </w:p>
+        </w:tc>
+        <w:tc>
+          <w:tcPr>
+            <w:tcW w:type="dxa" w:w="6480"/>
+            <w:vAlign w:val="center"/>
+          </w:tcPr>
+          <w:p>
+            <w:pPr>
+              <w:spacing w:after="40" w:line="276" w:lineRule="auto"/>
+              <w:ind w:firstLine="0"/>
+              <w:jc w:val="left"/>
+            </w:pPr>
+            <w:r/>
+            <w:r>
+              <w:rPr>
+                <w:rFonts w:ascii="Times New Roman" w:hAnsi="Times New Roman" w:cs="Times New Roman" w:eastAsia="Times New Roman"/>
+                <w:sz w:val="22"/>
+              </w:rPr>
+              <w:t>Earth-Observation Fusion, Cross-Validation and Signed Provenance</w:t>
+            </w:r>
+          </w:p>
+        </w:tc>
+        <w:tc>
+          <w:tcPr>
+            <w:tcW w:type="dxa" w:w="1008"/>
+            <w:vAlign w:val="center"/>
+          </w:tcPr>
+          <w:p>
+            <w:pPr>
+              <w:spacing w:after="40" w:line="276" w:lineRule="auto"/>
+              <w:ind w:firstLine="0"/>
+              <w:jc w:val="left"/>
+            </w:pPr>
+            <w:r/>
+            <w:r>
+              <w:rPr>
+                <w:rFonts w:ascii="Times New Roman" w:hAnsi="Times New Roman" w:cs="Times New Roman" w:eastAsia="Times New Roman"/>
+                <w:sz w:val="22"/>
+              </w:rPr>
+              <w:t>28</w:t>
             </w:r>
           </w:p>
         </w:tc>
@@ -1460,6 +1525,71 @@
           </w:p>
         </w:tc>
       </w:tr>
+      <w:tr>
+        <w:tc>
+          <w:tcPr>
+            <w:tcW w:type="dxa" w:w="1440"/>
+            <w:vAlign w:val="center"/>
+          </w:tcPr>
+          <w:p>
+            <w:pPr>
+              <w:spacing w:after="40" w:line="276" w:lineRule="auto"/>
+              <w:ind w:firstLine="0"/>
+              <w:jc w:val="left"/>
+            </w:pPr>
+            <w:r/>
+            <w:r>
+              <w:rPr>
+                <w:rFonts w:ascii="Times New Roman" w:hAnsi="Times New Roman" w:cs="Times New Roman" w:eastAsia="Times New Roman"/>
+                <w:sz w:val="22"/>
+              </w:rPr>
+              <w:t>Table 7</w:t>
+            </w:r>
+          </w:p>
+        </w:tc>
+        <w:tc>
+          <w:tcPr>
+            <w:tcW w:type="dxa" w:w="6480"/>
+            <w:vAlign w:val="center"/>
+          </w:tcPr>
+          <w:p>
+            <w:pPr>
+              <w:spacing w:after="40" w:line="276" w:lineRule="auto"/>
+              <w:ind w:firstLine="0"/>
+              <w:jc w:val="left"/>
+            </w:pPr>
+            <w:r/>
+            <w:r>
+              <w:rPr>
+                <w:rFonts w:ascii="Times New Roman" w:hAnsi="Times New Roman" w:cs="Times New Roman" w:eastAsia="Times New Roman"/>
+                <w:sz w:val="22"/>
+              </w:rPr>
+              <w:t>Earth-Observation Sensor Adapters and Hazard Axes</w:t>
+            </w:r>
+          </w:p>
+        </w:tc>
+        <w:tc>
+          <w:tcPr>
+            <w:tcW w:type="dxa" w:w="1008"/>
+            <w:vAlign w:val="center"/>
+          </w:tcPr>
+          <w:p>
+            <w:pPr>
+              <w:spacing w:after="40" w:line="276" w:lineRule="auto"/>
+              <w:ind w:firstLine="0"/>
+              <w:jc w:val="left"/>
+            </w:pPr>
+            <w:r/>
+            <w:r>
+              <w:rPr>
+                <w:rFonts w:ascii="Times New Roman" w:hAnsi="Times New Roman" w:cs="Times New Roman" w:eastAsia="Times New Roman"/>
+                <w:sz w:val="22"/>
+              </w:rPr>
+              <w:t>27</w:t>
+            </w:r>
+          </w:p>
+        </w:tc>
+      </w:tr>
     </w:tbl>
     <w:p>
       <w:pPr>
@@ -2041,7 +2171,7 @@
           <w:rFonts w:ascii="Times New Roman" w:hAnsi="Times New Roman" w:cs="Times New Roman" w:eastAsia="Times New Roman"/>
           <w:sz w:val="24"/>
         </w:rPr>
-        <w:t>The system shall ingest public social-media posts (Twitter or X and Reddit) and surface a deduplicated, categorised feed in the responder console.</w:t>
+        <w:t>The system shall ingest public information from many free sources (local news feeds and official government alerts) and surface a deduplicated, AI-classified, deduced feed in the dashboard and responder console.</w:t>
       </w:r>
     </w:p>
     <w:p>
@@ -2063,7 +2193,7 @@
           <w:rFonts w:ascii="Times New Roman" w:hAnsi="Times New Roman" w:cs="Times New Roman" w:eastAsia="Times New Roman"/>
           <w:sz w:val="24"/>
         </w:rPr>
-        <w:t>The system shall expose JSON application programming interfaces for incidents, summaries, reports and voice intents.</w:t>
+        <w:t>The system shall verify each citizen report against live web sources using an autonomous agent and label it corroborated, unverified or contradicted, excluding contradicted reports from the risk computation.</w:t>
       </w:r>
     </w:p>
     <w:p>
@@ -2085,7 +2215,7 @@
           <w:rFonts w:ascii="Times New Roman" w:hAnsi="Times New Roman" w:cs="Times New Roman" w:eastAsia="Times New Roman"/>
           <w:sz w:val="24"/>
         </w:rPr>
-        <w:t>The system shall accept a phone call on a single Twilio number, transcribe the speech with Whisper, classify the intent and respond either with spoken information or with a forwarding action.</w:t>
+        <w:t>The system shall expose JSON application programming interfaces for incidents, summaries, hazards, decision support, reports, mutual aid and voice intents.</w:t>
       </w:r>
     </w:p>
     <w:p>
@@ -2107,7 +2237,7 @@
           <w:rFonts w:ascii="Times New Roman" w:hAnsi="Times New Roman" w:cs="Times New Roman" w:eastAsia="Times New Roman"/>
           <w:sz w:val="24"/>
         </w:rPr>
-        <w:t>The system shall surface real-time updates without requiring a manual page reload, using server-sent events or short polling.</w:t>
+        <w:t>The system shall answer a free-form question from a resident using only the live situational data, in the resident's chosen language.</w:t>
       </w:r>
     </w:p>
     <w:p>
@@ -2129,7 +2259,7 @@
           <w:rFonts w:ascii="Times New Roman" w:hAnsi="Times New Roman" w:cs="Times New Roman" w:eastAsia="Times New Roman"/>
           <w:sz w:val="24"/>
         </w:rPr>
-        <w:t>The system shall support a language switcher with at least Hindi, Punjabi, Tamil, Bengali and English locales for all visible strings.</w:t>
+        <w:t>The system shall surface real-time updates without requiring a manual page reload, using server-sent events or short polling.</w:t>
       </w:r>
     </w:p>
     <w:p>
@@ -2151,7 +2281,7 @@
           <w:rFonts w:ascii="Times New Roman" w:hAnsi="Times New Roman" w:cs="Times New Roman" w:eastAsia="Times New Roman"/>
           <w:sz w:val="24"/>
         </w:rPr>
-        <w:t>The system shall expose a public health endpoint at /healthz for liveness and a /readyz endpoint for readiness probes.</w:t>
+        <w:t>The system shall support a language switcher with at least Hindi, Punjabi, Tamil, Bengali and English locales for all visible strings.</w:t>
       </w:r>
     </w:p>
     <w:p>
@@ -2173,7 +2303,51 @@
           <w:rFonts w:ascii="Times New Roman" w:hAnsi="Times New Roman" w:cs="Times New Roman" w:eastAsia="Times New Roman"/>
           <w:sz w:val="24"/>
         </w:rPr>
-        <w:t>The system shall publish an OpenAPI specification at /api/openapi.json so that integrators can generate clients automatically.</w:t>
+        <w:t>The system shall expose a public health endpoint at /healthz for liveness, a /readyz endpoint for readiness probes and a /version endpoint reporting the build revision.</w:t>
+      </w:r>
+    </w:p>
+    <w:p>
+      <w:pPr>
+        <w:spacing w:after="80" w:line="360" w:lineRule="auto"/>
+        <w:ind w:firstLine="0" w:left="720"/>
+        <w:jc w:val="both"/>
+      </w:pPr>
+      <w:r>
+        <w:rPr>
+          <w:rFonts w:ascii="Times New Roman" w:hAnsi="Times New Roman" w:cs="Times New Roman" w:eastAsia="Times New Roman"/>
+          <w:b/>
+          <w:sz w:val="24"/>
+        </w:rPr>
+        <w:t xml:space="preserve">•  </w:t>
+      </w:r>
+      <w:r>
+        <w:rPr>
+          <w:rFonts w:ascii="Times New Roman" w:hAnsi="Times New Roman" w:cs="Times New Roman" w:eastAsia="Times New Roman"/>
+          <w:sz w:val="24"/>
+        </w:rPr>
+        <w:t>The system shall fuse multiple satellite and physical-sensor feeds into a cross-validated earth-observation hazard assessment, attach a tamper-evident, offline-verifiable provenance receipt to it, and issue a self-contained warning certificate that any party can verify without the server.</w:t>
+      </w:r>
+    </w:p>
+    <w:p>
+      <w:pPr>
+        <w:spacing w:after="80" w:line="360" w:lineRule="auto"/>
+        <w:ind w:firstLine="0" w:left="720"/>
+        <w:jc w:val="both"/>
+      </w:pPr>
+      <w:r>
+        <w:rPr>
+          <w:rFonts w:ascii="Times New Roman" w:hAnsi="Times New Roman" w:cs="Times New Roman" w:eastAsia="Times New Roman"/>
+          <w:b/>
+          <w:sz w:val="24"/>
+        </w:rPr>
+        <w:t xml:space="preserve">•  </w:t>
+      </w:r>
+      <w:r>
+        <w:rPr>
+          <w:rFonts w:ascii="Times New Roman" w:hAnsi="Times New Roman" w:cs="Times New Roman" w:eastAsia="Times New Roman"/>
+          <w:sz w:val="24"/>
+        </w:rPr>
+        <w:t>The system shall provide an evacuation-route clearance that returns a GO, CAUTION or NO_GO verdict for the path from an origin to a destination or the nearest shelter.</w:t>
       </w:r>
     </w:p>
     <w:p>
@@ -2463,7 +2637,7 @@
           <w:rFonts w:ascii="Times New Roman" w:hAnsi="Times New Roman" w:cs="Times New Roman" w:eastAsia="Times New Roman"/>
           <w:sz w:val="24"/>
         </w:rPr>
-        <w:t>Google Cloud Run in asia-east1, configured with 1 vCPU, 512 mebibytes of memory, scale-to-zero (min instances = 0) and a maximum of 2 instances on the minimum lovable product. Artifact Registry stores the container image. A custom domain mapping points localpulse.dmj.one at the service URL.</w:t>
+        <w:t>Google Cloud Run in asia-east1 (project dmjone, service localpulse), configured with 1 vCPU, 512 mebibytes of memory, scale-to-zero (min instances = 0), a maximum of 1 instance and a concurrency of 80. The image is built from source by Cloud Build on each deploy. Cloudflare fronts localpulse.dmj.one and proxies to the service URL. Firestore provides optional durability when the service runs on Google Cloud.</w:t>
       </w:r>
     </w:p>
     <w:p>
@@ -2517,7 +2691,7 @@
           <w:i w:val="0"/>
           <w:sz w:val="24"/>
         </w:rPr>
-        <w:t>The system is split into four logical layers. The presentation layer is a server-rendered HTML shell with progressive enhancement through a small client bundle. The application layer is an Express server that exposes JSON application programming interfaces and renders the HTML shell. The intelligence layer is a set of small Node-side services for summarisation and intent classification, which talk to managed AI providers when running in production. The data layer is in-memory and static for the minimum lovable product, and is Firestore plus Pub/Sub plus BigQuery in production.</w:t>
+        <w:t>The system is split into four logical layers. The presentation layer is a server-rendered HTML shell with progressive enhancement through a small client bundle and an offline service worker. The application layer is an Express server that exposes JSON APIs, a versioned delta-sync endpoint and a Server-Sent-Events live stream. The intelligence layer is a set of Node services that fuse forty-plus free feeds, classify, geocode and translate with a Gemini Flash-Lite model, and verify citizen reports with an agentic web search. The data layer is an in-memory live store backed by Firestore for durable reports, the cold-start snapshot, push subscriptions and the vulnerable-person registry.</w:t>
       </w:r>
     </w:p>
     <w:p>
@@ -2687,7 +2861,7 @@
                 <w:rFonts w:ascii="Times New Roman" w:hAnsi="Times New Roman" w:cs="Times New Roman" w:eastAsia="Times New Roman"/>
                 <w:sz w:val="22"/>
               </w:rPr>
-              <w:t>Node.js 20, ~600 lines, handles routing, server-side rendering and JSON APIs.</w:t>
+              <w:t>Node.js 20, single container; routing, server-side rendering, JSON APIs, delta-sync and the SSE live stream.</w:t>
             </w:r>
           </w:p>
         </w:tc>
@@ -2733,7 +2907,7 @@
                 <w:rFonts w:ascii="Times New Roman" w:hAnsi="Times New Roman" w:cs="Times New Roman" w:eastAsia="Times New Roman"/>
                 <w:sz w:val="22"/>
               </w:rPr>
-              <w:t>HTML, Tailwind CSS via CDN, vanilla JavaScript, Leaflet for maps.</w:t>
+              <w:t>HTML, Tailwind via CDN, vanilla JavaScript, Leaflet maps, and an offline service worker (installable PWA).</w:t>
             </w:r>
           </w:p>
         </w:tc>
@@ -2756,7 +2930,7 @@
                 <w:rFonts w:ascii="Times New Roman" w:hAnsi="Times New Roman" w:cs="Times New Roman" w:eastAsia="Times New Roman"/>
                 <w:sz w:val="22"/>
               </w:rPr>
-              <w:t>Locale Bundle</w:t>
+              <w:t>Source Registry (sources.js)</w:t>
             </w:r>
           </w:p>
         </w:tc>
@@ -2777,7 +2951,7 @@
                 <w:rFonts w:ascii="Times New Roman" w:hAnsi="Times New Roman" w:cs="Times New Roman" w:eastAsia="Times New Roman"/>
                 <w:sz w:val="22"/>
               </w:rPr>
-              <w:t>JSON files per language under /public/i18n; chosen by Accept-Language with manual override.</w:t>
+              <w:t>40+ free, no-key feeds: Google News per Himachal district plus national, regional and Hindi RSS, fetched in parallel.</w:t>
             </w:r>
           </w:p>
         </w:tc>
@@ -2801,7 +2975,7 @@
                 <w:rFonts w:ascii="Times New Roman" w:hAnsi="Times New Roman" w:cs="Times New Roman" w:eastAsia="Times New Roman"/>
                 <w:sz w:val="22"/>
               </w:rPr>
-              <w:t>Mock Data Source</w:t>
+              <w:t>Hazard Feeds (hazards.js)</w:t>
             </w:r>
           </w:p>
         </w:tc>
@@ -2823,7 +2997,7 @@
                 <w:rFonts w:ascii="Times New Roman" w:hAnsi="Times New Roman" w:cs="Times New Roman" w:eastAsia="Times New Roman"/>
                 <w:sz w:val="22"/>
               </w:rPr>
-              <w:t>JSON files under /data/ that mirror the production schema for incidents and social posts.</w:t>
+              <w:t>Open-Meteo weather / air-quality / river-discharge, USGS earthquakes, NASA EONET events, and official NDMA Sachet + GDACS alerts.</w:t>
             </w:r>
           </w:p>
         </w:tc>
@@ -2846,7 +3020,7 @@
                 <w:rFonts w:ascii="Times New Roman" w:hAnsi="Times New Roman" w:cs="Times New Roman" w:eastAsia="Times New Roman"/>
                 <w:sz w:val="22"/>
               </w:rPr>
-              <w:t>Summariser Service</w:t>
+              <w:t>Triage Brain (brain.js)</w:t>
             </w:r>
           </w:p>
         </w:tc>
@@ -2867,7 +3041,7 @@
                 <w:rFonts w:ascii="Times New Roman" w:hAnsi="Times New Roman" w:cs="Times New Roman" w:eastAsia="Times New Roman"/>
                 <w:sz w:val="22"/>
               </w:rPr>
-              <w:t>Plain function in MLP; calls GPT-4o with a structured-output schema in production.</w:t>
+              <w:t>Gemini Flash-Lite for relevance, category, severity, geocoding and five-language translation; free keyword heuristic as fallback.</w:t>
             </w:r>
           </w:p>
         </w:tc>
@@ -2891,7 +3065,7 @@
                 <w:rFonts w:ascii="Times New Roman" w:hAnsi="Times New Roman" w:cs="Times New Roman" w:eastAsia="Times New Roman"/>
                 <w:sz w:val="22"/>
               </w:rPr>
-              <w:t>Voice Intent Service</w:t>
+              <w:t>Agentic Verifier (verify.js)</w:t>
             </w:r>
           </w:p>
         </w:tc>
@@ -2913,7 +3087,7 @@
                 <w:rFonts w:ascii="Times New Roman" w:hAnsi="Times New Roman" w:cs="Times New Roman" w:eastAsia="Times New Roman"/>
                 <w:sz w:val="22"/>
               </w:rPr>
-              <w:t>Web Speech API in browser for MLP; Twilio webhook + Whisper + GPT-4o in production.</w:t>
+              <w:t>Gemini with the Google Search tool cross-checks each citizen report and returns a verdict: corroborated, unverified or contradicted.</w:t>
             </w:r>
           </w:p>
         </w:tc>
@@ -2936,7 +3110,7 @@
                 <w:rFonts w:ascii="Times New Roman" w:hAnsi="Times New Roman" w:cs="Times New Roman" w:eastAsia="Times New Roman"/>
                 <w:sz w:val="22"/>
               </w:rPr>
-              <w:t>Pub/Sub Topic (production)</w:t>
+              <w:t>Decision Engine (dss.js)</w:t>
             </w:r>
           </w:p>
         </w:tc>
@@ -2957,7 +3131,7 @@
                 <w:rFonts w:ascii="Times New Roman" w:hAnsi="Times New Roman" w:cs="Times New Roman" w:eastAsia="Times New Roman"/>
                 <w:sz w:val="22"/>
               </w:rPr>
-              <w:t>incidents-v1; ingest workers publish, all consumers fan-out subscribe.</w:t>
+              <w:t>Spatially-scoped, time-decayed risk level and recommendations, with cross-source early-warning and a predictive nowcast.</w:t>
             </w:r>
           </w:p>
         </w:tc>
@@ -2981,7 +3155,7 @@
                 <w:rFonts w:ascii="Times New Roman" w:hAnsi="Times New Roman" w:cs="Times New Roman" w:eastAsia="Times New Roman"/>
                 <w:sz w:val="22"/>
               </w:rPr>
-              <w:t>Firestore Collections (production)</w:t>
+              <w:t>Facilities (facilities.js)</w:t>
             </w:r>
           </w:p>
         </w:tc>
@@ -3003,7 +3177,7 @@
                 <w:rFonts w:ascii="Times New Roman" w:hAnsi="Times New Roman" w:cs="Times New Roman" w:eastAsia="Times New Roman"/>
                 <w:sz w:val="22"/>
               </w:rPr>
-              <w:t>incidents, summaries, reports; document IDs are KSUIDs.</w:t>
+              <w:t>Real relief points (hospitals, police, community centres, schools) from the OpenStreetMap Overpass API.</w:t>
             </w:r>
           </w:p>
         </w:tc>
@@ -3026,7 +3200,7 @@
                 <w:rFonts w:ascii="Times New Roman" w:hAnsi="Times New Roman" w:cs="Times New Roman" w:eastAsia="Times New Roman"/>
                 <w:sz w:val="22"/>
               </w:rPr>
-              <w:t>BigQuery Dataset (production)</w:t>
+              <w:t>Persistence (persist.js + Firestore)</w:t>
             </w:r>
           </w:p>
         </w:tc>
@@ -3047,7 +3221,7 @@
                 <w:rFonts w:ascii="Times New Roman" w:hAnsi="Times New Roman" w:cs="Times New Roman" w:eastAsia="Times New Roman"/>
                 <w:sz w:val="22"/>
               </w:rPr>
-              <w:t>localpulse_analytics, partitioned by day, for trend queries.</w:t>
+              <w:t>Reports, mutual-aid, vulnerable-person registry, missing persons, push subscriptions and an HMAC-signed cold-start snapshot.</w:t>
             </w:r>
           </w:p>
         </w:tc>
@@ -3071,7 +3245,7 @@
                 <w:rFonts w:ascii="Times New Roman" w:hAnsi="Times New Roman" w:cs="Times New Roman" w:eastAsia="Times New Roman"/>
                 <w:sz w:val="22"/>
               </w:rPr>
-              <w:t>Cloud Logging and Trace</w:t>
+              <w:t>Web Push (push.js)</w:t>
             </w:r>
           </w:p>
         </w:tc>
@@ -3093,7 +3267,277 @@
                 <w:rFonts w:ascii="Times New Roman" w:hAnsi="Times New Roman" w:cs="Times New Roman" w:eastAsia="Times New Roman"/>
                 <w:sz w:val="22"/>
               </w:rPr>
-              <w:t>Receives structured logs and OpenTelemetry traces from every request.</w:t>
+              <w:t>VAPID notifications, locality-scoped so only subscribers near a verified event are alerted.</w:t>
+            </w:r>
+          </w:p>
+        </w:tc>
+      </w:tr>
+      <w:tr>
+        <w:tc>
+          <w:tcPr>
+            <w:tcW w:type="dxa" w:w="3168"/>
+            <w:vAlign w:val="center"/>
+          </w:tcPr>
+          <w:p>
+            <w:pPr>
+              <w:spacing w:after="40" w:line="276" w:lineRule="auto"/>
+              <w:ind w:firstLine="0"/>
+              <w:jc w:val="left"/>
+            </w:pPr>
+            <w:r/>
+            <w:r>
+              <w:rPr>
+                <w:rFonts w:ascii="Times New Roman" w:hAnsi="Times New Roman" w:cs="Times New Roman" w:eastAsia="Times New Roman"/>
+                <w:sz w:val="22"/>
+              </w:rPr>
+              <w:t>Live Feed (livefeed.js)</w:t>
+            </w:r>
+          </w:p>
+        </w:tc>
+        <w:tc>
+          <w:tcPr>
+            <w:tcW w:type="dxa" w:w="5760"/>
+            <w:vAlign w:val="center"/>
+          </w:tcPr>
+          <w:p>
+            <w:pPr>
+              <w:spacing w:after="40" w:line="276" w:lineRule="auto"/>
+              <w:ind w:firstLine="0"/>
+              <w:jc w:val="left"/>
+            </w:pPr>
+            <w:r/>
+            <w:r>
+              <w:rPr>
+                <w:rFonts w:ascii="Times New Roman" w:hAnsi="Times New Roman" w:cs="Times New Roman" w:eastAsia="Times New Roman"/>
+                <w:sz w:val="22"/>
+              </w:rPr>
+              <w:t>A shared poller that broadcasts new items from all sources to the SSE pulse stream in real time, with no model calls.</w:t>
+            </w:r>
+          </w:p>
+        </w:tc>
+      </w:tr>
+      <w:tr>
+        <w:tc>
+          <w:tcPr>
+            <w:tcW w:type="dxa" w:w="3168"/>
+            <w:vAlign w:val="center"/>
+            <w:shd w:val="clear" w:color="auto" w:fill="F2F2F2"/>
+          </w:tcPr>
+          <w:p>
+            <w:pPr>
+              <w:spacing w:after="40" w:line="276" w:lineRule="auto"/>
+              <w:ind w:firstLine="0"/>
+              <w:jc w:val="left"/>
+            </w:pPr>
+            <w:r/>
+            <w:r>
+              <w:rPr>
+                <w:rFonts w:ascii="Times New Roman" w:hAnsi="Times New Roman" w:cs="Times New Roman" w:eastAsia="Times New Roman"/>
+                <w:sz w:val="22"/>
+              </w:rPr>
+              <w:t>EO Fusion (services/eo/fusion.js)</w:t>
+            </w:r>
+          </w:p>
+        </w:tc>
+        <w:tc>
+          <w:tcPr>
+            <w:tcW w:type="dxa" w:w="5760"/>
+            <w:vAlign w:val="center"/>
+            <w:shd w:val="clear" w:color="auto" w:fill="F2F2F2"/>
+          </w:tcPr>
+          <w:p>
+            <w:pPr>
+              <w:spacing w:after="40" w:line="276" w:lineRule="auto"/>
+              <w:ind w:firstLine="0"/>
+              <w:jc w:val="left"/>
+            </w:pPr>
+            <w:r/>
+            <w:r>
+              <w:rPr>
+                <w:rFonts w:ascii="Times New Roman" w:hAnsi="Times New Roman" w:cs="Times New Roman" w:eastAsia="Times New Roman"/>
+                <w:sz w:val="22"/>
+              </w:rPr>
+              <w:t>Runs 13 satellite/sensor adapters in parallel through a per-geocell TTL cache, cross-validates per hazard axis and emits one confidence-weighted assessment.</w:t>
+            </w:r>
+          </w:p>
+        </w:tc>
+      </w:tr>
+      <w:tr>
+        <w:tc>
+          <w:tcPr>
+            <w:tcW w:type="dxa" w:w="3168"/>
+            <w:vAlign w:val="center"/>
+          </w:tcPr>
+          <w:p>
+            <w:pPr>
+              <w:spacing w:after="40" w:line="276" w:lineRule="auto"/>
+              <w:ind w:firstLine="0"/>
+              <w:jc w:val="left"/>
+            </w:pPr>
+            <w:r/>
+            <w:r>
+              <w:rPr>
+                <w:rFonts w:ascii="Times New Roman" w:hAnsi="Times New Roman" w:cs="Times New Roman" w:eastAsia="Times New Roman"/>
+                <w:sz w:val="22"/>
+              </w:rPr>
+              <w:t>EO World Engine (world.js, skill.js)</w:t>
+            </w:r>
+          </w:p>
+        </w:tc>
+        <w:tc>
+          <w:tcPr>
+            <w:tcW w:type="dxa" w:w="5760"/>
+            <w:vAlign w:val="center"/>
+          </w:tcPr>
+          <w:p>
+            <w:pPr>
+              <w:spacing w:after="40" w:line="276" w:lineRule="auto"/>
+              <w:ind w:firstLine="0"/>
+              <w:jc w:val="left"/>
+            </w:pPr>
+            <w:r/>
+            <w:r>
+              <w:rPr>
+                <w:rFonts w:ascii="Times New Roman" w:hAnsi="Times New Roman" w:cs="Times New Roman" w:eastAsia="Times New Roman"/>
+                <w:sz w:val="22"/>
+              </w:rPr>
+              <w:t>Per-region ensemble of competing Platt-calibration engines scored by Brier; outcome-verified and persisted across cold starts.</w:t>
+            </w:r>
+          </w:p>
+        </w:tc>
+      </w:tr>
+      <w:tr>
+        <w:tc>
+          <w:tcPr>
+            <w:tcW w:type="dxa" w:w="3168"/>
+            <w:vAlign w:val="center"/>
+            <w:shd w:val="clear" w:color="auto" w:fill="F2F2F2"/>
+          </w:tcPr>
+          <w:p>
+            <w:pPr>
+              <w:spacing w:after="40" w:line="276" w:lineRule="auto"/>
+              <w:ind w:firstLine="0"/>
+              <w:jc w:val="left"/>
+            </w:pPr>
+            <w:r/>
+            <w:r>
+              <w:rPr>
+                <w:rFonts w:ascii="Times New Roman" w:hAnsi="Times New Roman" w:cs="Times New Roman" w:eastAsia="Times New Roman"/>
+                <w:sz w:val="22"/>
+              </w:rPr>
+              <w:t>EO Provenance and Certificates (provenance.js, certificate.js)</w:t>
+            </w:r>
+          </w:p>
+        </w:tc>
+        <w:tc>
+          <w:tcPr>
+            <w:tcW w:type="dxa" w:w="5760"/>
+            <w:vAlign w:val="center"/>
+            <w:shd w:val="clear" w:color="auto" w:fill="F2F2F2"/>
+          </w:tcPr>
+          <w:p>
+            <w:pPr>
+              <w:spacing w:after="40" w:line="276" w:lineRule="auto"/>
+              <w:ind w:firstLine="0"/>
+              <w:jc w:val="left"/>
+            </w:pPr>
+            <w:r/>
+            <w:r>
+              <w:rPr>
+                <w:rFonts w:ascii="Times New Roman" w:hAnsi="Times New Roman" w:cs="Times New Roman" w:eastAsia="Times New Roman"/>
+                <w:sz w:val="22"/>
+              </w:rPr>
+              <w:t>ECDSA P-256 signatures over canonical JSON, hash-chained receipts and self-contained, offline-verifiable warning certificates.</w:t>
+            </w:r>
+          </w:p>
+        </w:tc>
+      </w:tr>
+      <w:tr>
+        <w:tc>
+          <w:tcPr>
+            <w:tcW w:type="dxa" w:w="3168"/>
+            <w:vAlign w:val="center"/>
+          </w:tcPr>
+          <w:p>
+            <w:pPr>
+              <w:spacing w:after="40" w:line="276" w:lineRule="auto"/>
+              <w:ind w:firstLine="0"/>
+              <w:jc w:val="left"/>
+            </w:pPr>
+            <w:r/>
+            <w:r>
+              <w:rPr>
+                <w:rFonts w:ascii="Times New Roman" w:hAnsi="Times New Roman" w:cs="Times New Roman" w:eastAsia="Times New Roman"/>
+                <w:sz w:val="22"/>
+              </w:rPr>
+              <w:t>EO Route Clearance (route.js)</w:t>
+            </w:r>
+          </w:p>
+        </w:tc>
+        <w:tc>
+          <w:tcPr>
+            <w:tcW w:type="dxa" w:w="5760"/>
+            <w:vAlign w:val="center"/>
+          </w:tcPr>
+          <w:p>
+            <w:pPr>
+              <w:spacing w:after="40" w:line="276" w:lineRule="auto"/>
+              <w:ind w:firstLine="0"/>
+              <w:jc w:val="left"/>
+            </w:pPr>
+            <w:r/>
+            <w:r>
+              <w:rPr>
+                <w:rFonts w:ascii="Times New Roman" w:hAnsi="Times New Roman" w:cs="Times New Roman" w:eastAsia="Times New Roman"/>
+                <w:sz w:val="22"/>
+              </w:rPr>
+              <w:t>Latency-aware GO/CAUTION/NO_GO evacuation-route verdict to a destination or the nearest shelter, with a Route Clearance Certificate.</w:t>
+            </w:r>
+          </w:p>
+        </w:tc>
+      </w:tr>
+      <w:tr>
+        <w:tc>
+          <w:tcPr>
+            <w:tcW w:type="dxa" w:w="3168"/>
+            <w:vAlign w:val="center"/>
+            <w:shd w:val="clear" w:color="auto" w:fill="F2F2F2"/>
+          </w:tcPr>
+          <w:p>
+            <w:pPr>
+              <w:spacing w:after="40" w:line="276" w:lineRule="auto"/>
+              <w:ind w:firstLine="0"/>
+              <w:jc w:val="left"/>
+            </w:pPr>
+            <w:r/>
+            <w:r>
+              <w:rPr>
+                <w:rFonts w:ascii="Times New Roman" w:hAnsi="Times New Roman" w:cs="Times New Roman" w:eastAsia="Times New Roman"/>
+                <w:sz w:val="22"/>
+              </w:rPr>
+              <w:t>Cloud Logging</w:t>
+            </w:r>
+          </w:p>
+        </w:tc>
+        <w:tc>
+          <w:tcPr>
+            <w:tcW w:type="dxa" w:w="5760"/>
+            <w:vAlign w:val="center"/>
+            <w:shd w:val="clear" w:color="auto" w:fill="F2F2F2"/>
+          </w:tcPr>
+          <w:p>
+            <w:pPr>
+              <w:spacing w:after="40" w:line="276" w:lineRule="auto"/>
+              <w:ind w:firstLine="0"/>
+              <w:jc w:val="left"/>
+            </w:pPr>
+            <w:r/>
+            <w:r>
+              <w:rPr>
+                <w:rFonts w:ascii="Times New Roman" w:hAnsi="Times New Roman" w:cs="Times New Roman" w:eastAsia="Times New Roman"/>
+                <w:sz w:val="22"/>
+              </w:rPr>
+              <w:t>Structured JSON logs with a correlation ID on every request.</w:t>
             </w:r>
           </w:p>
         </w:tc>
@@ -3123,7 +3567,7 @@
           <w:i w:val="0"/>
           <w:sz w:val="24"/>
         </w:rPr>
-        <w:t>Public posts arrive at the ingest worker every sixty seconds through the Twitter API v2 filtered stream and the Reddit listing endpoint scoped to the configured subreddit list. The worker normalises each post into a canonical event with fields source, source_id, author_hash, text, language, lat, lon and observed_at. It publishes the event to the Pub/Sub topic incidents-v1.</w:t>
+        <w:t>When the token-guarded ingestion trigger /tasks/ingest fires, the source registry fetches more than forty free, no-key feeds in parallel: Google News queries scoped to each Himachal district, national and regional RSS in English and Hindi, the IMD and NDMA alert feeds, and an optional Reddit listing. Each item is normalised into a canonical event with fields source, id, text, language, lat, lng and observed time.</w:t>
       </w:r>
     </w:p>
     <w:p>
@@ -3137,7 +3581,7 @@
           <w:i w:val="0"/>
           <w:sz w:val="24"/>
         </w:rPr>
-        <w:t>A subscriber, the dedupe-and-classify worker, pulls events in batches of fifty. It first computes a SimHash of the normalised text and discards events whose hash is within a Hamming distance of three of any event seen in the last fifteen minutes. It then sends the surviving events to a small zero-shot classifier with the five category labels. The classifier returns the top label and a confidence score.</w:t>
+        <w:t>The triage stage deduplicates and clusters near-identical items, then passes the survivors to a Gemini Flash-Lite model that scores relevance, assigns a category (road, shelter, power, water, medical, rumour) and a severity, geolocates the named place and translates the result into the five supported languages. A keyword heuristic stands in when the model key is unset, so the pipeline never hard-fails. This is the only path that ever spends the model budget.</w:t>
       </w:r>
     </w:p>
     <w:p>
@@ -3151,7 +3595,7 @@
           <w:i w:val="0"/>
           <w:sz w:val="24"/>
         </w:rPr>
-        <w:t>Classified events are written to Firestore under the incidents collection and re-published on a downstream topic incidents-classified. A second subscriber, the summariser, pulls the last fifteen minutes of events for each category and prompts GPT-4o with a fixed system prompt and a JSON output schema. The schema enforces five short status lines, one per category. The result is written to the summaries collection with a server timestamp.</w:t>
+        <w:t>Classified incidents land in the in-memory live store, which keeps a monotonic version counter for delta-sync. Where the service runs on Google Cloud Run, the durable writes (resident reports, mutual-aid, the vulnerable-person registry, push subscriptions and the cold-start snapshot) are mirrored to Firestore over its REST API, authenticated by the Cloud Run metadata token; off Google Cloud, the same code degrades to in-memory only with no behavioural change.</w:t>
       </w:r>
     </w:p>
     <w:p>
@@ -3165,7 +3609,7 @@
           <w:i w:val="0"/>
           <w:sz w:val="24"/>
         </w:rPr>
-        <w:t>On the read path, the dashboard issues a GET to /api/summary?town=solan, which reads the latest summary document from Firestore. It also opens a server-sent events connection to /api/incidents/stream, which pushes any new incident document through a Firestore snapshot listener. A small client-side reconciler merges new events into the map.</w:t>
+        <w:t>On the read path, the dashboard issues a GET to /api/summary and a GET to /api/sync, the latter returning 304 Not Modified when the client already holds the current version. It also opens an EventSource against /api/pulse, a Server-Sent-Events stream that replays the latest incidents and a stat snapshot on connect, then broadcasts new items, stat refreshes and periodic ping heartbeats live as the shared poller sees them, with no model calls on the stream.</w:t>
       </w:r>
     </w:p>
     <w:p>
@@ -3179,7 +3623,7 @@
           <w:i w:val="0"/>
           <w:sz w:val="24"/>
         </w:rPr>
-        <w:t>On the voice path, an incoming call hits a Twilio number. Twilio posts the call to a webhook served by Cloud Run. The handler streams the audio to Whisper, gets a transcript, sends the transcript to a small intent classifier, and replies with TwiML that either speaks an answer via Polly Neural voices or transfers the call to a local control-room number. The transcript and the intent are persisted to the reports collection.</w:t>
+        <w:t>On the voice path, the browser uses the Web Speech API: SpeechRecognition captures the spoken query and POSTs the transcript to /api/voice/intent, which classifies the intent and returns a reply grounded in the live incident and facility data, and SpeechSynthesis speaks it back. There is no telephony dependency in the shipped product; a Twilio line for non-smartphone callers is documented under future scope.</w:t>
       </w:r>
     </w:p>
     <w:p>
@@ -3259,7 +3703,7 @@
           <w:i w:val="0"/>
           <w:sz w:val="24"/>
         </w:rPr>
-        <w:t>All public application programming interfaces follow REST conventions, are versioned under /api/v1/, return JSON encoded as UTF-8, accept and emit ISO 8601 timestamps, and produce errors in the shape {error: {code, message, details}}. Mutations require an idempotency key passed in the Idempotency-Key header. Pagination is cursor-based with a next_cursor field. Rate limits are enforced per endpoint and per anonymous client identifier with a Retry-After header.</w:t>
+        <w:t>All public application programming interfaces are exposed on a flat /api surface (for example /api/incidents, /api/eo, /api/report), return JSON encoded as UTF-8, accept and emit ISO 8601 timestamps, and produce errors in the shape {error, code, requestId}. The read endpoints are deliberately cacheable: /api/sync implements an ETag-based delta-sync that returns 304 Not Modified when the client already holds the current monotonic version, and the coarse earth-observation read carries Cache-Control with s-maxage and stale-while-revalidate so a Cloudflare edge can serve nearby users without waking the origin. The only privileged route, the ingestion trigger at /tasks/ingest, is guarded by a constant-time token comparison and stays disabled until INGEST_TOKEN is set.</w:t>
       </w:r>
     </w:p>
     <w:p>
@@ -3286,7 +3730,7 @@
           <w:i w:val="0"/>
           <w:sz w:val="24"/>
         </w:rPr>
-        <w:t>In the minimum lovable product, the data plane is a small set of JSON files mounted into the container and read on boot. A request handler filters the in-memory list by query parameters and returns the slice. Writes are append-only to a process-local array and are not persisted across instances; the design accepts this because the demo is meant to show the user-facing behaviour rather than the persistence story.</w:t>
+        <w:t>The data plane is an in-memory live store (data/store.js) that holds the current incidents, facilities and metadata, and exposes a single monotonic version number. A read handler filters the in-memory list by query parameters and returns the slice; /api/sync compares the client's version against the store's and answers 304 Not Modified when nothing has changed, so a returning client transfers only deltas. Keeping the hot path in process is what lets the service boot fast and scale to zero without a database round-trip on every request.</w:t>
       </w:r>
     </w:p>
     <w:p>
@@ -3300,7 +3744,7 @@
           <w:i w:val="0"/>
           <w:sz w:val="24"/>
         </w:rPr>
-        <w:t>In production, Firestore in Native mode holds three collections. The incidents collection stores one document per classified post or resident report. The summaries collection stores one document per town per minute. The reports collection stores resident-submitted incidents and voice-bot reports. Each document carries a server-assigned timestamp, a town code and a content type. Pub/Sub topics carry events; BigQuery scheduled queries roll up daily metrics.</w:t>
+        <w:t>Durability is an optional layer, not a hard dependency. The persistence module (services/persist.js) talks to Firestore over its REST API, authenticated by the Cloud Run metadata token, and stores the records that must survive a cold start: resident reports, mutual-aid offers and needs, the vulnerable-person registry, missing-person reports, push subscriptions and a snapshot of the last good situational state plus the provenance ledger head. When the service runs anywhere other than Google Cloud, the same calls become no-ops and the application keeps working in memory. There is no relational schema, no message broker and no analytics warehouse in the deployed system; the dependency surface is deliberately just express, compression and web-push, with Firestore access and all cryptography hand-rolled against the standard library.</w:t>
       </w:r>
     </w:p>
     <w:p>
@@ -3327,7 +3771,7 @@
           <w:i w:val="0"/>
           <w:sz w:val="24"/>
         </w:rPr>
-        <w:t>The threat model follows STRIDE. Spoofing of resident reports is mitigated by a per-session anonymous identifier issued via a signed cookie and by a CAPTCHA gate on report submission when traffic spikes. Tampering is prevented end to end by Transport Layer Security 1.3 with HTTP Strict Transport Security pinned to one year. Repudiation is discouraged by structured audit logs that record the sanitised payload, the correlation identifier and the route. Information disclosure is contained by a strict allow-list Content Security Policy, by Cross-Origin Resource Sharing locked to first-party origins, by Subresource Integrity hashes on every CDN script and by field-level encryption (AES-256-GCM) for any caller phone number passed from Twilio. Denial of service is dampened by Cloud Armor rate rules at the edge and per-route token-bucket limits at the application. Elevation of privilege is constrained by least-privilege service accounts that hold only the Pub/Sub publisher and Firestore user roles they require.</w:t>
+        <w:t>The threat model follows STRIDE. Spoofing of resident reports is mitigated by a per-session anonymous identifier issued via a signed cookie and by a CAPTCHA gate on report submission when traffic spikes. Tampering is prevented end to end by Transport Layer Security 1.3 with HTTP Strict Transport Security pinned to one year. Repudiation is discouraged by structured audit logs that record the sanitised payload, the correlation identifier and the route. Information disclosure is contained by a strict allow-list Content Security Policy, by Cross-Origin Resource Sharing locked to first-party origins, by Subresource Integrity hashes on every CDN script and by collecting no personal identifiers on the report form at all. Denial of service is absorbed at the Cloudflare edge in front of the service, while the origin holds the hot path in memory so that a flood of reads is answered without a database round-trip. Elevation of privilege is constrained by a least-privilege Cloud Run service account, keyless deploys through Workload Identity Federation, and a single privileged route (/tasks/ingest) gated by a constant-time token comparison that stays disabled until the token is configured. Every response carries the security headers set in the server: x-powered-by disabled, a strict Content-Security-Policy, HTTP Strict Transport Security with a two-year max-age and preload, X-Frame-Options DENY, X-Content-Type-Options nosniff, Referrer-Policy and Permissions-Policy.</w:t>
       </w:r>
     </w:p>
     <w:p>
@@ -3341,7 +3785,7 @@
           <w:i w:val="0"/>
           <w:sz w:val="24"/>
         </w:rPr>
-        <w:t>Data residency follows the Digital Personal Data Protection Act, 2023. The Cloud Run service, the Firestore database, the Pub/Sub topics and the Cloud Logging buckets are all pinned to asia-east1, which is the Taiwan region nearest to Indian users while being inside the Asia-Pacific data perimeter; production rollout will move to asia-south1 (Mumbai) or asia-south2 (Delhi) for in-country residency. No personally identifiable information is recorded in logs, error messages or query strings.</w:t>
+        <w:t>Data residency follows the Digital Personal Data Protection Act, 2023. The Cloud Run service, its logs and the optional Firestore database are pinned to asia-east1, the Taiwan region nearest to Indian users while being inside the Asia-Pacific data perimeter; an in-country rollout would move to asia-south1 (Mumbai) or asia-south2 (Delhi). Because the report form collects no name, email or phone number, there is no resident personal data to reside anywhere, and none is recorded in logs, error messages or query strings.</w:t>
       </w:r>
     </w:p>
     <w:p>
@@ -3505,7 +3949,7 @@
                 <w:rFonts w:ascii="Times New Roman" w:hAnsi="Times New Roman" w:cs="Times New Roman" w:eastAsia="Times New Roman"/>
                 <w:sz w:val="22"/>
               </w:rPr>
-              <w:t>Anonymous signed-cookie session, CAPTCHA gate on spike.</w:t>
+              <w:t>Agentic verifier drops contradicted reports; cross-source corroboration gates trust.</w:t>
             </w:r>
           </w:p>
         </w:tc>
@@ -3551,7 +3995,7 @@
                 <w:rFonts w:ascii="Times New Roman" w:hAnsi="Times New Roman" w:cs="Times New Roman" w:eastAsia="Times New Roman"/>
                 <w:sz w:val="22"/>
               </w:rPr>
-              <w:t>Man-in-the-middle on transit</w:t>
+              <w:t>Man-in-the-middle; forged hazard warning</w:t>
             </w:r>
           </w:p>
         </w:tc>
@@ -3573,7 +4017,7 @@
                 <w:rFonts w:ascii="Times New Roman" w:hAnsi="Times New Roman" w:cs="Times New Roman" w:eastAsia="Times New Roman"/>
                 <w:sz w:val="22"/>
               </w:rPr>
-              <w:t>TLS 1.3, HSTS preload, SRI hashes on CDN scripts.</w:t>
+              <w:t>TLS 1.3, HSTS preload, SRI; ECDSA P-256 hash-chained provenance on every EO warning.</w:t>
             </w:r>
           </w:p>
         </w:tc>
@@ -3617,7 +4061,7 @@
                 <w:rFonts w:ascii="Times New Roman" w:hAnsi="Times New Roman" w:cs="Times New Roman" w:eastAsia="Times New Roman"/>
                 <w:sz w:val="22"/>
               </w:rPr>
-              <w:t>Disputed actions</w:t>
+              <w:t>Disputed or backdated warning</w:t>
             </w:r>
           </w:p>
         </w:tc>
@@ -3638,7 +4082,7 @@
                 <w:rFonts w:ascii="Times New Roman" w:hAnsi="Times New Roman" w:cs="Times New Roman" w:eastAsia="Times New Roman"/>
                 <w:sz w:val="22"/>
               </w:rPr>
-              <w:t>Structured audit logs with correlation identifier.</w:t>
+              <w:t>Structured audit logs with correlation IDs; tamper-evident, offline-verifiable certificate chain.</w:t>
             </w:r>
           </w:p>
         </w:tc>
@@ -3684,7 +4128,7 @@
                 <w:rFonts w:ascii="Times New Roman" w:hAnsi="Times New Roman" w:cs="Times New Roman" w:eastAsia="Times New Roman"/>
                 <w:sz w:val="22"/>
               </w:rPr>
-              <w:t>Leak of caller phone numbers</w:t>
+              <w:t>Leak of personal data</w:t>
             </w:r>
           </w:p>
         </w:tc>
@@ -3706,7 +4150,7 @@
                 <w:rFonts w:ascii="Times New Roman" w:hAnsi="Times New Roman" w:cs="Times New Roman" w:eastAsia="Times New Roman"/>
                 <w:sz w:val="22"/>
               </w:rPr>
-              <w:t>AES-256-GCM at rest, no PII in logs/URLs.</w:t>
+              <w:t>Report form collects no name, email or phone; no PII in logs or URLs.</w:t>
             </w:r>
           </w:p>
         </w:tc>
@@ -3750,7 +4194,7 @@
                 <w:rFonts w:ascii="Times New Roman" w:hAnsi="Times New Roman" w:cs="Times New Roman" w:eastAsia="Times New Roman"/>
                 <w:sz w:val="22"/>
               </w:rPr>
-              <w:t>Flood of fake reports</w:t>
+              <w:t>Flood of requests</w:t>
             </w:r>
           </w:p>
         </w:tc>
@@ -3771,7 +4215,7 @@
                 <w:rFonts w:ascii="Times New Roman" w:hAnsi="Times New Roman" w:cs="Times New Roman" w:eastAsia="Times New Roman"/>
                 <w:sz w:val="22"/>
               </w:rPr>
-              <w:t>Cloud Armor edge limits, per-route token bucket.</w:t>
+              <w:t>Cloudflare edge absorbs floods; hot read path served from memory, no DB round-trip.</w:t>
             </w:r>
           </w:p>
         </w:tc>
@@ -3817,7 +4261,7 @@
                 <w:rFonts w:ascii="Times New Roman" w:hAnsi="Times New Roman" w:cs="Times New Roman" w:eastAsia="Times New Roman"/>
                 <w:sz w:val="22"/>
               </w:rPr>
-              <w:t>Compromised service account</w:t>
+              <w:t>Compromised account; budget abuse</w:t>
             </w:r>
           </w:p>
         </w:tc>
@@ -3839,7 +4283,7 @@
                 <w:rFonts w:ascii="Times New Roman" w:hAnsi="Times New Roman" w:cs="Times New Roman" w:eastAsia="Times New Roman"/>
                 <w:sz w:val="22"/>
               </w:rPr>
-              <w:t>Least-privilege IAM, no long-lived keys, WIF.</w:t>
+              <w:t>Least-privilege Cloud Run SA, keyless WIF; /tasks/ingest gated by constant-time token.</w:t>
             </w:r>
           </w:p>
         </w:tc>
@@ -3869,7 +4313,7 @@
           <w:i w:val="0"/>
           <w:sz w:val="24"/>
         </w:rPr>
-        <w:t>The deployment topology is intentionally short. A user request resolves localpulse.dmj.one through Cloud DNS to a Google front-end. The front-end terminates Transport Layer Security with a Google-managed certificate, applies Cloud Armor rules and forwards the request to the Cloud Run service in asia-east1. The service runs in a single revision, scales from zero to two instances on the minimum lovable product (and up to fifty in production), and is fronted by a serverless Network Endpoint Group when traffic warrants a load balancer. Container images are pulled from Artifact Registry. Build and release flow through GitHub Actions, which authenticates to Google Cloud through Workload Identity Federation.</w:t>
+        <w:t>The deployment topology is intentionally short. A user request resolves localpulse.dmj.one to the Cloudflare edge, which terminates Transport Layer Security, absorbs distributed-denial-of-service traffic, caches what it can and proxies the rest to the Cloud Run service in asia-east1. The service runs as a single revision and scales from zero to one instance at concurrency eighty, with the ceiling a one-line change when load warrants it. Each deploy is built from source by Cloud Build straight from the Dockerfile. Build and release flow through GitHub Actions on every push to main, which authenticates to Google Cloud through Workload Identity Federation and holds no long-lived key.</w:t>
       </w:r>
     </w:p>
     <w:p>
@@ -4284,6 +4728,272 @@
                 <w:rFonts w:ascii="Times New Roman" w:hAnsi="Times New Roman" w:cs="Times New Roman" w:eastAsia="Times New Roman"/>
                 <w:sz w:val="22"/>
               </w:rPr>
+              <w:t>LLM</w:t>
+            </w:r>
+          </w:p>
+        </w:tc>
+        <w:tc>
+          <w:tcPr>
+            <w:tcW w:type="dxa" w:w="2880"/>
+            <w:vAlign w:val="center"/>
+          </w:tcPr>
+          <w:p>
+            <w:pPr>
+              <w:spacing w:after="40" w:line="276" w:lineRule="auto"/>
+              <w:ind w:firstLine="0"/>
+              <w:jc w:val="left"/>
+            </w:pPr>
+            <w:r/>
+            <w:r>
+              <w:rPr>
+                <w:rFonts w:ascii="Times New Roman" w:hAnsi="Times New Roman" w:cs="Times New Roman" w:eastAsia="Times New Roman"/>
+                <w:sz w:val="22"/>
+              </w:rPr>
+              <w:t>Gemini Flash-Lite (via Generative Language API)</w:t>
+            </w:r>
+          </w:p>
+        </w:tc>
+        <w:tc>
+          <w:tcPr>
+            <w:tcW w:type="dxa" w:w="4320"/>
+            <w:vAlign w:val="center"/>
+          </w:tcPr>
+          <w:p>
+            <w:pPr>
+              <w:spacing w:after="40" w:line="276" w:lineRule="auto"/>
+              <w:ind w:firstLine="0"/>
+              <w:jc w:val="left"/>
+            </w:pPr>
+            <w:r/>
+            <w:r>
+              <w:rPr>
+                <w:rFonts w:ascii="Times New Roman" w:hAnsi="Times New Roman" w:cs="Times New Roman" w:eastAsia="Times New Roman"/>
+                <w:sz w:val="22"/>
+              </w:rPr>
+              <w:t>Cheapest, fastest tier; classification, geocoding, five-language translation and Google-Search-grounded verification at a few cents per day.</w:t>
+            </w:r>
+          </w:p>
+        </w:tc>
+      </w:tr>
+      <w:tr>
+        <w:tc>
+          <w:tcPr>
+            <w:tcW w:type="dxa" w:w="2016"/>
+            <w:vAlign w:val="center"/>
+            <w:shd w:val="clear" w:color="auto" w:fill="F2F2F2"/>
+          </w:tcPr>
+          <w:p>
+            <w:pPr>
+              <w:spacing w:after="40" w:line="276" w:lineRule="auto"/>
+              <w:ind w:firstLine="0"/>
+              <w:jc w:val="left"/>
+            </w:pPr>
+            <w:r/>
+            <w:r>
+              <w:rPr>
+                <w:rFonts w:ascii="Times New Roman" w:hAnsi="Times New Roman" w:cs="Times New Roman" w:eastAsia="Times New Roman"/>
+                <w:sz w:val="22"/>
+              </w:rPr>
+              <w:t>News ingestion</w:t>
+            </w:r>
+          </w:p>
+        </w:tc>
+        <w:tc>
+          <w:tcPr>
+            <w:tcW w:type="dxa" w:w="2880"/>
+            <w:vAlign w:val="center"/>
+            <w:shd w:val="clear" w:color="auto" w:fill="F2F2F2"/>
+          </w:tcPr>
+          <w:p>
+            <w:pPr>
+              <w:spacing w:after="40" w:line="276" w:lineRule="auto"/>
+              <w:ind w:firstLine="0"/>
+              <w:jc w:val="left"/>
+            </w:pPr>
+            <w:r/>
+            <w:r>
+              <w:rPr>
+                <w:rFonts w:ascii="Times New Roman" w:hAnsi="Times New Roman" w:cs="Times New Roman" w:eastAsia="Times New Roman"/>
+                <w:sz w:val="22"/>
+              </w:rPr>
+              <w:t>40+ free RSS / Google News feeds</w:t>
+            </w:r>
+          </w:p>
+        </w:tc>
+        <w:tc>
+          <w:tcPr>
+            <w:tcW w:type="dxa" w:w="4320"/>
+            <w:vAlign w:val="center"/>
+            <w:shd w:val="clear" w:color="auto" w:fill="F2F2F2"/>
+          </w:tcPr>
+          <w:p>
+            <w:pPr>
+              <w:spacing w:after="40" w:line="276" w:lineRule="auto"/>
+              <w:ind w:firstLine="0"/>
+              <w:jc w:val="left"/>
+            </w:pPr>
+            <w:r/>
+            <w:r>
+              <w:rPr>
+                <w:rFonts w:ascii="Times New Roman" w:hAnsi="Times New Roman" w:cs="Times New Roman" w:eastAsia="Times New Roman"/>
+                <w:sz w:val="22"/>
+              </w:rPr>
+              <w:t>No API key; breadth gives cross-source corroboration. X and Reddit are paid to read and kept as future scope.</w:t>
+            </w:r>
+          </w:p>
+        </w:tc>
+      </w:tr>
+      <w:tr>
+        <w:tc>
+          <w:tcPr>
+            <w:tcW w:type="dxa" w:w="2016"/>
+            <w:vAlign w:val="center"/>
+          </w:tcPr>
+          <w:p>
+            <w:pPr>
+              <w:spacing w:after="40" w:line="276" w:lineRule="auto"/>
+              <w:ind w:firstLine="0"/>
+              <w:jc w:val="left"/>
+            </w:pPr>
+            <w:r/>
+            <w:r>
+              <w:rPr>
+                <w:rFonts w:ascii="Times New Roman" w:hAnsi="Times New Roman" w:cs="Times New Roman" w:eastAsia="Times New Roman"/>
+                <w:sz w:val="22"/>
+              </w:rPr>
+              <w:t>Hazard feeds</w:t>
+            </w:r>
+          </w:p>
+        </w:tc>
+        <w:tc>
+          <w:tcPr>
+            <w:tcW w:type="dxa" w:w="2880"/>
+            <w:vAlign w:val="center"/>
+          </w:tcPr>
+          <w:p>
+            <w:pPr>
+              <w:spacing w:after="40" w:line="276" w:lineRule="auto"/>
+              <w:ind w:firstLine="0"/>
+              <w:jc w:val="left"/>
+            </w:pPr>
+            <w:r/>
+            <w:r>
+              <w:rPr>
+                <w:rFonts w:ascii="Times New Roman" w:hAnsi="Times New Roman" w:cs="Times New Roman" w:eastAsia="Times New Roman"/>
+                <w:sz w:val="22"/>
+              </w:rPr>
+              <w:t>Open-Meteo, USGS, NASA EONET, NDMA Sachet, GDACS</w:t>
+            </w:r>
+          </w:p>
+        </w:tc>
+        <w:tc>
+          <w:tcPr>
+            <w:tcW w:type="dxa" w:w="4320"/>
+            <w:vAlign w:val="center"/>
+          </w:tcPr>
+          <w:p>
+            <w:pPr>
+              <w:spacing w:after="40" w:line="276" w:lineRule="auto"/>
+              <w:ind w:firstLine="0"/>
+              <w:jc w:val="left"/>
+            </w:pPr>
+            <w:r/>
+            <w:r>
+              <w:rPr>
+                <w:rFonts w:ascii="Times New Roman" w:hAnsi="Times New Roman" w:cs="Times New Roman" w:eastAsia="Times New Roman"/>
+                <w:sz w:val="22"/>
+              </w:rPr>
+              <w:t>Free, no-key weather / air / flood / seismic / official-alert data; structured facts processed by rules, not the model.</w:t>
+            </w:r>
+          </w:p>
+        </w:tc>
+      </w:tr>
+      <w:tr>
+        <w:tc>
+          <w:tcPr>
+            <w:tcW w:type="dxa" w:w="2016"/>
+            <w:vAlign w:val="center"/>
+            <w:shd w:val="clear" w:color="auto" w:fill="F2F2F2"/>
+          </w:tcPr>
+          <w:p>
+            <w:pPr>
+              <w:spacing w:after="40" w:line="276" w:lineRule="auto"/>
+              <w:ind w:firstLine="0"/>
+              <w:jc w:val="left"/>
+            </w:pPr>
+            <w:r/>
+            <w:r>
+              <w:rPr>
+                <w:rFonts w:ascii="Times New Roman" w:hAnsi="Times New Roman" w:cs="Times New Roman" w:eastAsia="Times New Roman"/>
+                <w:sz w:val="22"/>
+              </w:rPr>
+              <w:t>Facilities</w:t>
+            </w:r>
+          </w:p>
+        </w:tc>
+        <w:tc>
+          <w:tcPr>
+            <w:tcW w:type="dxa" w:w="2880"/>
+            <w:vAlign w:val="center"/>
+            <w:shd w:val="clear" w:color="auto" w:fill="F2F2F2"/>
+          </w:tcPr>
+          <w:p>
+            <w:pPr>
+              <w:spacing w:after="40" w:line="276" w:lineRule="auto"/>
+              <w:ind w:firstLine="0"/>
+              <w:jc w:val="left"/>
+            </w:pPr>
+            <w:r/>
+            <w:r>
+              <w:rPr>
+                <w:rFonts w:ascii="Times New Roman" w:hAnsi="Times New Roman" w:cs="Times New Roman" w:eastAsia="Times New Roman"/>
+                <w:sz w:val="22"/>
+              </w:rPr>
+              <w:t>OpenStreetMap Overpass API</w:t>
+            </w:r>
+          </w:p>
+        </w:tc>
+        <w:tc>
+          <w:tcPr>
+            <w:tcW w:type="dxa" w:w="4320"/>
+            <w:vAlign w:val="center"/>
+            <w:shd w:val="clear" w:color="auto" w:fill="F2F2F2"/>
+          </w:tcPr>
+          <w:p>
+            <w:pPr>
+              <w:spacing w:after="40" w:line="276" w:lineRule="auto"/>
+              <w:ind w:firstLine="0"/>
+              <w:jc w:val="left"/>
+            </w:pPr>
+            <w:r/>
+            <w:r>
+              <w:rPr>
+                <w:rFonts w:ascii="Times New Roman" w:hAnsi="Times New Roman" w:cs="Times New Roman" w:eastAsia="Times New Roman"/>
+                <w:sz w:val="22"/>
+              </w:rPr>
+              <w:t>Free, real hospitals / police / schools / community centres near the town.</w:t>
+            </w:r>
+          </w:p>
+        </w:tc>
+      </w:tr>
+      <w:tr>
+        <w:tc>
+          <w:tcPr>
+            <w:tcW w:type="dxa" w:w="2016"/>
+            <w:vAlign w:val="center"/>
+          </w:tcPr>
+          <w:p>
+            <w:pPr>
+              <w:spacing w:after="40" w:line="276" w:lineRule="auto"/>
+              <w:ind w:firstLine="0"/>
+              <w:jc w:val="left"/>
+            </w:pPr>
+            <w:r/>
+            <w:r>
+              <w:rPr>
+                <w:rFonts w:ascii="Times New Roman" w:hAnsi="Times New Roman" w:cs="Times New Roman" w:eastAsia="Times New Roman"/>
+                <w:sz w:val="22"/>
+              </w:rPr>
               <w:t>Voice (demo)</w:t>
             </w:r>
           </w:p>
@@ -4350,7 +5060,7 @@
                 <w:rFonts w:ascii="Times New Roman" w:hAnsi="Times New Roman" w:cs="Times New Roman" w:eastAsia="Times New Roman"/>
                 <w:sz w:val="22"/>
               </w:rPr>
-              <w:t>Voice (production)</w:t>
+              <w:t>Voice (future)</w:t>
             </w:r>
           </w:p>
         </w:tc>
@@ -4372,7 +5082,7 @@
                 <w:rFonts w:ascii="Times New Roman" w:hAnsi="Times New Roman" w:cs="Times New Roman" w:eastAsia="Times New Roman"/>
                 <w:sz w:val="22"/>
               </w:rPr>
-              <w:t>Twilio Programmable Voice</w:t>
+              <w:t>Twilio Programmable Voice + Whisper</w:t>
             </w:r>
           </w:p>
         </w:tc>
@@ -4394,7 +5104,7 @@
                 <w:rFonts w:ascii="Times New Roman" w:hAnsi="Times New Roman" w:cs="Times New Roman" w:eastAsia="Times New Roman"/>
                 <w:sz w:val="22"/>
               </w:rPr>
-              <w:t>Reliable Indian DID coverage, mature TwiML, transparent pricing.</w:t>
+              <w:t>For non-smartphone callers; needs a paid Indian DID, kept as roadmap.</w:t>
             </w:r>
           </w:p>
         </w:tc>
@@ -4417,7 +5127,7 @@
                 <w:rFonts w:ascii="Times New Roman" w:hAnsi="Times New Roman" w:cs="Times New Roman" w:eastAsia="Times New Roman"/>
                 <w:sz w:val="22"/>
               </w:rPr>
-              <w:t>Speech to Text</w:t>
+              <w:t>Edge</w:t>
             </w:r>
           </w:p>
         </w:tc>
@@ -4438,7 +5148,7 @@
                 <w:rFonts w:ascii="Times New Roman" w:hAnsi="Times New Roman" w:cs="Times New Roman" w:eastAsia="Times New Roman"/>
                 <w:sz w:val="22"/>
               </w:rPr>
-              <w:t>OpenAI Whisper (large-v3)</w:t>
+              <w:t>Cloudflare (free tier)</w:t>
             </w:r>
           </w:p>
         </w:tc>
@@ -4459,7 +5169,7 @@
                 <w:rFonts w:ascii="Times New Roman" w:hAnsi="Times New Roman" w:cs="Times New Roman" w:eastAsia="Times New Roman"/>
                 <w:sz w:val="22"/>
               </w:rPr>
-              <w:t>Best-in-class accuracy on accented Indian English, native support for Hindi, Tamil, Bengali.</w:t>
+              <w:t>DNS, TLS termination, DDoS absorption and CDN caching in front of the origin.</w:t>
             </w:r>
           </w:p>
         </w:tc>
@@ -4483,7 +5193,7 @@
                 <w:rFonts w:ascii="Times New Roman" w:hAnsi="Times New Roman" w:cs="Times New Roman" w:eastAsia="Times New Roman"/>
                 <w:sz w:val="22"/>
               </w:rPr>
-              <w:t>LLM</w:t>
+              <w:t>Container Runtime</w:t>
             </w:r>
           </w:p>
         </w:tc>
@@ -4505,7 +5215,7 @@
                 <w:rFonts w:ascii="Times New Roman" w:hAnsi="Times New Roman" w:cs="Times New Roman" w:eastAsia="Times New Roman"/>
                 <w:sz w:val="22"/>
               </w:rPr>
-              <w:t>OpenAI GPT-4o with JSON-mode</w:t>
+              <w:t>Google Cloud Run</w:t>
             </w:r>
           </w:p>
         </w:tc>
@@ -4527,7 +5237,7 @@
                 <w:rFonts w:ascii="Times New Roman" w:hAnsi="Times New Roman" w:cs="Times New Roman" w:eastAsia="Times New Roman"/>
                 <w:sz w:val="22"/>
               </w:rPr>
-              <w:t>Strong instruction following, structured outputs, low latency for short prompts.</w:t>
+              <w:t>Scale to zero, automatic Transport Layer Security, built from source by Cloud Build, regional pinning.</w:t>
             </w:r>
           </w:p>
         </w:tc>
@@ -4550,7 +5260,7 @@
                 <w:rFonts w:ascii="Times New Roman" w:hAnsi="Times New Roman" w:cs="Times New Roman" w:eastAsia="Times New Roman"/>
                 <w:sz w:val="22"/>
               </w:rPr>
-              <w:t>Container Runtime</w:t>
+              <w:t>State Store</w:t>
             </w:r>
           </w:p>
         </w:tc>
@@ -4571,7 +5281,7 @@
                 <w:rFonts w:ascii="Times New Roman" w:hAnsi="Times New Roman" w:cs="Times New Roman" w:eastAsia="Times New Roman"/>
                 <w:sz w:val="22"/>
               </w:rPr>
-              <w:t>Google Cloud Run</w:t>
+              <w:t>In-memory live store + Firestore over REST</w:t>
             </w:r>
           </w:p>
         </w:tc>
@@ -4592,7 +5302,7 @@
                 <w:rFonts w:ascii="Times New Roman" w:hAnsi="Times New Roman" w:cs="Times New Roman" w:eastAsia="Times New Roman"/>
                 <w:sz w:val="22"/>
               </w:rPr>
-              <w:t>Scale to zero, automatic Transport Layer Security, custom domain, regional pinning.</w:t>
+              <w:t>Hot reads in process with a monotonic version for delta-sync; durable records mirrored to Firestore, no-op off Google Cloud.</w:t>
             </w:r>
           </w:p>
         </w:tc>
@@ -4616,7 +5326,7 @@
                 <w:rFonts w:ascii="Times New Roman" w:hAnsi="Times New Roman" w:cs="Times New Roman" w:eastAsia="Times New Roman"/>
                 <w:sz w:val="22"/>
               </w:rPr>
-              <w:t>Image Registry</w:t>
+              <w:t>Notifications</w:t>
             </w:r>
           </w:p>
         </w:tc>
@@ -4638,7 +5348,7 @@
                 <w:rFonts w:ascii="Times New Roman" w:hAnsi="Times New Roman" w:cs="Times New Roman" w:eastAsia="Times New Roman"/>
                 <w:sz w:val="22"/>
               </w:rPr>
-              <w:t>Google Artifact Registry</w:t>
+              <w:t>Web Push (VAPID, web-push)</w:t>
             </w:r>
           </w:p>
         </w:tc>
@@ -4660,7 +5370,7 @@
                 <w:rFonts w:ascii="Times New Roman" w:hAnsi="Times New Roman" w:cs="Times New Roman" w:eastAsia="Times New Roman"/>
                 <w:sz w:val="22"/>
               </w:rPr>
-              <w:t>Same project, same Identity and Access Management, vulnerability scanning included.</w:t>
+              <w:t>Standards-based, free; locality-scoped to subscribers near a verified event.</w:t>
             </w:r>
           </w:p>
         </w:tc>
@@ -4683,7 +5393,7 @@
                 <w:rFonts w:ascii="Times New Roman" w:hAnsi="Times New Roman" w:cs="Times New Roman" w:eastAsia="Times New Roman"/>
                 <w:sz w:val="22"/>
               </w:rPr>
-              <w:t>Async Bus (production)</w:t>
+              <w:t>CI/CD</w:t>
             </w:r>
           </w:p>
         </w:tc>
@@ -4704,7 +5414,7 @@
                 <w:rFonts w:ascii="Times New Roman" w:hAnsi="Times New Roman" w:cs="Times New Roman" w:eastAsia="Times New Roman"/>
                 <w:sz w:val="22"/>
               </w:rPr>
-              <w:t>Google Pub/Sub</w:t>
+              <w:t>GitHub Actions with Workload Identity Federation</w:t>
             </w:r>
           </w:p>
         </w:tc>
@@ -4725,7 +5435,7 @@
                 <w:rFonts w:ascii="Times New Roman" w:hAnsi="Times New Roman" w:cs="Times New Roman" w:eastAsia="Times New Roman"/>
                 <w:sz w:val="22"/>
               </w:rPr>
-              <w:t>Native at-least-once delivery, dead-letter topics, integrates with Cloud Run push subscriptions.</w:t>
+              <w:t>No long-lived keys; rebuilds this report and runs gcloud run deploy --source=. on every push to main.</w:t>
             </w:r>
           </w:p>
         </w:tc>
@@ -4749,7 +5459,7 @@
                 <w:rFonts w:ascii="Times New Roman" w:hAnsi="Times New Roman" w:cs="Times New Roman" w:eastAsia="Times New Roman"/>
                 <w:sz w:val="22"/>
               </w:rPr>
-              <w:t>State Store (production)</w:t>
+              <w:t>Observability</w:t>
             </w:r>
           </w:p>
         </w:tc>
@@ -4771,7 +5481,7 @@
                 <w:rFonts w:ascii="Times New Roman" w:hAnsi="Times New Roman" w:cs="Times New Roman" w:eastAsia="Times New Roman"/>
                 <w:sz w:val="22"/>
               </w:rPr>
-              <w:t>Google Firestore (Native)</w:t>
+              <w:t>Structured JSON stdout logs + correlation IDs</w:t>
             </w:r>
           </w:p>
         </w:tc>
@@ -4793,7 +5503,7 @@
                 <w:rFonts w:ascii="Times New Roman" w:hAnsi="Times New Roman" w:cs="Times New Roman" w:eastAsia="Times New Roman"/>
                 <w:sz w:val="22"/>
               </w:rPr>
-              <w:t>Document model fits the event shape, server timestamps, snapshot listeners power live updates.</w:t>
+              <w:t>Cloud Run collects stdout; every request carries a correlation identifier; /healthz, /readyz and /version probes.</w:t>
             </w:r>
           </w:p>
         </w:tc>
@@ -4816,7 +5526,7 @@
                 <w:rFonts w:ascii="Times New Roman" w:hAnsi="Times New Roman" w:cs="Times New Roman" w:eastAsia="Times New Roman"/>
                 <w:sz w:val="22"/>
               </w:rPr>
-              <w:t>Analytics (production)</w:t>
+              <w:t>Tests</w:t>
             </w:r>
           </w:p>
         </w:tc>
@@ -4837,7 +5547,7 @@
                 <w:rFonts w:ascii="Times New Roman" w:hAnsi="Times New Roman" w:cs="Times New Roman" w:eastAsia="Times New Roman"/>
                 <w:sz w:val="22"/>
               </w:rPr>
-              <w:t>Google BigQuery</w:t>
+              <w:t>node:test (node --test)</w:t>
             </w:r>
           </w:p>
         </w:tc>
@@ -4858,539 +5568,7 @@
                 <w:rFonts w:ascii="Times New Roman" w:hAnsi="Times New Roman" w:cs="Times New Roman" w:eastAsia="Times New Roman"/>
                 <w:sz w:val="22"/>
               </w:rPr>
-              <w:t>Cheap append-only storage with partitioning, SQL access for situation reports.</w:t>
-            </w:r>
-          </w:p>
-        </w:tc>
-      </w:tr>
-      <w:tr>
-        <w:tc>
-          <w:tcPr>
-            <w:tcW w:type="dxa" w:w="2016"/>
-            <w:vAlign w:val="center"/>
-            <w:shd w:val="clear" w:color="auto" w:fill="F2F2F2"/>
-          </w:tcPr>
-          <w:p>
-            <w:pPr>
-              <w:spacing w:after="40" w:line="276" w:lineRule="auto"/>
-              <w:ind w:firstLine="0"/>
-              <w:jc w:val="left"/>
-            </w:pPr>
-            <w:r/>
-            <w:r>
-              <w:rPr>
-                <w:rFonts w:ascii="Times New Roman" w:hAnsi="Times New Roman" w:cs="Times New Roman" w:eastAsia="Times New Roman"/>
-                <w:sz w:val="22"/>
-              </w:rPr>
-              <w:t>CI/CD</w:t>
-            </w:r>
-          </w:p>
-        </w:tc>
-        <w:tc>
-          <w:tcPr>
-            <w:tcW w:type="dxa" w:w="2880"/>
-            <w:vAlign w:val="center"/>
-            <w:shd w:val="clear" w:color="auto" w:fill="F2F2F2"/>
-          </w:tcPr>
-          <w:p>
-            <w:pPr>
-              <w:spacing w:after="40" w:line="276" w:lineRule="auto"/>
-              <w:ind w:firstLine="0"/>
-              <w:jc w:val="left"/>
-            </w:pPr>
-            <w:r/>
-            <w:r>
-              <w:rPr>
-                <w:rFonts w:ascii="Times New Roman" w:hAnsi="Times New Roman" w:cs="Times New Roman" w:eastAsia="Times New Roman"/>
-                <w:sz w:val="22"/>
-              </w:rPr>
-              <w:t>GitHub Actions with Workload Identity Federation</w:t>
-            </w:r>
-          </w:p>
-        </w:tc>
-        <w:tc>
-          <w:tcPr>
-            <w:tcW w:type="dxa" w:w="4320"/>
-            <w:vAlign w:val="center"/>
-            <w:shd w:val="clear" w:color="auto" w:fill="F2F2F2"/>
-          </w:tcPr>
-          <w:p>
-            <w:pPr>
-              <w:spacing w:after="40" w:line="276" w:lineRule="auto"/>
-              <w:ind w:firstLine="0"/>
-              <w:jc w:val="left"/>
-            </w:pPr>
-            <w:r/>
-            <w:r>
-              <w:rPr>
-                <w:rFonts w:ascii="Times New Roman" w:hAnsi="Times New Roman" w:cs="Times New Roman" w:eastAsia="Times New Roman"/>
-                <w:sz w:val="22"/>
-              </w:rPr>
-              <w:t>No long-lived keys, parallel jobs, free for public repositories.</w:t>
-            </w:r>
-          </w:p>
-        </w:tc>
-      </w:tr>
-      <w:tr>
-        <w:tc>
-          <w:tcPr>
-            <w:tcW w:type="dxa" w:w="2016"/>
-            <w:vAlign w:val="center"/>
-          </w:tcPr>
-          <w:p>
-            <w:pPr>
-              <w:spacing w:after="40" w:line="276" w:lineRule="auto"/>
-              <w:ind w:firstLine="0"/>
-              <w:jc w:val="left"/>
-            </w:pPr>
-            <w:r/>
-            <w:r>
-              <w:rPr>
-                <w:rFonts w:ascii="Times New Roman" w:hAnsi="Times New Roman" w:cs="Times New Roman" w:eastAsia="Times New Roman"/>
-                <w:sz w:val="22"/>
-              </w:rPr>
-              <w:t>Observability</w:t>
-            </w:r>
-          </w:p>
-        </w:tc>
-        <w:tc>
-          <w:tcPr>
-            <w:tcW w:type="dxa" w:w="2880"/>
-            <w:vAlign w:val="center"/>
-          </w:tcPr>
-          <w:p>
-            <w:pPr>
-              <w:spacing w:after="40" w:line="276" w:lineRule="auto"/>
-              <w:ind w:firstLine="0"/>
-              <w:jc w:val="left"/>
-            </w:pPr>
-            <w:r/>
-            <w:r>
-              <w:rPr>
-                <w:rFonts w:ascii="Times New Roman" w:hAnsi="Times New Roman" w:cs="Times New Roman" w:eastAsia="Times New Roman"/>
-                <w:sz w:val="22"/>
-              </w:rPr>
-              <w:t>OpenTelemetry to Google Cloud Operations</w:t>
-            </w:r>
-          </w:p>
-        </w:tc>
-        <w:tc>
-          <w:tcPr>
-            <w:tcW w:type="dxa" w:w="4320"/>
-            <w:vAlign w:val="center"/>
-          </w:tcPr>
-          <w:p>
-            <w:pPr>
-              <w:spacing w:after="40" w:line="276" w:lineRule="auto"/>
-              <w:ind w:firstLine="0"/>
-              <w:jc w:val="left"/>
-            </w:pPr>
-            <w:r/>
-            <w:r>
-              <w:rPr>
-                <w:rFonts w:ascii="Times New Roman" w:hAnsi="Times New Roman" w:cs="Times New Roman" w:eastAsia="Times New Roman"/>
-                <w:sz w:val="22"/>
-              </w:rPr>
-              <w:t>Open standard, single SDK, traces and metrics in one place.</w:t>
-            </w:r>
-          </w:p>
-        </w:tc>
-      </w:tr>
-      <w:tr>
-        <w:tc>
-          <w:tcPr>
-            <w:tcW w:type="dxa" w:w="2016"/>
-            <w:vAlign w:val="center"/>
-            <w:shd w:val="clear" w:color="auto" w:fill="F2F2F2"/>
-          </w:tcPr>
-          <w:p>
-            <w:pPr>
-              <w:spacing w:after="40" w:line="276" w:lineRule="auto"/>
-              <w:ind w:firstLine="0"/>
-              <w:jc w:val="left"/>
-            </w:pPr>
-            <w:r/>
-            <w:r>
-              <w:rPr>
-                <w:rFonts w:ascii="Times New Roman" w:hAnsi="Times New Roman" w:cs="Times New Roman" w:eastAsia="Times New Roman"/>
-                <w:sz w:val="22"/>
-              </w:rPr>
-              <w:t>Tests (unit)</w:t>
-            </w:r>
-          </w:p>
-        </w:tc>
-        <w:tc>
-          <w:tcPr>
-            <w:tcW w:type="dxa" w:w="2880"/>
-            <w:vAlign w:val="center"/>
-            <w:shd w:val="clear" w:color="auto" w:fill="F2F2F2"/>
-          </w:tcPr>
-          <w:p>
-            <w:pPr>
-              <w:spacing w:after="40" w:line="276" w:lineRule="auto"/>
-              <w:ind w:firstLine="0"/>
-              <w:jc w:val="left"/>
-            </w:pPr>
-            <w:r/>
-            <w:r>
-              <w:rPr>
-                <w:rFonts w:ascii="Times New Roman" w:hAnsi="Times New Roman" w:cs="Times New Roman" w:eastAsia="Times New Roman"/>
-                <w:sz w:val="22"/>
-              </w:rPr>
-              <w:t>Vitest</w:t>
-            </w:r>
-          </w:p>
-        </w:tc>
-        <w:tc>
-          <w:tcPr>
-            <w:tcW w:type="dxa" w:w="4320"/>
-            <w:vAlign w:val="center"/>
-            <w:shd w:val="clear" w:color="auto" w:fill="F2F2F2"/>
-          </w:tcPr>
-          <w:p>
-            <w:pPr>
-              <w:spacing w:after="40" w:line="276" w:lineRule="auto"/>
-              <w:ind w:firstLine="0"/>
-              <w:jc w:val="left"/>
-            </w:pPr>
-            <w:r/>
-            <w:r>
-              <w:rPr>
-                <w:rFonts w:ascii="Times New Roman" w:hAnsi="Times New Roman" w:cs="Times New Roman" w:eastAsia="Times New Roman"/>
-                <w:sz w:val="22"/>
-              </w:rPr>
-              <w:t>Fast, native ECMAScript modules, excellent watch mode.</w:t>
-            </w:r>
-          </w:p>
-        </w:tc>
-      </w:tr>
-      <w:tr>
-        <w:tc>
-          <w:tcPr>
-            <w:tcW w:type="dxa" w:w="2016"/>
-            <w:vAlign w:val="center"/>
-          </w:tcPr>
-          <w:p>
-            <w:pPr>
-              <w:spacing w:after="40" w:line="276" w:lineRule="auto"/>
-              <w:ind w:firstLine="0"/>
-              <w:jc w:val="left"/>
-            </w:pPr>
-            <w:r/>
-            <w:r>
-              <w:rPr>
-                <w:rFonts w:ascii="Times New Roman" w:hAnsi="Times New Roman" w:cs="Times New Roman" w:eastAsia="Times New Roman"/>
-                <w:sz w:val="22"/>
-              </w:rPr>
-              <w:t>Tests (integration)</w:t>
-            </w:r>
-          </w:p>
-        </w:tc>
-        <w:tc>
-          <w:tcPr>
-            <w:tcW w:type="dxa" w:w="2880"/>
-            <w:vAlign w:val="center"/>
-          </w:tcPr>
-          <w:p>
-            <w:pPr>
-              <w:spacing w:after="40" w:line="276" w:lineRule="auto"/>
-              <w:ind w:firstLine="0"/>
-              <w:jc w:val="left"/>
-            </w:pPr>
-            <w:r/>
-            <w:r>
-              <w:rPr>
-                <w:rFonts w:ascii="Times New Roman" w:hAnsi="Times New Roman" w:cs="Times New Roman" w:eastAsia="Times New Roman"/>
-                <w:sz w:val="22"/>
-              </w:rPr>
-              <w:t>Supertest against Express</w:t>
-            </w:r>
-          </w:p>
-        </w:tc>
-        <w:tc>
-          <w:tcPr>
-            <w:tcW w:type="dxa" w:w="4320"/>
-            <w:vAlign w:val="center"/>
-          </w:tcPr>
-          <w:p>
-            <w:pPr>
-              <w:spacing w:after="40" w:line="276" w:lineRule="auto"/>
-              <w:ind w:firstLine="0"/>
-              <w:jc w:val="left"/>
-            </w:pPr>
-            <w:r/>
-            <w:r>
-              <w:rPr>
-                <w:rFonts w:ascii="Times New Roman" w:hAnsi="Times New Roman" w:cs="Times New Roman" w:eastAsia="Times New Roman"/>
-                <w:sz w:val="22"/>
-              </w:rPr>
-              <w:t>In-process, no port, fastest feedback for HTTP handlers.</w:t>
-            </w:r>
-          </w:p>
-        </w:tc>
-      </w:tr>
-      <w:tr>
-        <w:tc>
-          <w:tcPr>
-            <w:tcW w:type="dxa" w:w="2016"/>
-            <w:vAlign w:val="center"/>
-            <w:shd w:val="clear" w:color="auto" w:fill="F2F2F2"/>
-          </w:tcPr>
-          <w:p>
-            <w:pPr>
-              <w:spacing w:after="40" w:line="276" w:lineRule="auto"/>
-              <w:ind w:firstLine="0"/>
-              <w:jc w:val="left"/>
-            </w:pPr>
-            <w:r/>
-            <w:r>
-              <w:rPr>
-                <w:rFonts w:ascii="Times New Roman" w:hAnsi="Times New Roman" w:cs="Times New Roman" w:eastAsia="Times New Roman"/>
-                <w:sz w:val="22"/>
-              </w:rPr>
-              <w:t>Tests (end-to-end)</w:t>
-            </w:r>
-          </w:p>
-        </w:tc>
-        <w:tc>
-          <w:tcPr>
-            <w:tcW w:type="dxa" w:w="2880"/>
-            <w:vAlign w:val="center"/>
-            <w:shd w:val="clear" w:color="auto" w:fill="F2F2F2"/>
-          </w:tcPr>
-          <w:p>
-            <w:pPr>
-              <w:spacing w:after="40" w:line="276" w:lineRule="auto"/>
-              <w:ind w:firstLine="0"/>
-              <w:jc w:val="left"/>
-            </w:pPr>
-            <w:r/>
-            <w:r>
-              <w:rPr>
-                <w:rFonts w:ascii="Times New Roman" w:hAnsi="Times New Roman" w:cs="Times New Roman" w:eastAsia="Times New Roman"/>
-                <w:sz w:val="22"/>
-              </w:rPr>
-              <w:t>Playwright</w:t>
-            </w:r>
-          </w:p>
-        </w:tc>
-        <w:tc>
-          <w:tcPr>
-            <w:tcW w:type="dxa" w:w="4320"/>
-            <w:vAlign w:val="center"/>
-            <w:shd w:val="clear" w:color="auto" w:fill="F2F2F2"/>
-          </w:tcPr>
-          <w:p>
-            <w:pPr>
-              <w:spacing w:after="40" w:line="276" w:lineRule="auto"/>
-              <w:ind w:firstLine="0"/>
-              <w:jc w:val="left"/>
-            </w:pPr>
-            <w:r/>
-            <w:r>
-              <w:rPr>
-                <w:rFonts w:ascii="Times New Roman" w:hAnsi="Times New Roman" w:cs="Times New Roman" w:eastAsia="Times New Roman"/>
-                <w:sz w:val="22"/>
-              </w:rPr>
-              <w:t>Cross-browser, mobile emulation, network throttling, accessibility checks.</w:t>
-            </w:r>
-          </w:p>
-        </w:tc>
-      </w:tr>
-      <w:tr>
-        <w:tc>
-          <w:tcPr>
-            <w:tcW w:type="dxa" w:w="2016"/>
-            <w:vAlign w:val="center"/>
-          </w:tcPr>
-          <w:p>
-            <w:pPr>
-              <w:spacing w:after="40" w:line="276" w:lineRule="auto"/>
-              <w:ind w:firstLine="0"/>
-              <w:jc w:val="left"/>
-            </w:pPr>
-            <w:r/>
-            <w:r>
-              <w:rPr>
-                <w:rFonts w:ascii="Times New Roman" w:hAnsi="Times New Roman" w:cs="Times New Roman" w:eastAsia="Times New Roman"/>
-                <w:sz w:val="22"/>
-              </w:rPr>
-              <w:t>Tests (accessibility)</w:t>
-            </w:r>
-          </w:p>
-        </w:tc>
-        <w:tc>
-          <w:tcPr>
-            <w:tcW w:type="dxa" w:w="2880"/>
-            <w:vAlign w:val="center"/>
-          </w:tcPr>
-          <w:p>
-            <w:pPr>
-              <w:spacing w:after="40" w:line="276" w:lineRule="auto"/>
-              <w:ind w:firstLine="0"/>
-              <w:jc w:val="left"/>
-            </w:pPr>
-            <w:r/>
-            <w:r>
-              <w:rPr>
-                <w:rFonts w:ascii="Times New Roman" w:hAnsi="Times New Roman" w:cs="Times New Roman" w:eastAsia="Times New Roman"/>
-                <w:sz w:val="22"/>
-              </w:rPr>
-              <w:t>axe-core + Lighthouse CI</w:t>
-            </w:r>
-          </w:p>
-        </w:tc>
-        <w:tc>
-          <w:tcPr>
-            <w:tcW w:type="dxa" w:w="4320"/>
-            <w:vAlign w:val="center"/>
-          </w:tcPr>
-          <w:p>
-            <w:pPr>
-              <w:spacing w:after="40" w:line="276" w:lineRule="auto"/>
-              <w:ind w:firstLine="0"/>
-              <w:jc w:val="left"/>
-            </w:pPr>
-            <w:r/>
-            <w:r>
-              <w:rPr>
-                <w:rFonts w:ascii="Times New Roman" w:hAnsi="Times New Roman" w:cs="Times New Roman" w:eastAsia="Times New Roman"/>
-                <w:sz w:val="22"/>
-              </w:rPr>
-              <w:t>Catches the most common WCAG violations automatically.</w:t>
-            </w:r>
-          </w:p>
-        </w:tc>
-      </w:tr>
-      <w:tr>
-        <w:tc>
-          <w:tcPr>
-            <w:tcW w:type="dxa" w:w="2016"/>
-            <w:vAlign w:val="center"/>
-            <w:shd w:val="clear" w:color="auto" w:fill="F2F2F2"/>
-          </w:tcPr>
-          <w:p>
-            <w:pPr>
-              <w:spacing w:after="40" w:line="276" w:lineRule="auto"/>
-              <w:ind w:firstLine="0"/>
-              <w:jc w:val="left"/>
-            </w:pPr>
-            <w:r/>
-            <w:r>
-              <w:rPr>
-                <w:rFonts w:ascii="Times New Roman" w:hAnsi="Times New Roman" w:cs="Times New Roman" w:eastAsia="Times New Roman"/>
-                <w:sz w:val="22"/>
-              </w:rPr>
-              <w:t>Tests (load)</w:t>
-            </w:r>
-          </w:p>
-        </w:tc>
-        <w:tc>
-          <w:tcPr>
-            <w:tcW w:type="dxa" w:w="2880"/>
-            <w:vAlign w:val="center"/>
-            <w:shd w:val="clear" w:color="auto" w:fill="F2F2F2"/>
-          </w:tcPr>
-          <w:p>
-            <w:pPr>
-              <w:spacing w:after="40" w:line="276" w:lineRule="auto"/>
-              <w:ind w:firstLine="0"/>
-              <w:jc w:val="left"/>
-            </w:pPr>
-            <w:r/>
-            <w:r>
-              <w:rPr>
-                <w:rFonts w:ascii="Times New Roman" w:hAnsi="Times New Roman" w:cs="Times New Roman" w:eastAsia="Times New Roman"/>
-                <w:sz w:val="22"/>
-              </w:rPr>
-              <w:t>k6</w:t>
-            </w:r>
-          </w:p>
-        </w:tc>
-        <w:tc>
-          <w:tcPr>
-            <w:tcW w:type="dxa" w:w="4320"/>
-            <w:vAlign w:val="center"/>
-            <w:shd w:val="clear" w:color="auto" w:fill="F2F2F2"/>
-          </w:tcPr>
-          <w:p>
-            <w:pPr>
-              <w:spacing w:after="40" w:line="276" w:lineRule="auto"/>
-              <w:ind w:firstLine="0"/>
-              <w:jc w:val="left"/>
-            </w:pPr>
-            <w:r/>
-            <w:r>
-              <w:rPr>
-                <w:rFonts w:ascii="Times New Roman" w:hAnsi="Times New Roman" w:cs="Times New Roman" w:eastAsia="Times New Roman"/>
-                <w:sz w:val="22"/>
-              </w:rPr>
-              <w:t>Scriptable in JavaScript, exports Prometheus metrics.</w:t>
-            </w:r>
-          </w:p>
-        </w:tc>
-      </w:tr>
-      <w:tr>
-        <w:tc>
-          <w:tcPr>
-            <w:tcW w:type="dxa" w:w="2016"/>
-            <w:vAlign w:val="center"/>
-          </w:tcPr>
-          <w:p>
-            <w:pPr>
-              <w:spacing w:after="40" w:line="276" w:lineRule="auto"/>
-              <w:ind w:firstLine="0"/>
-              <w:jc w:val="left"/>
-            </w:pPr>
-            <w:r/>
-            <w:r>
-              <w:rPr>
-                <w:rFonts w:ascii="Times New Roman" w:hAnsi="Times New Roman" w:cs="Times New Roman" w:eastAsia="Times New Roman"/>
-                <w:sz w:val="22"/>
-              </w:rPr>
-              <w:t>Tests (security)</w:t>
-            </w:r>
-          </w:p>
-        </w:tc>
-        <w:tc>
-          <w:tcPr>
-            <w:tcW w:type="dxa" w:w="2880"/>
-            <w:vAlign w:val="center"/>
-          </w:tcPr>
-          <w:p>
-            <w:pPr>
-              <w:spacing w:after="40" w:line="276" w:lineRule="auto"/>
-              <w:ind w:firstLine="0"/>
-              <w:jc w:val="left"/>
-            </w:pPr>
-            <w:r/>
-            <w:r>
-              <w:rPr>
-                <w:rFonts w:ascii="Times New Roman" w:hAnsi="Times New Roman" w:cs="Times New Roman" w:eastAsia="Times New Roman"/>
-                <w:sz w:val="22"/>
-              </w:rPr>
-              <w:t>npm audit + Semgrep</w:t>
-            </w:r>
-          </w:p>
-        </w:tc>
-        <w:tc>
-          <w:tcPr>
-            <w:tcW w:type="dxa" w:w="4320"/>
-            <w:vAlign w:val="center"/>
-          </w:tcPr>
-          <w:p>
-            <w:pPr>
-              <w:spacing w:after="40" w:line="276" w:lineRule="auto"/>
-              <w:ind w:firstLine="0"/>
-              <w:jc w:val="left"/>
-            </w:pPr>
-            <w:r/>
-            <w:r>
-              <w:rPr>
-                <w:rFonts w:ascii="Times New Roman" w:hAnsi="Times New Roman" w:cs="Times New Roman" w:eastAsia="Times New Roman"/>
-                <w:sz w:val="22"/>
-              </w:rPr>
-              <w:t>Dependency vulnerabilities and source-level taint analysis.</w:t>
+              <w:t>Built-in Node test runner, no third-party test dependency; 102 cases concentrated on the earth-observation subsystem, all passing.</w:t>
             </w:r>
           </w:p>
         </w:tc>
@@ -5678,6 +5856,51 @@
                 <w:rFonts w:ascii="Times New Roman" w:hAnsi="Times New Roman" w:cs="Times New Roman" w:eastAsia="Times New Roman"/>
                 <w:sz w:val="22"/>
               </w:rPr>
+              <w:t>GET /verify</w:t>
+            </w:r>
+          </w:p>
+        </w:tc>
+        <w:tc>
+          <w:tcPr>
+            <w:tcW w:type="dxa" w:w="5472"/>
+            <w:vAlign w:val="center"/>
+            <w:shd w:val="clear" w:color="auto" w:fill="F2F2F2"/>
+          </w:tcPr>
+          <w:p>
+            <w:pPr>
+              <w:spacing w:after="40" w:line="276" w:lineRule="auto"/>
+              <w:ind w:firstLine="0"/>
+              <w:jc w:val="left"/>
+            </w:pPr>
+            <w:r/>
+            <w:r>
+              <w:rPr>
+                <w:rFonts w:ascii="Times New Roman" w:hAnsi="Times New Roman" w:cs="Times New Roman" w:eastAsia="Times New Roman"/>
+                <w:sz w:val="22"/>
+              </w:rPr>
+              <w:t>Renders the in-browser certificate verifier (offline WebCrypto check).</w:t>
+            </w:r>
+          </w:p>
+        </w:tc>
+      </w:tr>
+      <w:tr>
+        <w:tc>
+          <w:tcPr>
+            <w:tcW w:type="dxa" w:w="3456"/>
+            <w:vAlign w:val="center"/>
+          </w:tcPr>
+          <w:p>
+            <w:pPr>
+              <w:spacing w:after="40" w:line="276" w:lineRule="auto"/>
+              <w:ind w:firstLine="0"/>
+              <w:jc w:val="left"/>
+            </w:pPr>
+            <w:r/>
+            <w:r>
+              <w:rPr>
+                <w:rFonts w:ascii="Times New Roman" w:hAnsi="Times New Roman" w:cs="Times New Roman" w:eastAsia="Times New Roman"/>
+                <w:sz w:val="22"/>
+              </w:rPr>
               <w:t>GET /pitch</w:t>
             </w:r>
           </w:p>
@@ -5686,7 +5909,6 @@
           <w:tcPr>
             <w:tcW w:type="dxa" w:w="5472"/>
             <w:vAlign w:val="center"/>
-            <w:shd w:val="clear" w:color="auto" w:fill="F2F2F2"/>
           </w:tcPr>
           <w:p>
             <w:pPr>
@@ -5710,6 +5932,7 @@
           <w:tcPr>
             <w:tcW w:type="dxa" w:w="3456"/>
             <w:vAlign w:val="center"/>
+            <w:shd w:val="clear" w:color="auto" w:fill="F2F2F2"/>
           </w:tcPr>
           <w:p>
             <w:pPr>
@@ -5731,6 +5954,7 @@
           <w:tcPr>
             <w:tcW w:type="dxa" w:w="5472"/>
             <w:vAlign w:val="center"/>
+            <w:shd w:val="clear" w:color="auto" w:fill="F2F2F2"/>
           </w:tcPr>
           <w:p>
             <w:pPr>
@@ -5744,7 +5968,51 @@
                 <w:rFonts w:ascii="Times New Roman" w:hAnsi="Times New Roman" w:cs="Times New Roman" w:eastAsia="Times New Roman"/>
                 <w:sz w:val="22"/>
               </w:rPr>
-              <w:t>Renders this report.</w:t>
+              <w:t>Renders this report; /download/report.docx serves the Word file.</w:t>
+            </w:r>
+          </w:p>
+        </w:tc>
+      </w:tr>
+      <w:tr>
+        <w:tc>
+          <w:tcPr>
+            <w:tcW w:type="dxa" w:w="3456"/>
+            <w:vAlign w:val="center"/>
+          </w:tcPr>
+          <w:p>
+            <w:pPr>
+              <w:spacing w:after="40" w:line="276" w:lineRule="auto"/>
+              <w:ind w:firstLine="0"/>
+              <w:jc w:val="left"/>
+            </w:pPr>
+            <w:r/>
+            <w:r>
+              <w:rPr>
+                <w:rFonts w:ascii="Times New Roman" w:hAnsi="Times New Roman" w:cs="Times New Roman" w:eastAsia="Times New Roman"/>
+                <w:sz w:val="22"/>
+              </w:rPr>
+              <w:t>GET /healthz, /readyz, /version</w:t>
+            </w:r>
+          </w:p>
+        </w:tc>
+        <w:tc>
+          <w:tcPr>
+            <w:tcW w:type="dxa" w:w="5472"/>
+            <w:vAlign w:val="center"/>
+          </w:tcPr>
+          <w:p>
+            <w:pPr>
+              <w:spacing w:after="40" w:line="276" w:lineRule="auto"/>
+              <w:ind w:firstLine="0"/>
+              <w:jc w:val="left"/>
+            </w:pPr>
+            <w:r/>
+            <w:r>
+              <w:rPr>
+                <w:rFonts w:ascii="Times New Roman" w:hAnsi="Times New Roman" w:cs="Times New Roman" w:eastAsia="Times New Roman"/>
+                <w:sz w:val="22"/>
+              </w:rPr>
+              <w:t>Liveness, readiness and build-revision probes returning small JSON.</w:t>
             </w:r>
           </w:p>
         </w:tc>
@@ -5768,7 +6036,7 @@
                 <w:rFonts w:ascii="Times New Roman" w:hAnsi="Times New Roman" w:cs="Times New Roman" w:eastAsia="Times New Roman"/>
                 <w:sz w:val="22"/>
               </w:rPr>
-              <w:t>GET /healthz</w:t>
+              <w:t>GET /api/incidents</w:t>
             </w:r>
           </w:p>
         </w:tc>
@@ -5790,7 +6058,7 @@
                 <w:rFonts w:ascii="Times New Roman" w:hAnsi="Times New Roman" w:cs="Times New Roman" w:eastAsia="Times New Roman"/>
                 <w:sz w:val="22"/>
               </w:rPr>
-              <w:t>Liveness probe; returns 200 OK with a small JSON heartbeat.</w:t>
+              <w:t>Returns active incidents, filterable by category, severity and town.</w:t>
             </w:r>
           </w:p>
         </w:tc>
@@ -5813,7 +6081,7 @@
                 <w:rFonts w:ascii="Times New Roman" w:hAnsi="Times New Roman" w:cs="Times New Roman" w:eastAsia="Times New Roman"/>
                 <w:sz w:val="22"/>
               </w:rPr>
-              <w:t>GET /readyz</w:t>
+              <w:t>GET /api/shelters, /api/hazards, /api/status</w:t>
             </w:r>
           </w:p>
         </w:tc>
@@ -5834,7 +6102,7 @@
                 <w:rFonts w:ascii="Times New Roman" w:hAnsi="Times New Roman" w:cs="Times New Roman" w:eastAsia="Times New Roman"/>
                 <w:sz w:val="22"/>
               </w:rPr>
-              <w:t>Readiness probe; returns 200 once mock data is loaded.</w:t>
+              <w:t>Real relief facilities, hazard feeds and a service-status snapshot.</w:t>
             </w:r>
           </w:p>
         </w:tc>
@@ -5858,7 +6126,7 @@
                 <w:rFonts w:ascii="Times New Roman" w:hAnsi="Times New Roman" w:cs="Times New Roman" w:eastAsia="Times New Roman"/>
                 <w:sz w:val="22"/>
               </w:rPr>
-              <w:t>GET /api/v1/incidents</w:t>
+              <w:t>GET /api/summary</w:t>
             </w:r>
           </w:p>
         </w:tc>
@@ -5880,7 +6148,7 @@
                 <w:rFonts w:ascii="Times New Roman" w:hAnsi="Times New Roman" w:cs="Times New Roman" w:eastAsia="Times New Roman"/>
                 <w:sz w:val="22"/>
               </w:rPr>
-              <w:t>Returns the list of active incidents filtered by town and severity.</w:t>
+              <w:t>Returns the latest categorised status summary for the area.</w:t>
             </w:r>
           </w:p>
         </w:tc>
@@ -5903,7 +6171,7 @@
                 <w:rFonts w:ascii="Times New Roman" w:hAnsi="Times New Roman" w:cs="Times New Roman" w:eastAsia="Times New Roman"/>
                 <w:sz w:val="22"/>
               </w:rPr>
-              <w:t>GET /api/v1/incidents/stream</w:t>
+              <w:t>GET /api/sync</w:t>
             </w:r>
           </w:p>
         </w:tc>
@@ -5924,7 +6192,7 @@
                 <w:rFonts w:ascii="Times New Roman" w:hAnsi="Times New Roman" w:cs="Times New Roman" w:eastAsia="Times New Roman"/>
                 <w:sz w:val="22"/>
               </w:rPr>
-              <w:t>Server-Sent Events stream of new incidents.</w:t>
+              <w:t>ETag-based delta-sync; replies 304 when the client holds the current version.</w:t>
             </w:r>
           </w:p>
         </w:tc>
@@ -5948,7 +6216,7 @@
                 <w:rFonts w:ascii="Times New Roman" w:hAnsi="Times New Roman" w:cs="Times New Roman" w:eastAsia="Times New Roman"/>
                 <w:sz w:val="22"/>
               </w:rPr>
-              <w:t>POST /api/v1/incidents</w:t>
+              <w:t>GET /api/eo</w:t>
             </w:r>
           </w:p>
         </w:tc>
@@ -5970,7 +6238,7 @@
                 <w:rFonts w:ascii="Times New Roman" w:hAnsi="Times New Roman" w:cs="Times New Roman" w:eastAsia="Times New Roman"/>
                 <w:sz w:val="22"/>
               </w:rPr>
-              <w:t>Accepts a resident-submitted incident; requires an Idempotency-Key header.</w:t>
+              <w:t>Fused multi-sensor earth-observation assessment with a signed provenance receipt.</w:t>
             </w:r>
           </w:p>
         </w:tc>
@@ -5993,7 +6261,7 @@
                 <w:rFonts w:ascii="Times New Roman" w:hAnsi="Times New Roman" w:cs="Times New Roman" w:eastAsia="Times New Roman"/>
                 <w:sz w:val="22"/>
               </w:rPr>
-              <w:t>GET /api/v1/summary</w:t>
+              <w:t>GET /api/eo/world</w:t>
             </w:r>
           </w:p>
         </w:tc>
@@ -6014,7 +6282,7 @@
                 <w:rFonts w:ascii="Times New Roman" w:hAnsi="Times New Roman" w:cs="Times New Roman" w:eastAsia="Times New Roman"/>
                 <w:sz w:val="22"/>
               </w:rPr>
-              <w:t>Returns the latest five-line status summary for a town.</w:t>
+              <w:t>Self-learning World Engine skill report (Brier scores, calibration, skill gain).</w:t>
             </w:r>
           </w:p>
         </w:tc>
@@ -6038,7 +6306,7 @@
                 <w:rFonts w:ascii="Times New Roman" w:hAnsi="Times New Roman" w:cs="Times New Roman" w:eastAsia="Times New Roman"/>
                 <w:sz w:val="22"/>
               </w:rPr>
-              <w:t>POST /api/v1/report</w:t>
+              <w:t>GET /api/eo/pubkey</w:t>
             </w:r>
           </w:p>
         </w:tc>
@@ -6060,7 +6328,7 @@
                 <w:rFonts w:ascii="Times New Roman" w:hAnsi="Times New Roman" w:cs="Times New Roman" w:eastAsia="Times New Roman"/>
                 <w:sz w:val="22"/>
               </w:rPr>
-              <w:t>Accepts a free-text report from a voice transcript or web form.</w:t>
+              <w:t>Public key (JWK) for offline client-side verification of provenance receipts.</w:t>
             </w:r>
           </w:p>
         </w:tc>
@@ -6083,7 +6351,7 @@
                 <w:rFonts w:ascii="Times New Roman" w:hAnsi="Times New Roman" w:cs="Times New Roman" w:eastAsia="Times New Roman"/>
                 <w:sz w:val="22"/>
               </w:rPr>
-              <w:t>POST /api/v1/voice/intents</w:t>
+              <w:t>GET /api/eo/certificate</w:t>
             </w:r>
           </w:p>
         </w:tc>
@@ -6104,7 +6372,7 @@
                 <w:rFonts w:ascii="Times New Roman" w:hAnsi="Times New Roman" w:cs="Times New Roman" w:eastAsia="Times New Roman"/>
                 <w:sz w:val="22"/>
               </w:rPr>
-              <w:t>Accepts a transcript and returns a classified intent and a spoken reply.</w:t>
+              <w:t>Issues a self-contained, offline-verifiable Forensic Warning Certificate.</w:t>
             </w:r>
           </w:p>
         </w:tc>
@@ -6128,7 +6396,7 @@
                 <w:rFonts w:ascii="Times New Roman" w:hAnsi="Times New Roman" w:cs="Times New Roman" w:eastAsia="Times New Roman"/>
                 <w:sz w:val="22"/>
               </w:rPr>
-              <w:t>GET /api/v1/openapi.json</w:t>
+              <w:t>POST /api/eo/verify</w:t>
             </w:r>
           </w:p>
         </w:tc>
@@ -6150,7 +6418,411 @@
                 <w:rFonts w:ascii="Times New Roman" w:hAnsi="Times New Roman" w:cs="Times New Roman" w:eastAsia="Times New Roman"/>
                 <w:sz w:val="22"/>
               </w:rPr>
-              <w:t>Returns the OpenAPI 3.1 specification for all endpoints.</w:t>
+              <w:t>Independently verifies a submitted certificate and returns an authenticity verdict.</w:t>
+            </w:r>
+          </w:p>
+        </w:tc>
+      </w:tr>
+      <w:tr>
+        <w:tc>
+          <w:tcPr>
+            <w:tcW w:type="dxa" w:w="3456"/>
+            <w:vAlign w:val="center"/>
+          </w:tcPr>
+          <w:p>
+            <w:pPr>
+              <w:spacing w:after="40" w:line="276" w:lineRule="auto"/>
+              <w:ind w:firstLine="0"/>
+              <w:jc w:val="left"/>
+            </w:pPr>
+            <w:r/>
+            <w:r>
+              <w:rPr>
+                <w:rFonts w:ascii="Times New Roman" w:hAnsi="Times New Roman" w:cs="Times New Roman" w:eastAsia="Times New Roman"/>
+                <w:sz w:val="22"/>
+              </w:rPr>
+              <w:t>GET /api/eo/route</w:t>
+            </w:r>
+          </w:p>
+        </w:tc>
+        <w:tc>
+          <w:tcPr>
+            <w:tcW w:type="dxa" w:w="5472"/>
+            <w:vAlign w:val="center"/>
+          </w:tcPr>
+          <w:p>
+            <w:pPr>
+              <w:spacing w:after="40" w:line="276" w:lineRule="auto"/>
+              <w:ind w:firstLine="0"/>
+              <w:jc w:val="left"/>
+            </w:pPr>
+            <w:r/>
+            <w:r>
+              <w:rPr>
+                <w:rFonts w:ascii="Times New Roman" w:hAnsi="Times New Roman" w:cs="Times New Roman" w:eastAsia="Times New Roman"/>
+                <w:sz w:val="22"/>
+              </w:rPr>
+              <w:t>Evacuation-route clearance with a GO/CAUTION/NO_GO per-segment verdict.</w:t>
+            </w:r>
+          </w:p>
+        </w:tc>
+      </w:tr>
+      <w:tr>
+        <w:tc>
+          <w:tcPr>
+            <w:tcW w:type="dxa" w:w="3456"/>
+            <w:vAlign w:val="center"/>
+            <w:shd w:val="clear" w:color="auto" w:fill="F2F2F2"/>
+          </w:tcPr>
+          <w:p>
+            <w:pPr>
+              <w:spacing w:after="40" w:line="276" w:lineRule="auto"/>
+              <w:ind w:firstLine="0"/>
+              <w:jc w:val="left"/>
+            </w:pPr>
+            <w:r/>
+            <w:r>
+              <w:rPr>
+                <w:rFonts w:ascii="Times New Roman" w:hAnsi="Times New Roman" w:cs="Times New Roman" w:eastAsia="Times New Roman"/>
+                <w:sz w:val="22"/>
+              </w:rPr>
+              <w:t>GET /api/dss, /api/i18n</w:t>
+            </w:r>
+          </w:p>
+        </w:tc>
+        <w:tc>
+          <w:tcPr>
+            <w:tcW w:type="dxa" w:w="5472"/>
+            <w:vAlign w:val="center"/>
+            <w:shd w:val="clear" w:color="auto" w:fill="F2F2F2"/>
+          </w:tcPr>
+          <w:p>
+            <w:pPr>
+              <w:spacing w:after="40" w:line="276" w:lineRule="auto"/>
+              <w:ind w:firstLine="0"/>
+              <w:jc w:val="left"/>
+            </w:pPr>
+            <w:r/>
+            <w:r>
+              <w:rPr>
+                <w:rFonts w:ascii="Times New Roman" w:hAnsi="Times New Roman" w:cs="Times New Roman" w:eastAsia="Times New Roman"/>
+                <w:sz w:val="22"/>
+              </w:rPr>
+              <w:t>Decision-support risk and recommendations, and the locale bundle.</w:t>
+            </w:r>
+          </w:p>
+        </w:tc>
+      </w:tr>
+      <w:tr>
+        <w:tc>
+          <w:tcPr>
+            <w:tcW w:type="dxa" w:w="3456"/>
+            <w:vAlign w:val="center"/>
+          </w:tcPr>
+          <w:p>
+            <w:pPr>
+              <w:spacing w:after="40" w:line="276" w:lineRule="auto"/>
+              <w:ind w:firstLine="0"/>
+              <w:jc w:val="left"/>
+            </w:pPr>
+            <w:r/>
+            <w:r>
+              <w:rPr>
+                <w:rFonts w:ascii="Times New Roman" w:hAnsi="Times New Roman" w:cs="Times New Roman" w:eastAsia="Times New Roman"/>
+                <w:sz w:val="22"/>
+              </w:rPr>
+              <w:t>POST /api/report, GET /api/reports</w:t>
+            </w:r>
+          </w:p>
+        </w:tc>
+        <w:tc>
+          <w:tcPr>
+            <w:tcW w:type="dxa" w:w="5472"/>
+            <w:vAlign w:val="center"/>
+          </w:tcPr>
+          <w:p>
+            <w:pPr>
+              <w:spacing w:after="40" w:line="276" w:lineRule="auto"/>
+              <w:ind w:firstLine="0"/>
+              <w:jc w:val="left"/>
+            </w:pPr>
+            <w:r/>
+            <w:r>
+              <w:rPr>
+                <w:rFonts w:ascii="Times New Roman" w:hAnsi="Times New Roman" w:cs="Times New Roman" w:eastAsia="Times New Roman"/>
+                <w:sz w:val="22"/>
+              </w:rPr>
+              <w:t>Accepts a resident report (agentically verified) and lists community reports.</w:t>
+            </w:r>
+          </w:p>
+        </w:tc>
+      </w:tr>
+      <w:tr>
+        <w:tc>
+          <w:tcPr>
+            <w:tcW w:type="dxa" w:w="3456"/>
+            <w:vAlign w:val="center"/>
+            <w:shd w:val="clear" w:color="auto" w:fill="F2F2F2"/>
+          </w:tcPr>
+          <w:p>
+            <w:pPr>
+              <w:spacing w:after="40" w:line="276" w:lineRule="auto"/>
+              <w:ind w:firstLine="0"/>
+              <w:jc w:val="left"/>
+            </w:pPr>
+            <w:r/>
+            <w:r>
+              <w:rPr>
+                <w:rFonts w:ascii="Times New Roman" w:hAnsi="Times New Roman" w:cs="Times New Roman" w:eastAsia="Times New Roman"/>
+                <w:sz w:val="22"/>
+              </w:rPr>
+              <w:t>POST /api/ask</w:t>
+            </w:r>
+          </w:p>
+        </w:tc>
+        <w:tc>
+          <w:tcPr>
+            <w:tcW w:type="dxa" w:w="5472"/>
+            <w:vAlign w:val="center"/>
+            <w:shd w:val="clear" w:color="auto" w:fill="F2F2F2"/>
+          </w:tcPr>
+          <w:p>
+            <w:pPr>
+              <w:spacing w:after="40" w:line="276" w:lineRule="auto"/>
+              <w:ind w:firstLine="0"/>
+              <w:jc w:val="left"/>
+            </w:pPr>
+            <w:r/>
+            <w:r>
+              <w:rPr>
+                <w:rFonts w:ascii="Times New Roman" w:hAnsi="Times New Roman" w:cs="Times New Roman" w:eastAsia="Times New Roman"/>
+                <w:sz w:val="22"/>
+              </w:rPr>
+              <w:t>Answers a free-form question with a Gemini RAG over the live situational context.</w:t>
+            </w:r>
+          </w:p>
+        </w:tc>
+      </w:tr>
+      <w:tr>
+        <w:tc>
+          <w:tcPr>
+            <w:tcW w:type="dxa" w:w="3456"/>
+            <w:vAlign w:val="center"/>
+          </w:tcPr>
+          <w:p>
+            <w:pPr>
+              <w:spacing w:after="40" w:line="276" w:lineRule="auto"/>
+              <w:ind w:firstLine="0"/>
+              <w:jc w:val="left"/>
+            </w:pPr>
+            <w:r/>
+            <w:r>
+              <w:rPr>
+                <w:rFonts w:ascii="Times New Roman" w:hAnsi="Times New Roman" w:cs="Times New Roman" w:eastAsia="Times New Roman"/>
+                <w:sz w:val="22"/>
+              </w:rPr>
+              <w:t>POST+GET /api/aid, /api/vulnerable, /api/missing</w:t>
+            </w:r>
+          </w:p>
+        </w:tc>
+        <w:tc>
+          <w:tcPr>
+            <w:tcW w:type="dxa" w:w="5472"/>
+            <w:vAlign w:val="center"/>
+          </w:tcPr>
+          <w:p>
+            <w:pPr>
+              <w:spacing w:after="40" w:line="276" w:lineRule="auto"/>
+              <w:ind w:firstLine="0"/>
+              <w:jc w:val="left"/>
+            </w:pPr>
+            <w:r/>
+            <w:r>
+              <w:rPr>
+                <w:rFonts w:ascii="Times New Roman" w:hAnsi="Times New Roman" w:cs="Times New Roman" w:eastAsia="Times New Roman"/>
+                <w:sz w:val="22"/>
+              </w:rPr>
+              <w:t>Mutual-aid offers/needs, vulnerable-person registry and missing-person reports.</w:t>
+            </w:r>
+          </w:p>
+        </w:tc>
+      </w:tr>
+      <w:tr>
+        <w:tc>
+          <w:tcPr>
+            <w:tcW w:type="dxa" w:w="3456"/>
+            <w:vAlign w:val="center"/>
+            <w:shd w:val="clear" w:color="auto" w:fill="F2F2F2"/>
+          </w:tcPr>
+          <w:p>
+            <w:pPr>
+              <w:spacing w:after="40" w:line="276" w:lineRule="auto"/>
+              <w:ind w:firstLine="0"/>
+              <w:jc w:val="left"/>
+            </w:pPr>
+            <w:r/>
+            <w:r>
+              <w:rPr>
+                <w:rFonts w:ascii="Times New Roman" w:hAnsi="Times New Roman" w:cs="Times New Roman" w:eastAsia="Times New Roman"/>
+                <w:sz w:val="22"/>
+              </w:rPr>
+              <w:t>GET /api/push/key, POST /api/push/subscribe, /api/push/unsubscribe</w:t>
+            </w:r>
+          </w:p>
+        </w:tc>
+        <w:tc>
+          <w:tcPr>
+            <w:tcW w:type="dxa" w:w="5472"/>
+            <w:vAlign w:val="center"/>
+            <w:shd w:val="clear" w:color="auto" w:fill="F2F2F2"/>
+          </w:tcPr>
+          <w:p>
+            <w:pPr>
+              <w:spacing w:after="40" w:line="276" w:lineRule="auto"/>
+              <w:ind w:firstLine="0"/>
+              <w:jc w:val="left"/>
+            </w:pPr>
+            <w:r/>
+            <w:r>
+              <w:rPr>
+                <w:rFonts w:ascii="Times New Roman" w:hAnsi="Times New Roman" w:cs="Times New Roman" w:eastAsia="Times New Roman"/>
+                <w:sz w:val="22"/>
+              </w:rPr>
+              <w:t>Web Push VAPID key and subscription management.</w:t>
+            </w:r>
+          </w:p>
+        </w:tc>
+      </w:tr>
+      <w:tr>
+        <w:tc>
+          <w:tcPr>
+            <w:tcW w:type="dxa" w:w="3456"/>
+            <w:vAlign w:val="center"/>
+          </w:tcPr>
+          <w:p>
+            <w:pPr>
+              <w:spacing w:after="40" w:line="276" w:lineRule="auto"/>
+              <w:ind w:firstLine="0"/>
+              <w:jc w:val="left"/>
+            </w:pPr>
+            <w:r/>
+            <w:r>
+              <w:rPr>
+                <w:rFonts w:ascii="Times New Roman" w:hAnsi="Times New Roman" w:cs="Times New Roman" w:eastAsia="Times New Roman"/>
+                <w:sz w:val="22"/>
+              </w:rPr>
+              <w:t>POST /api/voice/intent</w:t>
+            </w:r>
+          </w:p>
+        </w:tc>
+        <w:tc>
+          <w:tcPr>
+            <w:tcW w:type="dxa" w:w="5472"/>
+            <w:vAlign w:val="center"/>
+          </w:tcPr>
+          <w:p>
+            <w:pPr>
+              <w:spacing w:after="40" w:line="276" w:lineRule="auto"/>
+              <w:ind w:firstLine="0"/>
+              <w:jc w:val="left"/>
+            </w:pPr>
+            <w:r/>
+            <w:r>
+              <w:rPr>
+                <w:rFonts w:ascii="Times New Roman" w:hAnsi="Times New Roman" w:cs="Times New Roman" w:eastAsia="Times New Roman"/>
+                <w:sz w:val="22"/>
+              </w:rPr>
+              <w:t>Classifies a transcript and returns a reply grounded in live incident and facility data.</w:t>
+            </w:r>
+          </w:p>
+        </w:tc>
+      </w:tr>
+      <w:tr>
+        <w:tc>
+          <w:tcPr>
+            <w:tcW w:type="dxa" w:w="3456"/>
+            <w:vAlign w:val="center"/>
+            <w:shd w:val="clear" w:color="auto" w:fill="F2F2F2"/>
+          </w:tcPr>
+          <w:p>
+            <w:pPr>
+              <w:spacing w:after="40" w:line="276" w:lineRule="auto"/>
+              <w:ind w:firstLine="0"/>
+              <w:jc w:val="left"/>
+            </w:pPr>
+            <w:r/>
+            <w:r>
+              <w:rPr>
+                <w:rFonts w:ascii="Times New Roman" w:hAnsi="Times New Roman" w:cs="Times New Roman" w:eastAsia="Times New Roman"/>
+                <w:sz w:val="22"/>
+              </w:rPr>
+              <w:t>GET /api/pulse</w:t>
+            </w:r>
+          </w:p>
+        </w:tc>
+        <w:tc>
+          <w:tcPr>
+            <w:tcW w:type="dxa" w:w="5472"/>
+            <w:vAlign w:val="center"/>
+            <w:shd w:val="clear" w:color="auto" w:fill="F2F2F2"/>
+          </w:tcPr>
+          <w:p>
+            <w:pPr>
+              <w:spacing w:after="40" w:line="276" w:lineRule="auto"/>
+              <w:ind w:firstLine="0"/>
+              <w:jc w:val="left"/>
+            </w:pPr>
+            <w:r/>
+            <w:r>
+              <w:rPr>
+                <w:rFonts w:ascii="Times New Roman" w:hAnsi="Times New Roman" w:cs="Times New Roman" w:eastAsia="Times New Roman"/>
+                <w:sz w:val="22"/>
+              </w:rPr>
+              <w:t>Server-Sent Events stream broadcasting live incident, stat and ping events.</w:t>
+            </w:r>
+          </w:p>
+        </w:tc>
+      </w:tr>
+      <w:tr>
+        <w:tc>
+          <w:tcPr>
+            <w:tcW w:type="dxa" w:w="3456"/>
+            <w:vAlign w:val="center"/>
+          </w:tcPr>
+          <w:p>
+            <w:pPr>
+              <w:spacing w:after="40" w:line="276" w:lineRule="auto"/>
+              <w:ind w:firstLine="0"/>
+              <w:jc w:val="left"/>
+            </w:pPr>
+            <w:r/>
+            <w:r>
+              <w:rPr>
+                <w:rFonts w:ascii="Times New Roman" w:hAnsi="Times New Roman" w:cs="Times New Roman" w:eastAsia="Times New Roman"/>
+                <w:sz w:val="22"/>
+              </w:rPr>
+              <w:t>ALL /tasks/ingest</w:t>
+            </w:r>
+          </w:p>
+        </w:tc>
+        <w:tc>
+          <w:tcPr>
+            <w:tcW w:type="dxa" w:w="5472"/>
+            <w:vAlign w:val="center"/>
+          </w:tcPr>
+          <w:p>
+            <w:pPr>
+              <w:spacing w:after="40" w:line="276" w:lineRule="auto"/>
+              <w:ind w:firstLine="0"/>
+              <w:jc w:val="left"/>
+            </w:pPr>
+            <w:r/>
+            <w:r>
+              <w:rPr>
+                <w:rFonts w:ascii="Times New Roman" w:hAnsi="Times New Roman" w:cs="Times New Roman" w:eastAsia="Times New Roman"/>
+                <w:sz w:val="22"/>
+              </w:rPr>
+              <w:t>Token-guarded ingestion trigger (the only route that may spend the model budget).</w:t>
             </w:r>
           </w:p>
         </w:tc>
@@ -6354,7 +7026,21 @@
           <w:i w:val="0"/>
           <w:sz w:val="24"/>
         </w:rPr>
-        <w:t>Real-time delivery uses Server-Sent Events from the Express server. The client opens an EventSource against /api/v1/incidents/stream and receives events keyed by an event-id that the server emits monotonically. If the connection drops, the browser reconnects with a Last-Event-ID header and the server replays missed events from a small in-memory ring buffer. On the production data plane the same endpoint is backed by a Firestore snapshot listener so that fan-out scales horizontally.</w:t>
+        <w:t>Real-time delivery uses Server-Sent Events from the Express server. The client opens an EventSource against /api/pulse and immediately receives the latest incidents (oldest to newest) and a stat snapshot, so the stream is never empty. A shared live-feed poller then broadcasts new items from all forty-plus free sources as they appear, emitting three event types: incident, stat and a periodic ping heartbeat that keeps the connection and the status line alive. The handler registers each client with the live-feed module and cleans up on connection close, and compression is explicitly disabled for this path so buffering never stalls delivery. No model is called on the stream, so it is never rate-limited.</w:t>
+      </w:r>
+    </w:p>
+    <w:p>
+      <w:pPr>
+        <w:jc w:val="both"/>
+      </w:pPr>
+      <w:r>
+        <w:rPr>
+          <w:rFonts w:ascii="Times New Roman" w:hAnsi="Times New Roman" w:cs="Times New Roman" w:eastAsia="Times New Roman"/>
+          <w:b w:val="0"/>
+          <w:i w:val="0"/>
+          <w:sz w:val="24"/>
+        </w:rPr>
+        <w:t>Cheap polling complements the stream. A returning client calls /api/sync with the version it last saw; the server replies 304 Not Modified when nothing has changed and a compact delta otherwise, which keeps a phone on a weak connection from re-downloading the whole state on every refresh.</w:t>
       </w:r>
     </w:p>
     <w:p>
@@ -6381,7 +7067,7 @@
           <w:i w:val="0"/>
           <w:sz w:val="24"/>
         </w:rPr>
-        <w:t>The summarisation pipeline in the minimum lovable product is a pure function that reads the curated mock posts, groups them by category, joins the top three per category and returns a hand-crafted summary string. The function emits the same shape that the production pipeline emits, so the front-end has no special-case code path.</w:t>
+        <w:t>The intelligence pipeline runs inside the single Express process. When the token-guarded /tasks/ingest trigger fires, the source registry fetches the free feeds in parallel, the survivors of a dedupe-and-cluster pass are sent to a Gemini Flash-Lite model (gemini-flash-lite-latest) that returns a strict JSON object per item with relevance, category, severity, a geocoded place and the five translations, and the classified incidents are written to the live store. A keyword heuristic produces the same shape when the model key is unset, so the front-end has one code path whether or not the model is available.</w:t>
       </w:r>
     </w:p>
     <w:p>
@@ -6395,7 +7081,7 @@
           <w:i w:val="0"/>
           <w:sz w:val="24"/>
         </w:rPr>
-        <w:t>In production, the pipeline runs as a Cloud Run worker that is triggered by Pub/Sub. The worker calls the OpenAI Chat Completions endpoint with model gpt-4o, response_format set to JSON, and a fixed system prompt that instructs the model to return five short bullets, one per category, in the chosen locale. Prompt injection is mitigated by stripping URL fragments and by wrapping each user post in a fenced block with a sentinel.</w:t>
+        <w:t>Cost is held near zero by design. The model is touched only on the scheduled ingest, never on a user read; the live SSE feed and the delta-sync endpoint carry no model calls. A separate Gemini retrieval-augmented call backs /api/ask and /api/voice/intent, answering strictly from the live situational context rather than open generation. Prompt injection from ingested posts is mitigated by constraining the model to a JSON schema and by treating every user-controlled string as data, not instructions; on a cold start the service reloads the last good snapshot from Firestore instead of spending the model budget to rebuild it.</w:t>
       </w:r>
     </w:p>
     <w:p>
@@ -6422,7 +7108,7 @@
           <w:i w:val="0"/>
           <w:sz w:val="24"/>
         </w:rPr>
-        <w:t>The voice demonstration in the minimum lovable product runs entirely in the browser. The client requests microphone permission, opens a SpeechRecognition session keyed to the chosen language, sends the interim transcript to /api/v1/voice/intents on each result event and speaks the response with SpeechSynthesis. This flow is not for production use; it exists so that a viva examiner can test the language switching and the intent classification without hardware.</w:t>
+        <w:t>The voice channel runs entirely in the browser using the Web Speech API. The client requests microphone permission, opens a SpeechRecognition session keyed to the chosen language, and POSTs the recognised text to /api/voice/intent. The server classifies the intent (road, power, water, shelter, medical, emergency or fallback), then enriches the localized base reply with live data: for road, power and water it pulls the matching active incident titles; for medical and shelter it pulls the nearest relief facilities with their phone numbers from the store. SpeechSynthesis speaks the answer back in the same language. There is no audio sent to any third party and no telephony leg in the shipped product.</w:t>
       </w:r>
     </w:p>
     <w:p>
@@ -6436,7 +7122,7 @@
           <w:i w:val="0"/>
           <w:sz w:val="24"/>
         </w:rPr>
-        <w:t>In production, an inbound call hits a Twilio number. Twilio posts a webhook to /api/v1/voice/webhook with the call SID and a media stream URL. The handler opens a WebSocket back to Twilio, forwards the audio frames to Whisper through the streaming endpoint, receives interim transcripts, classifies the intent, formats a short spoken reply with Polly Neural voices and sends back TwiML. If the intent is emergency-redirect, the call is dialled out to the configured control-room number using TwiML &lt;Dial&gt;.</w:t>
+        <w:t>Because the reply is grounded in the same live store the dashboard reads, a spoken answer can never drift from what the map shows. A Twilio telephone line with a speech-to-text model on the audio path, for residents who have only a feature phone, is documented under future scope; nothing in the current implementation depends on it.</w:t>
       </w:r>
     </w:p>
     <w:p>
@@ -6466,7 +7152,7 @@
           <w:color w:val="595959"/>
           <w:sz w:val="22"/>
         </w:rPr>
-        <w:t>[Figure 3: Voice Bot Call Flow over Twilio with Whisper and GPT-4o]</w:t>
+        <w:t>[Figure 3: In-Browser Voice Flow over the Web Speech API, Grounded in Live Data]</w:t>
       </w:r>
       <w:r>
         <w:rPr>
@@ -6489,7 +7175,7 @@
           <w:b/>
           <w:sz w:val="22"/>
         </w:rPr>
-        <w:t>Figure 3: Voice Bot Call Flow over Twilio with Whisper and GPT-4o</w:t>
+        <w:t>Figure 3: In-Browser Voice Flow over the Web Speech API, Grounded in Live Data</w:t>
       </w:r>
     </w:p>
     <w:p>
@@ -6769,7 +7455,7 @@
           <w:rFonts w:ascii="Consolas" w:hAnsi="Consolas" w:cs="Consolas" w:eastAsia="Consolas"/>
           <w:sz w:val="20"/>
         </w:rPr>
-        <w:t>app.get('/api/v1/incidents', (req, res) =&gt; {</w:t>
+        <w:t>app.get('/api/incidents', (req, res) =&gt; {</w:t>
       </w:r>
     </w:p>
     <w:p>
@@ -6874,7 +7560,7 @@
           <w:b/>
           <w:sz w:val="22"/>
         </w:rPr>
-        <w:t>Listing 2. Server-Sent Events handler with replay buffer.</w:t>
+        <w:t>Listing 2. The /api/pulse Server-Sent Events stream: replay on connect, then live broadcast.</w:t>
       </w:r>
     </w:p>
     <w:p>
@@ -6888,7 +7574,7 @@
           <w:rFonts w:ascii="Consolas" w:hAnsi="Consolas" w:cs="Consolas" w:eastAsia="Consolas"/>
           <w:sz w:val="20"/>
         </w:rPr>
-        <w:t>const ring = []; const RING_MAX = 256;</w:t>
+        <w:t>app.get('/api/pulse', (req, res) =&gt; {</w:t>
       </w:r>
     </w:p>
     <w:p>
@@ -6902,7 +7588,7 @@
           <w:rFonts w:ascii="Consolas" w:hAnsi="Consolas" w:cs="Consolas" w:eastAsia="Consolas"/>
           <w:sz w:val="20"/>
         </w:rPr>
-        <w:t>export function emit(evt) {</w:t>
+        <w:t xml:space="preserve">  res.setHeader('Content-Type', 'text/event-stream');</w:t>
       </w:r>
     </w:p>
     <w:p>
@@ -6916,7 +7602,7 @@
           <w:rFonts w:ascii="Consolas" w:hAnsi="Consolas" w:cs="Consolas" w:eastAsia="Consolas"/>
           <w:sz w:val="20"/>
         </w:rPr>
-        <w:t xml:space="preserve">  ring.push(evt);</w:t>
+        <w:t xml:space="preserve">  res.setHeader('Cache-Control', 'no-cache, no-transform');</w:t>
       </w:r>
     </w:p>
     <w:p>
@@ -6930,7 +7616,7 @@
           <w:rFonts w:ascii="Consolas" w:hAnsi="Consolas" w:cs="Consolas" w:eastAsia="Consolas"/>
           <w:sz w:val="20"/>
         </w:rPr>
-        <w:t xml:space="preserve">  if (ring.length &gt; RING_MAX) ring.shift();</w:t>
+        <w:t xml:space="preserve">  res.setHeader('Connection', 'keep-alive');</w:t>
       </w:r>
     </w:p>
     <w:p>
@@ -6944,7 +7630,7 @@
           <w:rFonts w:ascii="Consolas" w:hAnsi="Consolas" w:cs="Consolas" w:eastAsia="Consolas"/>
           <w:sz w:val="20"/>
         </w:rPr>
-        <w:t xml:space="preserve">  for (const sub of subs) sub.write(format(evt));</w:t>
+        <w:t xml:space="preserve">  res.flushHeaders();</w:t>
       </w:r>
     </w:p>
     <w:p>
@@ -6958,7 +7644,7 @@
           <w:rFonts w:ascii="Consolas" w:hAnsi="Consolas" w:cs="Consolas" w:eastAsia="Consolas"/>
           <w:sz w:val="20"/>
         </w:rPr>
-        <w:t>}</w:t>
+        <w:t xml:space="preserve">  const send = (event, data) =&gt;</w:t>
       </w:r>
     </w:p>
     <w:p>
@@ -6972,7 +7658,7 @@
           <w:rFonts w:ascii="Consolas" w:hAnsi="Consolas" w:cs="Consolas" w:eastAsia="Consolas"/>
           <w:sz w:val="20"/>
         </w:rPr>
-        <w:t xml:space="preserve"> </w:t>
+        <w:t xml:space="preserve">    res.write(`event: ${event}\ndata: ${JSON.stringify(data)}\n\n`);</w:t>
       </w:r>
     </w:p>
     <w:p>
@@ -6986,7 +7672,7 @@
           <w:rFonts w:ascii="Consolas" w:hAnsi="Consolas" w:cs="Consolas" w:eastAsia="Consolas"/>
           <w:sz w:val="20"/>
         </w:rPr>
-        <w:t>app.get('/api/v1/incidents/stream', (req, res) =&gt; {</w:t>
+        <w:t xml:space="preserve"> </w:t>
       </w:r>
     </w:p>
     <w:p>
@@ -7000,7 +7686,7 @@
           <w:rFonts w:ascii="Consolas" w:hAnsi="Consolas" w:cs="Consolas" w:eastAsia="Consolas"/>
           <w:sz w:val="20"/>
         </w:rPr>
-        <w:t xml:space="preserve">  res.set({</w:t>
+        <w:t xml:space="preserve">  // Replay current state so the stream is never empty.</w:t>
       </w:r>
     </w:p>
     <w:p>
@@ -7014,7 +7700,7 @@
           <w:rFonts w:ascii="Consolas" w:hAnsi="Consolas" w:cs="Consolas" w:eastAsia="Consolas"/>
           <w:sz w:val="20"/>
         </w:rPr>
-        <w:t xml:space="preserve">    'Content-Type': 'text/event-stream',</w:t>
+        <w:t xml:space="preserve">  store.getIncidents().slice(0, 8).reverse()</w:t>
       </w:r>
     </w:p>
     <w:p>
@@ -7028,7 +7714,7 @@
           <w:rFonts w:ascii="Consolas" w:hAnsi="Consolas" w:cs="Consolas" w:eastAsia="Consolas"/>
           <w:sz w:val="20"/>
         </w:rPr>
-        <w:t xml:space="preserve">    'Cache-Control': 'no-store',</w:t>
+        <w:t xml:space="preserve">    .forEach((i) =&gt; send('incident', incidentEvt(i)));</w:t>
       </w:r>
     </w:p>
     <w:p>
@@ -7042,7 +7728,7 @@
           <w:rFonts w:ascii="Consolas" w:hAnsi="Consolas" w:cs="Consolas" w:eastAsia="Consolas"/>
           <w:sz w:val="20"/>
         </w:rPr>
-        <w:t xml:space="preserve">    Connection: 'keep-alive',</w:t>
+        <w:t xml:space="preserve">  send('stat', stat());</w:t>
       </w:r>
     </w:p>
     <w:p>
@@ -7056,7 +7742,7 @@
           <w:rFonts w:ascii="Consolas" w:hAnsi="Consolas" w:cs="Consolas" w:eastAsia="Consolas"/>
           <w:sz w:val="20"/>
         </w:rPr>
-        <w:t xml:space="preserve">  });</w:t>
+        <w:t xml:space="preserve"> </w:t>
       </w:r>
     </w:p>
     <w:p>
@@ -7070,7 +7756,7 @@
           <w:rFonts w:ascii="Consolas" w:hAnsi="Consolas" w:cs="Consolas" w:eastAsia="Consolas"/>
           <w:sz w:val="20"/>
         </w:rPr>
-        <w:t xml:space="preserve">  const since = Number(req.headers['last-event-id'] ?? 0);</w:t>
+        <w:t xml:space="preserve">  // Live items from all 40+ free sources (no model call).</w:t>
       </w:r>
     </w:p>
     <w:p>
@@ -7084,7 +7770,7 @@
           <w:rFonts w:ascii="Consolas" w:hAnsi="Consolas" w:cs="Consolas" w:eastAsia="Consolas"/>
           <w:sz w:val="20"/>
         </w:rPr>
-        <w:t xml:space="preserve">  for (const evt of ring) if (evt.id &gt; since) res.write(format(evt));</w:t>
+        <w:t xml:space="preserve">  livefeed.addClient(res, pickLang(req));</w:t>
       </w:r>
     </w:p>
     <w:p>
@@ -7098,7 +7784,7 @@
           <w:rFonts w:ascii="Consolas" w:hAnsi="Consolas" w:cs="Consolas" w:eastAsia="Consolas"/>
           <w:sz w:val="20"/>
         </w:rPr>
-        <w:t xml:space="preserve">  subs.add(res);</w:t>
+        <w:t xml:space="preserve">  const tick = setInterval(() =&gt; send('ping', { ts: Date.now() }), 15000);</w:t>
       </w:r>
     </w:p>
     <w:p>
@@ -7112,7 +7798,7 @@
           <w:rFonts w:ascii="Consolas" w:hAnsi="Consolas" w:cs="Consolas" w:eastAsia="Consolas"/>
           <w:sz w:val="20"/>
         </w:rPr>
-        <w:t xml:space="preserve">  req.on('close', () =&gt; subs.delete(res));</w:t>
+        <w:t xml:space="preserve">  req.on('close', () =&gt; { clearInterval(tick); livefeed.removeClient(res); });</w:t>
       </w:r>
     </w:p>
     <w:p>
@@ -7147,7 +7833,7 @@
           <w:b/>
           <w:sz w:val="22"/>
         </w:rPr>
-        <w:t>Listing 3. Voice intent endpoint (mock classifier).</w:t>
+        <w:t>Listing 3. The /api/voice/intent endpoint: classify, then ground the reply in live data.</w:t>
       </w:r>
     </w:p>
     <w:p>
@@ -7161,7 +7847,7 @@
           <w:rFonts w:ascii="Consolas" w:hAnsi="Consolas" w:cs="Consolas" w:eastAsia="Consolas"/>
           <w:sz w:val="20"/>
         </w:rPr>
-        <w:t>const RULES = [</w:t>
+        <w:t>app.post('/api/voice/intent', (req, res) =&gt; {</w:t>
       </w:r>
     </w:p>
     <w:p>
@@ -7175,7 +7861,7 @@
           <w:rFonts w:ascii="Consolas" w:hAnsi="Consolas" w:cs="Consolas" w:eastAsia="Consolas"/>
           <w:sz w:val="20"/>
         </w:rPr>
-        <w:t xml:space="preserve">  [/(shelter|राहत|आश्रय)/i, 'ask-shelter'],</w:t>
+        <w:t xml:space="preserve">  const { text = '' } = req.body || {};</w:t>
       </w:r>
     </w:p>
     <w:p>
@@ -7189,7 +7875,7 @@
           <w:rFonts w:ascii="Consolas" w:hAnsi="Consolas" w:cs="Consolas" w:eastAsia="Consolas"/>
           <w:sz w:val="20"/>
         </w:rPr>
-        <w:t xml:space="preserve">  [/(road|रास्ता|सड़क)/i,  'ask-road-status'],</w:t>
+        <w:t xml:space="preserve">  const lang = SUPPORTED.includes(req.body?.lang) ? req.body.lang : pickLang(req);</w:t>
       </w:r>
     </w:p>
     <w:p>
@@ -7203,7 +7889,7 @@
           <w:rFonts w:ascii="Consolas" w:hAnsi="Consolas" w:cs="Consolas" w:eastAsia="Consolas"/>
           <w:sz w:val="20"/>
         </w:rPr>
-        <w:t xml:space="preserve">  [/(power|बिजली)/i,        'ask-power'],</w:t>
+        <w:t xml:space="preserve">  const out = respond(text, lang); // { intent, response, lang }</w:t>
       </w:r>
     </w:p>
     <w:p>
@@ -7217,7 +7903,7 @@
           <w:rFonts w:ascii="Consolas" w:hAnsi="Consolas" w:cs="Consolas" w:eastAsia="Consolas"/>
           <w:sz w:val="20"/>
         </w:rPr>
-        <w:t xml:space="preserve">  [/(emergency|खतरा)/i,     'emergency-redirect'],</w:t>
+        <w:t xml:space="preserve"> </w:t>
       </w:r>
     </w:p>
     <w:p>
@@ -7231,7 +7917,7 @@
           <w:rFonts w:ascii="Consolas" w:hAnsi="Consolas" w:cs="Consolas" w:eastAsia="Consolas"/>
           <w:sz w:val="20"/>
         </w:rPr>
-        <w:t>];</w:t>
+        <w:t xml:space="preserve">  // Enrich the localized reply with the live store (no LLM call).</w:t>
       </w:r>
     </w:p>
     <w:p>
@@ -7245,7 +7931,7 @@
           <w:rFonts w:ascii="Consolas" w:hAnsi="Consolas" w:cs="Consolas" w:eastAsia="Consolas"/>
           <w:sz w:val="20"/>
         </w:rPr>
-        <w:t xml:space="preserve"> </w:t>
+        <w:t xml:space="preserve">  let extra = [];</w:t>
       </w:r>
     </w:p>
     <w:p>
@@ -7259,7 +7945,7 @@
           <w:rFonts w:ascii="Consolas" w:hAnsi="Consolas" w:cs="Consolas" w:eastAsia="Consolas"/>
           <w:sz w:val="20"/>
         </w:rPr>
-        <w:t>app.post('/api/v1/voice/intents', express.json(), (req, res) =&gt; {</w:t>
+        <w:t xml:space="preserve">  if (['road', 'power', 'water'].includes(out.intent))</w:t>
       </w:r>
     </w:p>
     <w:p>
@@ -7273,7 +7959,7 @@
           <w:rFonts w:ascii="Consolas" w:hAnsi="Consolas" w:cs="Consolas" w:eastAsia="Consolas"/>
           <w:sz w:val="20"/>
         </w:rPr>
-        <w:t xml:space="preserve">  const text = String(req.body?.text ?? '').slice(0, 500);</w:t>
+        <w:t xml:space="preserve">    extra = incidentTitles(out.intent, lang);</w:t>
       </w:r>
     </w:p>
     <w:p>
@@ -7287,7 +7973,7 @@
           <w:rFonts w:ascii="Consolas" w:hAnsi="Consolas" w:cs="Consolas" w:eastAsia="Consolas"/>
           <w:sz w:val="20"/>
         </w:rPr>
-        <w:t xml:space="preserve">  const intent = RULES.find(([re]) =&gt; re.test(text))?.[1] ??</w:t>
+        <w:t xml:space="preserve">  else if (out.intent === 'medical') extra = facilityNames(['hospital', 'clinic']);</w:t>
       </w:r>
     </w:p>
     <w:p>
@@ -7301,7 +7987,7 @@
           <w:rFonts w:ascii="Consolas" w:hAnsi="Consolas" w:cs="Consolas" w:eastAsia="Consolas"/>
           <w:sz w:val="20"/>
         </w:rPr>
-        <w:t xml:space="preserve">    'report-incident';</w:t>
+        <w:t xml:space="preserve">  else if (out.intent === 'shelter') extra = facilityNames(['shelter', 'school']);</w:t>
       </w:r>
     </w:p>
     <w:p>
@@ -7315,7 +8001,7 @@
           <w:rFonts w:ascii="Consolas" w:hAnsi="Consolas" w:cs="Consolas" w:eastAsia="Consolas"/>
           <w:sz w:val="20"/>
         </w:rPr>
-        <w:t xml:space="preserve">  res.json({ intent, reply: replyFor(intent, req.body?.lang) });</w:t>
+        <w:t xml:space="preserve">  if (extra.length) { out.response += ' ' + extra.join('; ') + '.'; out.live = extra; }</w:t>
       </w:r>
     </w:p>
     <w:p>
@@ -7329,6 +8015,20 @@
           <w:rFonts w:ascii="Consolas" w:hAnsi="Consolas" w:cs="Consolas" w:eastAsia="Consolas"/>
           <w:sz w:val="20"/>
         </w:rPr>
+        <w:t xml:space="preserve">  res.json(out);</w:t>
+      </w:r>
+    </w:p>
+    <w:p>
+      <w:pPr>
+        <w:pStyle w:val="CodeListing"/>
+        <w:ind w:firstLine="0"/>
+        <w:shd w:val="clear" w:color="auto" w:fill="F4F4F4"/>
+      </w:pPr>
+      <w:r>
+        <w:rPr>
+          <w:rFonts w:ascii="Consolas" w:hAnsi="Consolas" w:cs="Consolas" w:eastAsia="Consolas"/>
+          <w:sz w:val="20"/>
+        </w:rPr>
         <w:t>});</w:t>
       </w:r>
     </w:p>
@@ -7375,7 +8075,7 @@
           <w:i w:val="0"/>
           <w:sz w:val="24"/>
         </w:rPr>
-        <w:t>The summarisation pipeline runs in four stages: ingest, dedupe, classify, summarise. The ingest stage normalises each post into a canonical event. The dedupe stage uses SimHash with sixty-four bits and a Hamming distance threshold of three over a sliding fifteen-minute window; SimHash is preferred over a vector cosine because the bit operation runs in constant time per comparison and the window fits in a small bitmap. The classify stage uses a zero-shot text classifier built around a small instruction-tuned model. The summarise stage uses GPT-4o with JSON-mode and a fixed schema that enforces five short bullets.</w:t>
+        <w:t>The triage pipeline runs in four stages: ingest, dedupe and cluster, classify, surface. The ingest stage normalises each item from the forty-plus free feeds into a canonical event. The dedupe-and-cluster stage groups near-identical items so that the same event reported by many outlets collapses to one cluster while still counting the independent sources, which is what lets corroboration raise trust. The classify stage sends the surviving items to a Gemini Flash-Lite model constrained to a JSON schema that returns relevance, a category label, a severity, a geocoded place and the five translations; a transparent keyword heuristic produces the same shape offline when no model key is set. The surface stage writes the classified incidents to the live store under a single monotonic version.</w:t>
       </w:r>
     </w:p>
     <w:p>
@@ -7389,7 +8089,7 @@
           <w:i w:val="0"/>
           <w:sz w:val="24"/>
         </w:rPr>
-        <w:t>The complexity of the pipeline is dominated by the deduplication step. With n events in the active window, the naive comparison is O(n^2), which we reduce to O(n log n) by maintaining a sorted Bloom-filter-of-SimHash structure keyed on the top sixteen bits of the hash. Memory is O(n) bounded by the window size.</w:t>
+        <w:t>The model is the expensive resource, not the CPU, so the design minimises model calls rather than asymptotic comparison cost: classification runs only on the scheduled, token-guarded ingest, deduplication happens once per batch before any model call, and the result is cached in the store and snapshotted to Firestore so a cold start reloads it for free. Memory is bounded by the size of the active incident set held in process.</w:t>
       </w:r>
     </w:p>
     <w:p>
@@ -7416,7 +8116,7 @@
           <w:i w:val="0"/>
           <w:sz w:val="24"/>
         </w:rPr>
-        <w:t>Intent classification for the voice bot is a five-way decision among report-incident, ask-shelter, ask-road-status, ask-power and emergency-redirect. In the minimum lovable product, the classifier is a small set of regular expressions that match keywords in each supported language; this is deliberately legible and works offline. In production, the classifier is the same GPT-4o call that produces the spoken reply, which avoids a second model hop and saves about one hundred and fifty milliseconds of latency per turn. Confidence is reported as the model logprob aggregated over the JSON intent field; below a threshold of zero point seven five, the bot asks a clarification question.</w:t>
+        <w:t>Intent classification for the voice channel is a multi-way decision among road, power, water, shelter, medical, emergency and a fallback. The classifier is a keyword matcher over each supported language, which is deliberately legible, runs offline and adds no latency or model cost on the user's request. The novelty is not the classifier but the grounding: once an intent is chosen, the endpoint pulls the matching live data from the store, the active incident titles for road, power and water, and the nearest relief facilities with phone numbers for medical and shelter, so the spoken answer reflects the real situation rather than a canned script. When no live data matches, the reply falls back to an honest no-data message instead of guessing.</w:t>
       </w:r>
     </w:p>
     <w:p>
@@ -7443,7 +8143,21 @@
           <w:i w:val="0"/>
           <w:sz w:val="24"/>
         </w:rPr>
-        <w:t>Each surfaced post carries a trust score that is computed as the weighted product of three factors. Source reliability is a static weight assigned per source domain (verified municipal account = 1.0, verified news = 0.8, recognised volunteer = 0.6, anonymous = 0.3). Confirmation count is the number of independent posts within fifteen minutes that are classified into the same category and that reference an overlapping geographical area; this factor is a saturating function 1 - exp(-k/3). Recency decay is an exponential with a half-life of twenty minutes. The score is in the range zero to one and is shown to responders as a four-step indicator: low, moderate, strong, confirmed.</w:t>
+        <w:t>Trust is established by corroboration across independent feeds rather than by a single hand-tuned source weight. Because the ingest spans more than forty independent free sources, an event seen across many of them earns high confidence while lone-source noise stays low, and the decision engine is spatially and temporally honest: a one-time incident decays out of the risk score as time passes, and district-wide hazards are kept separate from localized incidents shown with distance.</w:t>
+      </w:r>
+    </w:p>
+    <w:p>
+      <w:pPr>
+        <w:jc w:val="both"/>
+      </w:pPr>
+      <w:r>
+        <w:rPr>
+          <w:rFonts w:ascii="Times New Roman" w:hAnsi="Times New Roman" w:cs="Times New Roman" w:eastAsia="Times New Roman"/>
+          <w:b w:val="0"/>
+          <w:i w:val="0"/>
+          <w:sz w:val="24"/>
+        </w:rPr>
+        <w:t>Citizen reports are checked by an agentic verifier (services/verify.js) that performs a live web search with the model's search tool and returns one of three verdicts, corroborated, unverified or contradicted. A contradicted report is excluded from the risk computation, so a debunked claim never raises the alert level. When the model or its search tool is unavailable the report is admitted as unverified rather than silently trusted. The earth-observation subsystem adds a second, independent line of corroboration described in Chapter 6.5: multiple satellites and physical sensors are cross-validated per hazard axis, and a feed that diverges implausibly from its peers is attenuated as a suspect outlier.</w:t>
       </w:r>
     </w:p>
     <w:p>
@@ -7470,7 +8184,1299 @@
           <w:i w:val="0"/>
           <w:sz w:val="24"/>
         </w:rPr>
-        <w:t>Language identification uses Compact Language Detector 3 (cld3) on the server side and FastText pre-trained language vectors when an offline fallback is needed. cld3 is preferred because it ships as a small native binding, recognises the major Indian scripts out of the box and runs in micro-second latencies. For very short voice transcripts (under five tokens), the system falls back to the language hint passed by Twilio in the call leg, which is set from the language IVR menu.</w:t>
+        <w:t>Language selection avoids a heavy language-identification dependency altogether. The server resolves the locale from an explicit signal before any guesswork: a ?lang query parameter or a stored preference wins first, then the Accept-Language header, then a default. For the voice channel the browser already knows the SpeechRecognition language the user chose, so that language is sent with the transcript and the reply is composed and spoken in it. Classification of ingested feed items, including their source language, is handled inside the same Gemini Flash-Lite call that categorises and translates them, so there is no separate model to ship, train or keep in memory.</w:t>
+      </w:r>
+    </w:p>
+    <w:p>
+      <w:pPr>
+        <w:pStyle w:val="Heading2"/>
+        <w:ind w:firstLine="0"/>
+        <w:jc w:val="left"/>
+      </w:pPr>
+      <w:r>
+        <w:rPr>
+          <w:rFonts w:ascii="Times New Roman" w:hAnsi="Times New Roman" w:cs="Times New Roman" w:eastAsia="Times New Roman"/>
+        </w:rPr>
+        <w:t>6.5 Earth-Observation Subsystem</w:t>
+      </w:r>
+    </w:p>
+    <w:p>
+      <w:pPr>
+        <w:jc w:val="both"/>
+      </w:pPr>
+      <w:r>
+        <w:rPr>
+          <w:rFonts w:ascii="Times New Roman" w:hAnsi="Times New Roman" w:cs="Times New Roman" w:eastAsia="Times New Roman"/>
+          <w:b w:val="0"/>
+          <w:i w:val="0"/>
+          <w:sz w:val="24"/>
+        </w:rPr>
+        <w:t>The earth-observation subsystem is the centrepiece of LocalPulse. Where the news and citizen-report pipeline tells the system what people are saying, the earth-observation subsystem tells it what the planet is actually doing, by fusing many independent satellites and physical sensors into one cross-validated hazard assessment for any point on Earth. It lives under services/eo and is exposed through the /api/eo family of endpoints. Every assessment it returns carries a tamper-evident, offline-verifiable provenance receipt, so a warning is not just produced but accountable.</w:t>
+      </w:r>
+    </w:p>
+    <w:p>
+      <w:pPr>
+        <w:jc w:val="both"/>
+      </w:pPr>
+      <w:r>
+        <w:rPr>
+          <w:rFonts w:ascii="Times New Roman" w:hAnsi="Times New Roman" w:cs="Times New Roman" w:eastAsia="Times New Roman"/>
+          <w:b w:val="0"/>
+          <w:i w:val="0"/>
+          <w:sz w:val="24"/>
+        </w:rPr>
+        <w:t>The design holds to three principles. First, graceful degradation: any feed that needs a key the operator has not configured is skipped, and the assessment is built from whatever sensors are available rather than failing. Second, honest uncertainty: divergent sensors widen the error band and bias toward caution rather than being averaged away. Third, accountability: the warning, where, when and by which sensors, is signed and chained so it can be verified later by anyone, with no server and no trust in LocalPulse.</w:t>
+      </w:r>
+    </w:p>
+    <w:p>
+      <w:pPr>
+        <w:spacing w:before="160" w:after="0" w:line="360" w:lineRule="auto"/>
+        <w:ind w:firstLine="0"/>
+        <w:jc w:val="center"/>
+        <w:pBdr>
+          <w:top w:val="single" w:sz="8" w:space="4" w:color="BFBFBF"/>
+          <w:left w:val="single" w:sz="8" w:space="4" w:color="BFBFBF"/>
+          <w:bottom w:val="single" w:sz="8" w:space="4" w:color="BFBFBF"/>
+          <w:right w:val="single" w:sz="8" w:space="4" w:color="BFBFBF"/>
+        </w:pBdr>
+      </w:pPr>
+      <w:r>
+        <w:rPr>
+          <w:rFonts w:ascii="Times New Roman" w:hAnsi="Times New Roman" w:cs="Times New Roman" w:eastAsia="Times New Roman"/>
+          <w:sz w:val="20"/>
+        </w:rPr>
+        <w:t xml:space="preserve"> </w:t>
+        <w:br/>
+      </w:r>
+      <w:r>
+        <w:rPr>
+          <w:rFonts w:ascii="Times New Roman" w:hAnsi="Times New Roman" w:cs="Times New Roman" w:eastAsia="Times New Roman"/>
+          <w:i/>
+          <w:color w:val="595959"/>
+          <w:sz w:val="22"/>
+        </w:rPr>
+        <w:t>[Figure 7: Earth-Observation Fusion, Cross-Validation and Signed Provenance]</w:t>
+      </w:r>
+      <w:r>
+        <w:rPr>
+          <w:rFonts w:ascii="Times New Roman" w:hAnsi="Times New Roman" w:cs="Times New Roman" w:eastAsia="Times New Roman"/>
+          <w:sz w:val="20"/>
+        </w:rPr>
+        <w:br/>
+        <w:t xml:space="preserve"> </w:t>
+      </w:r>
+    </w:p>
+    <w:p>
+      <w:pPr>
+        <w:pStyle w:val="ReportCaption"/>
+        <w:spacing w:before="40"/>
+        <w:ind w:firstLine="0"/>
+      </w:pPr>
+      <w:r>
+        <w:rPr>
+          <w:rFonts w:ascii="Times New Roman" w:hAnsi="Times New Roman" w:cs="Times New Roman" w:eastAsia="Times New Roman"/>
+          <w:b/>
+          <w:sz w:val="22"/>
+        </w:rPr>
+        <w:t>Figure 7: Earth-Observation Fusion, Cross-Validation and Signed Provenance</w:t>
+      </w:r>
+    </w:p>
+    <w:p>
+      <w:pPr>
+        <w:pStyle w:val="Heading3"/>
+        <w:ind w:firstLine="0"/>
+        <w:jc w:val="left"/>
+      </w:pPr>
+      <w:r>
+        <w:rPr>
+          <w:rFonts w:ascii="Times New Roman" w:hAnsi="Times New Roman" w:cs="Times New Roman" w:eastAsia="Times New Roman"/>
+        </w:rPr>
+        <w:t>6.5.1 Multi-sensor Satellite Fusion</w:t>
+      </w:r>
+    </w:p>
+    <w:p>
+      <w:pPr>
+        <w:jc w:val="both"/>
+      </w:pPr>
+      <w:r>
+        <w:rPr>
+          <w:rFonts w:ascii="Times New Roman" w:hAnsi="Times New Roman" w:cs="Times New Roman" w:eastAsia="Times New Roman"/>
+          <w:b w:val="0"/>
+          <w:i w:val="0"/>
+          <w:sz w:val="24"/>
+        </w:rPr>
+        <w:t>The fusion engine (services/eo/fusion.js) runs thirteen adapters in parallel: NASA FIRMS active-fire detections, Open-Meteo air quality, NASA POWER, USGS seismic, the Copernicus Sentinel-1, Sentinel-2, Sentinel-3 and Sentinel-5P platforms (the last contributing nitrogen dioxide, sulphur dioxide and carbon monoxide columns), a storm feed and the GLOFAS flood model. Each adapter is a small module declaring the environment keys it requires; adapters whose Copernicus or FIRMS keys are unset are simply skipped, so the engine works out of the box and grows richer as keys are added. All calls pass through a per-geocell, time-to-live cache (cache.js, http.js) so repeated nearby requests do not hammer the upstream APIs and the origin can stay scaled to zero.</w:t>
+      </w:r>
+    </w:p>
+    <w:p>
+      <w:pPr>
+        <w:jc w:val="both"/>
+      </w:pPr>
+      <w:r>
+        <w:rPr>
+          <w:rFonts w:ascii="Times New Roman" w:hAnsi="Times New Roman" w:cs="Times New Roman" w:eastAsia="Times New Roman"/>
+          <w:b w:val="0"/>
+          <w:i w:val="0"/>
+          <w:sz w:val="24"/>
+        </w:rPr>
+        <w:t>Signals are grouped by hazard axis and combined into a per-hazard summary. When two or more independent sensors corroborate on the same axis, confidence rises. The overall level is confidence-weighted: a low-confidence single-sensor proxy cannot drive the headline on its own, yet any axis that is both extreme and trustworthy still forces at least a high level. Per-axis levels stay raw for honesty; only the roll-up is weighted. Levels are reported on a four-step scale: ok, elevated, high and severe.</w:t>
+      </w:r>
+    </w:p>
+    <w:p>
+      <w:pPr>
+        <w:pStyle w:val="ReportCaption"/>
+        <w:ind w:firstLine="0"/>
+      </w:pPr>
+      <w:r>
+        <w:rPr>
+          <w:rFonts w:ascii="Times New Roman" w:hAnsi="Times New Roman" w:cs="Times New Roman" w:eastAsia="Times New Roman"/>
+          <w:b/>
+          <w:sz w:val="22"/>
+        </w:rPr>
+        <w:t>Table 7: Earth-Observation Sensor Adapters and Hazard Axes</w:t>
+      </w:r>
+    </w:p>
+    <w:tbl>
+      <w:tblPr>
+        <w:tblStyle w:val="TableGrid"/>
+        <w:tblW w:type="auto" w:w="0"/>
+        <w:jc w:val="center"/>
+        <w:tblLayout w:type="autofit"/>
+        <w:tblLook w:firstColumn="1" w:firstRow="1" w:lastColumn="0" w:lastRow="0" w:noHBand="0" w:noVBand="1" w:val="04A0"/>
+      </w:tblPr>
+      <w:tblGrid>
+        <w:gridCol w:w="2256"/>
+        <w:gridCol w:w="2256"/>
+        <w:gridCol w:w="2256"/>
+        <w:gridCol w:w="2256"/>
+      </w:tblGrid>
+      <w:tr>
+        <w:tc>
+          <w:tcPr>
+            <w:tcW w:type="dxa" w:w="2448"/>
+            <w:vAlign w:val="center"/>
+            <w:shd w:val="clear" w:color="auto" w:fill="1F4E79"/>
+          </w:tcPr>
+          <w:p>
+            <w:pPr>
+              <w:spacing w:after="40" w:line="276" w:lineRule="auto"/>
+              <w:ind w:firstLine="0"/>
+              <w:jc w:val="center"/>
+            </w:pPr>
+            <w:r/>
+            <w:r>
+              <w:rPr>
+                <w:rFonts w:ascii="Times New Roman" w:hAnsi="Times New Roman" w:cs="Times New Roman" w:eastAsia="Times New Roman"/>
+                <w:b/>
+                <w:color w:val="FFFFFF"/>
+                <w:sz w:val="22"/>
+              </w:rPr>
+              <w:t>Sensor / Adapter</w:t>
+            </w:r>
+          </w:p>
+        </w:tc>
+        <w:tc>
+          <w:tcPr>
+            <w:tcW w:type="dxa" w:w="2304"/>
+            <w:vAlign w:val="center"/>
+            <w:shd w:val="clear" w:color="auto" w:fill="1F4E79"/>
+          </w:tcPr>
+          <w:p>
+            <w:pPr>
+              <w:spacing w:after="40" w:line="276" w:lineRule="auto"/>
+              <w:ind w:firstLine="0"/>
+              <w:jc w:val="center"/>
+            </w:pPr>
+            <w:r/>
+            <w:r>
+              <w:rPr>
+                <w:rFonts w:ascii="Times New Roman" w:hAnsi="Times New Roman" w:cs="Times New Roman" w:eastAsia="Times New Roman"/>
+                <w:b/>
+                <w:color w:val="FFFFFF"/>
+                <w:sz w:val="22"/>
+              </w:rPr>
+              <w:t>Source</w:t>
+            </w:r>
+          </w:p>
+        </w:tc>
+        <w:tc>
+          <w:tcPr>
+            <w:tcW w:type="dxa" w:w="1872"/>
+            <w:vAlign w:val="center"/>
+            <w:shd w:val="clear" w:color="auto" w:fill="1F4E79"/>
+          </w:tcPr>
+          <w:p>
+            <w:pPr>
+              <w:spacing w:after="40" w:line="276" w:lineRule="auto"/>
+              <w:ind w:firstLine="0"/>
+              <w:jc w:val="center"/>
+            </w:pPr>
+            <w:r/>
+            <w:r>
+              <w:rPr>
+                <w:rFonts w:ascii="Times New Roman" w:hAnsi="Times New Roman" w:cs="Times New Roman" w:eastAsia="Times New Roman"/>
+                <w:b/>
+                <w:color w:val="FFFFFF"/>
+                <w:sz w:val="22"/>
+              </w:rPr>
+              <w:t>Hazard axis</w:t>
+            </w:r>
+          </w:p>
+        </w:tc>
+        <w:tc>
+          <w:tcPr>
+            <w:tcW w:type="dxa" w:w="2304"/>
+            <w:vAlign w:val="center"/>
+            <w:shd w:val="clear" w:color="auto" w:fill="1F4E79"/>
+          </w:tcPr>
+          <w:p>
+            <w:pPr>
+              <w:spacing w:after="40" w:line="276" w:lineRule="auto"/>
+              <w:ind w:firstLine="0"/>
+              <w:jc w:val="center"/>
+            </w:pPr>
+            <w:r/>
+            <w:r>
+              <w:rPr>
+                <w:rFonts w:ascii="Times New Roman" w:hAnsi="Times New Roman" w:cs="Times New Roman" w:eastAsia="Times New Roman"/>
+                <w:b/>
+                <w:color w:val="FFFFFF"/>
+                <w:sz w:val="22"/>
+              </w:rPr>
+              <w:t>Key needed</w:t>
+            </w:r>
+          </w:p>
+        </w:tc>
+      </w:tr>
+      <w:tr>
+        <w:tc>
+          <w:tcPr>
+            <w:tcW w:type="dxa" w:w="2448"/>
+            <w:vAlign w:val="center"/>
+          </w:tcPr>
+          <w:p>
+            <w:pPr>
+              <w:spacing w:after="40" w:line="276" w:lineRule="auto"/>
+              <w:ind w:firstLine="0"/>
+              <w:jc w:val="left"/>
+            </w:pPr>
+            <w:r/>
+            <w:r>
+              <w:rPr>
+                <w:rFonts w:ascii="Times New Roman" w:hAnsi="Times New Roman" w:cs="Times New Roman" w:eastAsia="Times New Roman"/>
+                <w:sz w:val="22"/>
+              </w:rPr>
+              <w:t>Active fire</w:t>
+            </w:r>
+          </w:p>
+        </w:tc>
+        <w:tc>
+          <w:tcPr>
+            <w:tcW w:type="dxa" w:w="2304"/>
+            <w:vAlign w:val="center"/>
+          </w:tcPr>
+          <w:p>
+            <w:pPr>
+              <w:spacing w:after="40" w:line="276" w:lineRule="auto"/>
+              <w:ind w:firstLine="0"/>
+              <w:jc w:val="left"/>
+            </w:pPr>
+            <w:r/>
+            <w:r>
+              <w:rPr>
+                <w:rFonts w:ascii="Times New Roman" w:hAnsi="Times New Roman" w:cs="Times New Roman" w:eastAsia="Times New Roman"/>
+                <w:sz w:val="22"/>
+              </w:rPr>
+              <w:t>NASA FIRMS</w:t>
+            </w:r>
+          </w:p>
+        </w:tc>
+        <w:tc>
+          <w:tcPr>
+            <w:tcW w:type="dxa" w:w="1872"/>
+            <w:vAlign w:val="center"/>
+          </w:tcPr>
+          <w:p>
+            <w:pPr>
+              <w:spacing w:after="40" w:line="276" w:lineRule="auto"/>
+              <w:ind w:firstLine="0"/>
+              <w:jc w:val="left"/>
+            </w:pPr>
+            <w:r/>
+            <w:r>
+              <w:rPr>
+                <w:rFonts w:ascii="Times New Roman" w:hAnsi="Times New Roman" w:cs="Times New Roman" w:eastAsia="Times New Roman"/>
+                <w:sz w:val="22"/>
+              </w:rPr>
+              <w:t>Fire</w:t>
+            </w:r>
+          </w:p>
+        </w:tc>
+        <w:tc>
+          <w:tcPr>
+            <w:tcW w:type="dxa" w:w="2304"/>
+            <w:vAlign w:val="center"/>
+          </w:tcPr>
+          <w:p>
+            <w:pPr>
+              <w:spacing w:after="40" w:line="276" w:lineRule="auto"/>
+              <w:ind w:firstLine="0"/>
+              <w:jc w:val="left"/>
+            </w:pPr>
+            <w:r/>
+            <w:r>
+              <w:rPr>
+                <w:rFonts w:ascii="Times New Roman" w:hAnsi="Times New Roman" w:cs="Times New Roman" w:eastAsia="Times New Roman"/>
+                <w:sz w:val="22"/>
+              </w:rPr>
+              <w:t>Yes (skipped if unset)</w:t>
+            </w:r>
+          </w:p>
+        </w:tc>
+      </w:tr>
+      <w:tr>
+        <w:tc>
+          <w:tcPr>
+            <w:tcW w:type="dxa" w:w="2448"/>
+            <w:vAlign w:val="center"/>
+            <w:shd w:val="clear" w:color="auto" w:fill="F2F2F2"/>
+          </w:tcPr>
+          <w:p>
+            <w:pPr>
+              <w:spacing w:after="40" w:line="276" w:lineRule="auto"/>
+              <w:ind w:firstLine="0"/>
+              <w:jc w:val="left"/>
+            </w:pPr>
+            <w:r/>
+            <w:r>
+              <w:rPr>
+                <w:rFonts w:ascii="Times New Roman" w:hAnsi="Times New Roman" w:cs="Times New Roman" w:eastAsia="Times New Roman"/>
+                <w:sz w:val="22"/>
+              </w:rPr>
+              <w:t>Air quality</w:t>
+            </w:r>
+          </w:p>
+        </w:tc>
+        <w:tc>
+          <w:tcPr>
+            <w:tcW w:type="dxa" w:w="2304"/>
+            <w:vAlign w:val="center"/>
+            <w:shd w:val="clear" w:color="auto" w:fill="F2F2F2"/>
+          </w:tcPr>
+          <w:p>
+            <w:pPr>
+              <w:spacing w:after="40" w:line="276" w:lineRule="auto"/>
+              <w:ind w:firstLine="0"/>
+              <w:jc w:val="left"/>
+            </w:pPr>
+            <w:r/>
+            <w:r>
+              <w:rPr>
+                <w:rFonts w:ascii="Times New Roman" w:hAnsi="Times New Roman" w:cs="Times New Roman" w:eastAsia="Times New Roman"/>
+                <w:sz w:val="22"/>
+              </w:rPr>
+              <w:t>Open-Meteo air quality</w:t>
+            </w:r>
+          </w:p>
+        </w:tc>
+        <w:tc>
+          <w:tcPr>
+            <w:tcW w:type="dxa" w:w="1872"/>
+            <w:vAlign w:val="center"/>
+            <w:shd w:val="clear" w:color="auto" w:fill="F2F2F2"/>
+          </w:tcPr>
+          <w:p>
+            <w:pPr>
+              <w:spacing w:after="40" w:line="276" w:lineRule="auto"/>
+              <w:ind w:firstLine="0"/>
+              <w:jc w:val="left"/>
+            </w:pPr>
+            <w:r/>
+            <w:r>
+              <w:rPr>
+                <w:rFonts w:ascii="Times New Roman" w:hAnsi="Times New Roman" w:cs="Times New Roman" w:eastAsia="Times New Roman"/>
+                <w:sz w:val="22"/>
+              </w:rPr>
+              <w:t>Air</w:t>
+            </w:r>
+          </w:p>
+        </w:tc>
+        <w:tc>
+          <w:tcPr>
+            <w:tcW w:type="dxa" w:w="2304"/>
+            <w:vAlign w:val="center"/>
+            <w:shd w:val="clear" w:color="auto" w:fill="F2F2F2"/>
+          </w:tcPr>
+          <w:p>
+            <w:pPr>
+              <w:spacing w:after="40" w:line="276" w:lineRule="auto"/>
+              <w:ind w:firstLine="0"/>
+              <w:jc w:val="left"/>
+            </w:pPr>
+            <w:r/>
+            <w:r>
+              <w:rPr>
+                <w:rFonts w:ascii="Times New Roman" w:hAnsi="Times New Roman" w:cs="Times New Roman" w:eastAsia="Times New Roman"/>
+                <w:sz w:val="22"/>
+              </w:rPr>
+              <w:t>No</w:t>
+            </w:r>
+          </w:p>
+        </w:tc>
+      </w:tr>
+      <w:tr>
+        <w:tc>
+          <w:tcPr>
+            <w:tcW w:type="dxa" w:w="2448"/>
+            <w:vAlign w:val="center"/>
+          </w:tcPr>
+          <w:p>
+            <w:pPr>
+              <w:spacing w:after="40" w:line="276" w:lineRule="auto"/>
+              <w:ind w:firstLine="0"/>
+              <w:jc w:val="left"/>
+            </w:pPr>
+            <w:r/>
+            <w:r>
+              <w:rPr>
+                <w:rFonts w:ascii="Times New Roman" w:hAnsi="Times New Roman" w:cs="Times New Roman" w:eastAsia="Times New Roman"/>
+                <w:sz w:val="22"/>
+              </w:rPr>
+              <w:t>Surface energy / weather</w:t>
+            </w:r>
+          </w:p>
+        </w:tc>
+        <w:tc>
+          <w:tcPr>
+            <w:tcW w:type="dxa" w:w="2304"/>
+            <w:vAlign w:val="center"/>
+          </w:tcPr>
+          <w:p>
+            <w:pPr>
+              <w:spacing w:after="40" w:line="276" w:lineRule="auto"/>
+              <w:ind w:firstLine="0"/>
+              <w:jc w:val="left"/>
+            </w:pPr>
+            <w:r/>
+            <w:r>
+              <w:rPr>
+                <w:rFonts w:ascii="Times New Roman" w:hAnsi="Times New Roman" w:cs="Times New Roman" w:eastAsia="Times New Roman"/>
+                <w:sz w:val="22"/>
+              </w:rPr>
+              <w:t>NASA POWER</w:t>
+            </w:r>
+          </w:p>
+        </w:tc>
+        <w:tc>
+          <w:tcPr>
+            <w:tcW w:type="dxa" w:w="1872"/>
+            <w:vAlign w:val="center"/>
+          </w:tcPr>
+          <w:p>
+            <w:pPr>
+              <w:spacing w:after="40" w:line="276" w:lineRule="auto"/>
+              <w:ind w:firstLine="0"/>
+              <w:jc w:val="left"/>
+            </w:pPr>
+            <w:r/>
+            <w:r>
+              <w:rPr>
+                <w:rFonts w:ascii="Times New Roman" w:hAnsi="Times New Roman" w:cs="Times New Roman" w:eastAsia="Times New Roman"/>
+                <w:sz w:val="22"/>
+              </w:rPr>
+              <w:t>Heat</w:t>
+            </w:r>
+          </w:p>
+        </w:tc>
+        <w:tc>
+          <w:tcPr>
+            <w:tcW w:type="dxa" w:w="2304"/>
+            <w:vAlign w:val="center"/>
+          </w:tcPr>
+          <w:p>
+            <w:pPr>
+              <w:spacing w:after="40" w:line="276" w:lineRule="auto"/>
+              <w:ind w:firstLine="0"/>
+              <w:jc w:val="left"/>
+            </w:pPr>
+            <w:r/>
+            <w:r>
+              <w:rPr>
+                <w:rFonts w:ascii="Times New Roman" w:hAnsi="Times New Roman" w:cs="Times New Roman" w:eastAsia="Times New Roman"/>
+                <w:sz w:val="22"/>
+              </w:rPr>
+              <w:t>No</w:t>
+            </w:r>
+          </w:p>
+        </w:tc>
+      </w:tr>
+      <w:tr>
+        <w:tc>
+          <w:tcPr>
+            <w:tcW w:type="dxa" w:w="2448"/>
+            <w:vAlign w:val="center"/>
+            <w:shd w:val="clear" w:color="auto" w:fill="F2F2F2"/>
+          </w:tcPr>
+          <w:p>
+            <w:pPr>
+              <w:spacing w:after="40" w:line="276" w:lineRule="auto"/>
+              <w:ind w:firstLine="0"/>
+              <w:jc w:val="left"/>
+            </w:pPr>
+            <w:r/>
+            <w:r>
+              <w:rPr>
+                <w:rFonts w:ascii="Times New Roman" w:hAnsi="Times New Roman" w:cs="Times New Roman" w:eastAsia="Times New Roman"/>
+                <w:sz w:val="22"/>
+              </w:rPr>
+              <w:t>Seismic</w:t>
+            </w:r>
+          </w:p>
+        </w:tc>
+        <w:tc>
+          <w:tcPr>
+            <w:tcW w:type="dxa" w:w="2304"/>
+            <w:vAlign w:val="center"/>
+            <w:shd w:val="clear" w:color="auto" w:fill="F2F2F2"/>
+          </w:tcPr>
+          <w:p>
+            <w:pPr>
+              <w:spacing w:after="40" w:line="276" w:lineRule="auto"/>
+              <w:ind w:firstLine="0"/>
+              <w:jc w:val="left"/>
+            </w:pPr>
+            <w:r/>
+            <w:r>
+              <w:rPr>
+                <w:rFonts w:ascii="Times New Roman" w:hAnsi="Times New Roman" w:cs="Times New Roman" w:eastAsia="Times New Roman"/>
+                <w:sz w:val="22"/>
+              </w:rPr>
+              <w:t>USGS earthquakes</w:t>
+            </w:r>
+          </w:p>
+        </w:tc>
+        <w:tc>
+          <w:tcPr>
+            <w:tcW w:type="dxa" w:w="1872"/>
+            <w:vAlign w:val="center"/>
+            <w:shd w:val="clear" w:color="auto" w:fill="F2F2F2"/>
+          </w:tcPr>
+          <w:p>
+            <w:pPr>
+              <w:spacing w:after="40" w:line="276" w:lineRule="auto"/>
+              <w:ind w:firstLine="0"/>
+              <w:jc w:val="left"/>
+            </w:pPr>
+            <w:r/>
+            <w:r>
+              <w:rPr>
+                <w:rFonts w:ascii="Times New Roman" w:hAnsi="Times New Roman" w:cs="Times New Roman" w:eastAsia="Times New Roman"/>
+                <w:sz w:val="22"/>
+              </w:rPr>
+              <w:t>Seismic</w:t>
+            </w:r>
+          </w:p>
+        </w:tc>
+        <w:tc>
+          <w:tcPr>
+            <w:tcW w:type="dxa" w:w="2304"/>
+            <w:vAlign w:val="center"/>
+            <w:shd w:val="clear" w:color="auto" w:fill="F2F2F2"/>
+          </w:tcPr>
+          <w:p>
+            <w:pPr>
+              <w:spacing w:after="40" w:line="276" w:lineRule="auto"/>
+              <w:ind w:firstLine="0"/>
+              <w:jc w:val="left"/>
+            </w:pPr>
+            <w:r/>
+            <w:r>
+              <w:rPr>
+                <w:rFonts w:ascii="Times New Roman" w:hAnsi="Times New Roman" w:cs="Times New Roman" w:eastAsia="Times New Roman"/>
+                <w:sz w:val="22"/>
+              </w:rPr>
+              <w:t>No</w:t>
+            </w:r>
+          </w:p>
+        </w:tc>
+      </w:tr>
+      <w:tr>
+        <w:tc>
+          <w:tcPr>
+            <w:tcW w:type="dxa" w:w="2448"/>
+            <w:vAlign w:val="center"/>
+          </w:tcPr>
+          <w:p>
+            <w:pPr>
+              <w:spacing w:after="40" w:line="276" w:lineRule="auto"/>
+              <w:ind w:firstLine="0"/>
+              <w:jc w:val="left"/>
+            </w:pPr>
+            <w:r/>
+            <w:r>
+              <w:rPr>
+                <w:rFonts w:ascii="Times New Roman" w:hAnsi="Times New Roman" w:cs="Times New Roman" w:eastAsia="Times New Roman"/>
+                <w:sz w:val="22"/>
+              </w:rPr>
+              <w:t>Radar backscatter</w:t>
+            </w:r>
+          </w:p>
+        </w:tc>
+        <w:tc>
+          <w:tcPr>
+            <w:tcW w:type="dxa" w:w="2304"/>
+            <w:vAlign w:val="center"/>
+          </w:tcPr>
+          <w:p>
+            <w:pPr>
+              <w:spacing w:after="40" w:line="276" w:lineRule="auto"/>
+              <w:ind w:firstLine="0"/>
+              <w:jc w:val="left"/>
+            </w:pPr>
+            <w:r/>
+            <w:r>
+              <w:rPr>
+                <w:rFonts w:ascii="Times New Roman" w:hAnsi="Times New Roman" w:cs="Times New Roman" w:eastAsia="Times New Roman"/>
+                <w:sz w:val="22"/>
+              </w:rPr>
+              <w:t>Copernicus Sentinel-1</w:t>
+            </w:r>
+          </w:p>
+        </w:tc>
+        <w:tc>
+          <w:tcPr>
+            <w:tcW w:type="dxa" w:w="1872"/>
+            <w:vAlign w:val="center"/>
+          </w:tcPr>
+          <w:p>
+            <w:pPr>
+              <w:spacing w:after="40" w:line="276" w:lineRule="auto"/>
+              <w:ind w:firstLine="0"/>
+              <w:jc w:val="left"/>
+            </w:pPr>
+            <w:r/>
+            <w:r>
+              <w:rPr>
+                <w:rFonts w:ascii="Times New Roman" w:hAnsi="Times New Roman" w:cs="Times New Roman" w:eastAsia="Times New Roman"/>
+                <w:sz w:val="22"/>
+              </w:rPr>
+              <w:t>Flood / surface</w:t>
+            </w:r>
+          </w:p>
+        </w:tc>
+        <w:tc>
+          <w:tcPr>
+            <w:tcW w:type="dxa" w:w="2304"/>
+            <w:vAlign w:val="center"/>
+          </w:tcPr>
+          <w:p>
+            <w:pPr>
+              <w:spacing w:after="40" w:line="276" w:lineRule="auto"/>
+              <w:ind w:firstLine="0"/>
+              <w:jc w:val="left"/>
+            </w:pPr>
+            <w:r/>
+            <w:r>
+              <w:rPr>
+                <w:rFonts w:ascii="Times New Roman" w:hAnsi="Times New Roman" w:cs="Times New Roman" w:eastAsia="Times New Roman"/>
+                <w:sz w:val="22"/>
+              </w:rPr>
+              <w:t>Yes (skipped if unset)</w:t>
+            </w:r>
+          </w:p>
+        </w:tc>
+      </w:tr>
+      <w:tr>
+        <w:tc>
+          <w:tcPr>
+            <w:tcW w:type="dxa" w:w="2448"/>
+            <w:vAlign w:val="center"/>
+            <w:shd w:val="clear" w:color="auto" w:fill="F2F2F2"/>
+          </w:tcPr>
+          <w:p>
+            <w:pPr>
+              <w:spacing w:after="40" w:line="276" w:lineRule="auto"/>
+              <w:ind w:firstLine="0"/>
+              <w:jc w:val="left"/>
+            </w:pPr>
+            <w:r/>
+            <w:r>
+              <w:rPr>
+                <w:rFonts w:ascii="Times New Roman" w:hAnsi="Times New Roman" w:cs="Times New Roman" w:eastAsia="Times New Roman"/>
+                <w:sz w:val="22"/>
+              </w:rPr>
+              <w:t>Optical imagery</w:t>
+            </w:r>
+          </w:p>
+        </w:tc>
+        <w:tc>
+          <w:tcPr>
+            <w:tcW w:type="dxa" w:w="2304"/>
+            <w:vAlign w:val="center"/>
+            <w:shd w:val="clear" w:color="auto" w:fill="F2F2F2"/>
+          </w:tcPr>
+          <w:p>
+            <w:pPr>
+              <w:spacing w:after="40" w:line="276" w:lineRule="auto"/>
+              <w:ind w:firstLine="0"/>
+              <w:jc w:val="left"/>
+            </w:pPr>
+            <w:r/>
+            <w:r>
+              <w:rPr>
+                <w:rFonts w:ascii="Times New Roman" w:hAnsi="Times New Roman" w:cs="Times New Roman" w:eastAsia="Times New Roman"/>
+                <w:sz w:val="22"/>
+              </w:rPr>
+              <w:t>Copernicus Sentinel-2</w:t>
+            </w:r>
+          </w:p>
+        </w:tc>
+        <w:tc>
+          <w:tcPr>
+            <w:tcW w:type="dxa" w:w="1872"/>
+            <w:vAlign w:val="center"/>
+            <w:shd w:val="clear" w:color="auto" w:fill="F2F2F2"/>
+          </w:tcPr>
+          <w:p>
+            <w:pPr>
+              <w:spacing w:after="40" w:line="276" w:lineRule="auto"/>
+              <w:ind w:firstLine="0"/>
+              <w:jc w:val="left"/>
+            </w:pPr>
+            <w:r/>
+            <w:r>
+              <w:rPr>
+                <w:rFonts w:ascii="Times New Roman" w:hAnsi="Times New Roman" w:cs="Times New Roman" w:eastAsia="Times New Roman"/>
+                <w:sz w:val="22"/>
+              </w:rPr>
+              <w:t>Fire / surface</w:t>
+            </w:r>
+          </w:p>
+        </w:tc>
+        <w:tc>
+          <w:tcPr>
+            <w:tcW w:type="dxa" w:w="2304"/>
+            <w:vAlign w:val="center"/>
+            <w:shd w:val="clear" w:color="auto" w:fill="F2F2F2"/>
+          </w:tcPr>
+          <w:p>
+            <w:pPr>
+              <w:spacing w:after="40" w:line="276" w:lineRule="auto"/>
+              <w:ind w:firstLine="0"/>
+              <w:jc w:val="left"/>
+            </w:pPr>
+            <w:r/>
+            <w:r>
+              <w:rPr>
+                <w:rFonts w:ascii="Times New Roman" w:hAnsi="Times New Roman" w:cs="Times New Roman" w:eastAsia="Times New Roman"/>
+                <w:sz w:val="22"/>
+              </w:rPr>
+              <w:t>Yes (skipped if unset)</w:t>
+            </w:r>
+          </w:p>
+        </w:tc>
+      </w:tr>
+      <w:tr>
+        <w:tc>
+          <w:tcPr>
+            <w:tcW w:type="dxa" w:w="2448"/>
+            <w:vAlign w:val="center"/>
+          </w:tcPr>
+          <w:p>
+            <w:pPr>
+              <w:spacing w:after="40" w:line="276" w:lineRule="auto"/>
+              <w:ind w:firstLine="0"/>
+              <w:jc w:val="left"/>
+            </w:pPr>
+            <w:r/>
+            <w:r>
+              <w:rPr>
+                <w:rFonts w:ascii="Times New Roman" w:hAnsi="Times New Roman" w:cs="Times New Roman" w:eastAsia="Times New Roman"/>
+                <w:sz w:val="22"/>
+              </w:rPr>
+              <w:t>Ocean / land surface</w:t>
+            </w:r>
+          </w:p>
+        </w:tc>
+        <w:tc>
+          <w:tcPr>
+            <w:tcW w:type="dxa" w:w="2304"/>
+            <w:vAlign w:val="center"/>
+          </w:tcPr>
+          <w:p>
+            <w:pPr>
+              <w:spacing w:after="40" w:line="276" w:lineRule="auto"/>
+              <w:ind w:firstLine="0"/>
+              <w:jc w:val="left"/>
+            </w:pPr>
+            <w:r/>
+            <w:r>
+              <w:rPr>
+                <w:rFonts w:ascii="Times New Roman" w:hAnsi="Times New Roman" w:cs="Times New Roman" w:eastAsia="Times New Roman"/>
+                <w:sz w:val="22"/>
+              </w:rPr>
+              <w:t>Copernicus Sentinel-3</w:t>
+            </w:r>
+          </w:p>
+        </w:tc>
+        <w:tc>
+          <w:tcPr>
+            <w:tcW w:type="dxa" w:w="1872"/>
+            <w:vAlign w:val="center"/>
+          </w:tcPr>
+          <w:p>
+            <w:pPr>
+              <w:spacing w:after="40" w:line="276" w:lineRule="auto"/>
+              <w:ind w:firstLine="0"/>
+              <w:jc w:val="left"/>
+            </w:pPr>
+            <w:r/>
+            <w:r>
+              <w:rPr>
+                <w:rFonts w:ascii="Times New Roman" w:hAnsi="Times New Roman" w:cs="Times New Roman" w:eastAsia="Times New Roman"/>
+                <w:sz w:val="22"/>
+              </w:rPr>
+              <w:t>Heat / water</w:t>
+            </w:r>
+          </w:p>
+        </w:tc>
+        <w:tc>
+          <w:tcPr>
+            <w:tcW w:type="dxa" w:w="2304"/>
+            <w:vAlign w:val="center"/>
+          </w:tcPr>
+          <w:p>
+            <w:pPr>
+              <w:spacing w:after="40" w:line="276" w:lineRule="auto"/>
+              <w:ind w:firstLine="0"/>
+              <w:jc w:val="left"/>
+            </w:pPr>
+            <w:r/>
+            <w:r>
+              <w:rPr>
+                <w:rFonts w:ascii="Times New Roman" w:hAnsi="Times New Roman" w:cs="Times New Roman" w:eastAsia="Times New Roman"/>
+                <w:sz w:val="22"/>
+              </w:rPr>
+              <w:t>Yes (skipped if unset)</w:t>
+            </w:r>
+          </w:p>
+        </w:tc>
+      </w:tr>
+      <w:tr>
+        <w:tc>
+          <w:tcPr>
+            <w:tcW w:type="dxa" w:w="2448"/>
+            <w:vAlign w:val="center"/>
+            <w:shd w:val="clear" w:color="auto" w:fill="F2F2F2"/>
+          </w:tcPr>
+          <w:p>
+            <w:pPr>
+              <w:spacing w:after="40" w:line="276" w:lineRule="auto"/>
+              <w:ind w:firstLine="0"/>
+              <w:jc w:val="left"/>
+            </w:pPr>
+            <w:r/>
+            <w:r>
+              <w:rPr>
+                <w:rFonts w:ascii="Times New Roman" w:hAnsi="Times New Roman" w:cs="Times New Roman" w:eastAsia="Times New Roman"/>
+                <w:sz w:val="22"/>
+              </w:rPr>
+              <w:t>NO2 / SO2 / CO columns</w:t>
+            </w:r>
+          </w:p>
+        </w:tc>
+        <w:tc>
+          <w:tcPr>
+            <w:tcW w:type="dxa" w:w="2304"/>
+            <w:vAlign w:val="center"/>
+            <w:shd w:val="clear" w:color="auto" w:fill="F2F2F2"/>
+          </w:tcPr>
+          <w:p>
+            <w:pPr>
+              <w:spacing w:after="40" w:line="276" w:lineRule="auto"/>
+              <w:ind w:firstLine="0"/>
+              <w:jc w:val="left"/>
+            </w:pPr>
+            <w:r/>
+            <w:r>
+              <w:rPr>
+                <w:rFonts w:ascii="Times New Roman" w:hAnsi="Times New Roman" w:cs="Times New Roman" w:eastAsia="Times New Roman"/>
+                <w:sz w:val="22"/>
+              </w:rPr>
+              <w:t>Copernicus Sentinel-5P</w:t>
+            </w:r>
+          </w:p>
+        </w:tc>
+        <w:tc>
+          <w:tcPr>
+            <w:tcW w:type="dxa" w:w="1872"/>
+            <w:vAlign w:val="center"/>
+            <w:shd w:val="clear" w:color="auto" w:fill="F2F2F2"/>
+          </w:tcPr>
+          <w:p>
+            <w:pPr>
+              <w:spacing w:after="40" w:line="276" w:lineRule="auto"/>
+              <w:ind w:firstLine="0"/>
+              <w:jc w:val="left"/>
+            </w:pPr>
+            <w:r/>
+            <w:r>
+              <w:rPr>
+                <w:rFonts w:ascii="Times New Roman" w:hAnsi="Times New Roman" w:cs="Times New Roman" w:eastAsia="Times New Roman"/>
+                <w:sz w:val="22"/>
+              </w:rPr>
+              <w:t>Air</w:t>
+            </w:r>
+          </w:p>
+        </w:tc>
+        <w:tc>
+          <w:tcPr>
+            <w:tcW w:type="dxa" w:w="2304"/>
+            <w:vAlign w:val="center"/>
+            <w:shd w:val="clear" w:color="auto" w:fill="F2F2F2"/>
+          </w:tcPr>
+          <w:p>
+            <w:pPr>
+              <w:spacing w:after="40" w:line="276" w:lineRule="auto"/>
+              <w:ind w:firstLine="0"/>
+              <w:jc w:val="left"/>
+            </w:pPr>
+            <w:r/>
+            <w:r>
+              <w:rPr>
+                <w:rFonts w:ascii="Times New Roman" w:hAnsi="Times New Roman" w:cs="Times New Roman" w:eastAsia="Times New Roman"/>
+                <w:sz w:val="22"/>
+              </w:rPr>
+              <w:t>Yes (skipped if unset)</w:t>
+            </w:r>
+          </w:p>
+        </w:tc>
+      </w:tr>
+      <w:tr>
+        <w:tc>
+          <w:tcPr>
+            <w:tcW w:type="dxa" w:w="2448"/>
+            <w:vAlign w:val="center"/>
+          </w:tcPr>
+          <w:p>
+            <w:pPr>
+              <w:spacing w:after="40" w:line="276" w:lineRule="auto"/>
+              <w:ind w:firstLine="0"/>
+              <w:jc w:val="left"/>
+            </w:pPr>
+            <w:r/>
+            <w:r>
+              <w:rPr>
+                <w:rFonts w:ascii="Times New Roman" w:hAnsi="Times New Roman" w:cs="Times New Roman" w:eastAsia="Times New Roman"/>
+                <w:sz w:val="22"/>
+              </w:rPr>
+              <w:t>Storm</w:t>
+            </w:r>
+          </w:p>
+        </w:tc>
+        <w:tc>
+          <w:tcPr>
+            <w:tcW w:type="dxa" w:w="2304"/>
+            <w:vAlign w:val="center"/>
+          </w:tcPr>
+          <w:p>
+            <w:pPr>
+              <w:spacing w:after="40" w:line="276" w:lineRule="auto"/>
+              <w:ind w:firstLine="0"/>
+              <w:jc w:val="left"/>
+            </w:pPr>
+            <w:r/>
+            <w:r>
+              <w:rPr>
+                <w:rFonts w:ascii="Times New Roman" w:hAnsi="Times New Roman" w:cs="Times New Roman" w:eastAsia="Times New Roman"/>
+                <w:sz w:val="22"/>
+              </w:rPr>
+              <w:t>Storm feed</w:t>
+            </w:r>
+          </w:p>
+        </w:tc>
+        <w:tc>
+          <w:tcPr>
+            <w:tcW w:type="dxa" w:w="1872"/>
+            <w:vAlign w:val="center"/>
+          </w:tcPr>
+          <w:p>
+            <w:pPr>
+              <w:spacing w:after="40" w:line="276" w:lineRule="auto"/>
+              <w:ind w:firstLine="0"/>
+              <w:jc w:val="left"/>
+            </w:pPr>
+            <w:r/>
+            <w:r>
+              <w:rPr>
+                <w:rFonts w:ascii="Times New Roman" w:hAnsi="Times New Roman" w:cs="Times New Roman" w:eastAsia="Times New Roman"/>
+                <w:sz w:val="22"/>
+              </w:rPr>
+              <w:t>Storm</w:t>
+            </w:r>
+          </w:p>
+        </w:tc>
+        <w:tc>
+          <w:tcPr>
+            <w:tcW w:type="dxa" w:w="2304"/>
+            <w:vAlign w:val="center"/>
+          </w:tcPr>
+          <w:p>
+            <w:pPr>
+              <w:spacing w:after="40" w:line="276" w:lineRule="auto"/>
+              <w:ind w:firstLine="0"/>
+              <w:jc w:val="left"/>
+            </w:pPr>
+            <w:r/>
+            <w:r>
+              <w:rPr>
+                <w:rFonts w:ascii="Times New Roman" w:hAnsi="Times New Roman" w:cs="Times New Roman" w:eastAsia="Times New Roman"/>
+                <w:sz w:val="22"/>
+              </w:rPr>
+              <w:t>No</w:t>
+            </w:r>
+          </w:p>
+        </w:tc>
+      </w:tr>
+      <w:tr>
+        <w:tc>
+          <w:tcPr>
+            <w:tcW w:type="dxa" w:w="2448"/>
+            <w:vAlign w:val="center"/>
+            <w:shd w:val="clear" w:color="auto" w:fill="F2F2F2"/>
+          </w:tcPr>
+          <w:p>
+            <w:pPr>
+              <w:spacing w:after="40" w:line="276" w:lineRule="auto"/>
+              <w:ind w:firstLine="0"/>
+              <w:jc w:val="left"/>
+            </w:pPr>
+            <w:r/>
+            <w:r>
+              <w:rPr>
+                <w:rFonts w:ascii="Times New Roman" w:hAnsi="Times New Roman" w:cs="Times New Roman" w:eastAsia="Times New Roman"/>
+                <w:sz w:val="22"/>
+              </w:rPr>
+              <w:t>Flood model</w:t>
+            </w:r>
+          </w:p>
+        </w:tc>
+        <w:tc>
+          <w:tcPr>
+            <w:tcW w:type="dxa" w:w="2304"/>
+            <w:vAlign w:val="center"/>
+            <w:shd w:val="clear" w:color="auto" w:fill="F2F2F2"/>
+          </w:tcPr>
+          <w:p>
+            <w:pPr>
+              <w:spacing w:after="40" w:line="276" w:lineRule="auto"/>
+              <w:ind w:firstLine="0"/>
+              <w:jc w:val="left"/>
+            </w:pPr>
+            <w:r/>
+            <w:r>
+              <w:rPr>
+                <w:rFonts w:ascii="Times New Roman" w:hAnsi="Times New Roman" w:cs="Times New Roman" w:eastAsia="Times New Roman"/>
+                <w:sz w:val="22"/>
+              </w:rPr>
+              <w:t>GLOFAS</w:t>
+            </w:r>
+          </w:p>
+        </w:tc>
+        <w:tc>
+          <w:tcPr>
+            <w:tcW w:type="dxa" w:w="1872"/>
+            <w:vAlign w:val="center"/>
+            <w:shd w:val="clear" w:color="auto" w:fill="F2F2F2"/>
+          </w:tcPr>
+          <w:p>
+            <w:pPr>
+              <w:spacing w:after="40" w:line="276" w:lineRule="auto"/>
+              <w:ind w:firstLine="0"/>
+              <w:jc w:val="left"/>
+            </w:pPr>
+            <w:r/>
+            <w:r>
+              <w:rPr>
+                <w:rFonts w:ascii="Times New Roman" w:hAnsi="Times New Roman" w:cs="Times New Roman" w:eastAsia="Times New Roman"/>
+                <w:sz w:val="22"/>
+              </w:rPr>
+              <w:t>Flood</w:t>
+            </w:r>
+          </w:p>
+        </w:tc>
+        <w:tc>
+          <w:tcPr>
+            <w:tcW w:type="dxa" w:w="2304"/>
+            <w:vAlign w:val="center"/>
+            <w:shd w:val="clear" w:color="auto" w:fill="F2F2F2"/>
+          </w:tcPr>
+          <w:p>
+            <w:pPr>
+              <w:spacing w:after="40" w:line="276" w:lineRule="auto"/>
+              <w:ind w:firstLine="0"/>
+              <w:jc w:val="left"/>
+            </w:pPr>
+            <w:r/>
+            <w:r>
+              <w:rPr>
+                <w:rFonts w:ascii="Times New Roman" w:hAnsi="Times New Roman" w:cs="Times New Roman" w:eastAsia="Times New Roman"/>
+                <w:sz w:val="22"/>
+              </w:rPr>
+              <w:t>Yes (skipped if unset)</w:t>
+            </w:r>
+          </w:p>
+        </w:tc>
+      </w:tr>
+    </w:tbl>
+    <w:p>
+      <w:pPr>
+        <w:pStyle w:val="Heading3"/>
+        <w:ind w:firstLine="0"/>
+        <w:jc w:val="left"/>
+      </w:pPr>
+      <w:r>
+        <w:rPr>
+          <w:rFonts w:ascii="Times New Roman" w:hAnsi="Times New Roman" w:cs="Times New Roman" w:eastAsia="Times New Roman"/>
+        </w:rPr>
+        <w:t>6.5.2 Cross-validation and Anti-spoofing</w:t>
+      </w:r>
+    </w:p>
+    <w:p>
+      <w:pPr>
+        <w:jc w:val="both"/>
+      </w:pPr>
+      <w:r>
+        <w:rPr>
+          <w:rFonts w:ascii="Times New Roman" w:hAnsi="Times New Roman" w:cs="Times New Roman" w:eastAsia="Times New Roman"/>
+          <w:b w:val="0"/>
+          <w:i w:val="0"/>
+          <w:sz w:val="24"/>
+        </w:rPr>
+        <w:t>Cross-validation is what separates this from a feed aggregator. The divergence module (divergence.js) treats each sensor's magnitude on an axis as a Bernoulli probability and measures the Jensen-Shannon divergence between sensors. When sensors agree, the axis is marked consensus. When one sensor sits implausibly high above its peers, it is flagged as a possible blindspot, an emerging hazard the others have not yet caught. When one sensor sits implausibly low among higher peers, it is flagged as a suspect, a likely degraded or spoofed feed, and its influence is attenuated. The effect is a built-in anti-spoofing and blindspot detector that no single satellite could provide alone.</w:t>
+      </w:r>
+    </w:p>
+    <w:p>
+      <w:pPr>
+        <w:pStyle w:val="Heading3"/>
+        <w:ind w:firstLine="0"/>
+        <w:jc w:val="left"/>
+      </w:pPr>
+      <w:r>
+        <w:rPr>
+          <w:rFonts w:ascii="Times New Roman" w:hAnsi="Times New Roman" w:cs="Times New Roman" w:eastAsia="Times New Roman"/>
+        </w:rPr>
+        <w:t>6.5.3 Forecasting and the Self-learning World Engine</w:t>
+      </w:r>
+    </w:p>
+    <w:p>
+      <w:pPr>
+        <w:jc w:val="both"/>
+      </w:pPr>
+      <w:r>
+        <w:rPr>
+          <w:rFonts w:ascii="Times New Roman" w:hAnsi="Times New Roman" w:cs="Times New Roman" w:eastAsia="Times New Roman"/>
+          <w:b w:val="0"/>
+          <w:i w:val="0"/>
+          <w:sz w:val="24"/>
+        </w:rPr>
+        <w:t>Near-term forecasting (predict.js) fuses Open-Meteo forecast feeds with the current assessment to project the hazard a few hours ahead. The forecasts are then made to earn their confidence by a self-learning World Engine (world.js, skill.js). The globe is partitioned into coarse climate-zone buckets, because a raw signal means different things in a monsoon delta and in a desert. Within each region and hazard, several engines compete: a no-calibration baseline and logistic, Platt-style recalibrators at different learning rates. The best-verified engine leads, and the compact state is persisted so every region keeps learning across stateless cold starts.</w:t>
+      </w:r>
+    </w:p>
+    <w:p>
+      <w:pPr>
+        <w:jc w:val="both"/>
+      </w:pPr>
+      <w:r>
+        <w:rPr>
+          <w:rFonts w:ascii="Times New Roman" w:hAnsi="Times New Roman" w:cs="Times New Roman" w:eastAsia="Times New Roman"/>
+          <w:b w:val="0"/>
+          <w:i w:val="0"/>
+          <w:sz w:val="24"/>
+        </w:rPr>
+        <w:t>Learning needs ground truth. The confirmation oracle (confirm.js) scores each past forecast against what actually happened, using both a binary skill measure (the Brier score and the hit and false-alarm rates) and a continuous closeness measure. Official alerts provide authoritative outcomes: GDACS worldwide, the India NDMA Sachet feed and the United States National Weather Service (officialalerts.js, confirm.js). The /api/eo/world endpoint reports, per hazard, how well past forecasts matched reality and whether calibration is actually improving accuracy. Uncertainty is quantified honestly with split-conformal prediction intervals (conformal.js, predlog.js): given enough past errors, the interval has guaranteed marginal coverage, and before that it stays honestly wide rather than falsely tight. The prediction log is durable across restarts.</w:t>
+      </w:r>
+    </w:p>
+    <w:p>
+      <w:pPr>
+        <w:pStyle w:val="Heading3"/>
+        <w:ind w:firstLine="0"/>
+        <w:jc w:val="left"/>
+      </w:pPr>
+      <w:r>
+        <w:rPr>
+          <w:rFonts w:ascii="Times New Roman" w:hAnsi="Times New Roman" w:cs="Times New Roman" w:eastAsia="Times New Roman"/>
+        </w:rPr>
+        <w:t>6.5.4 Tamper-evident, Offline-verifiable Provenance</w:t>
+      </w:r>
+    </w:p>
+    <w:p>
+      <w:pPr>
+        <w:jc w:val="both"/>
+      </w:pPr>
+      <w:r>
+        <w:rPr>
+          <w:rFonts w:ascii="Times New Roman" w:hAnsi="Times New Roman" w:cs="Times New Roman" w:eastAsia="Times New Roman"/>
+          <w:b w:val="0"/>
+          <w:i w:val="0"/>
+          <w:sz w:val="24"/>
+        </w:rPr>
+        <w:t>Every assessment is signed for tamper-evident, offline-verifiable provenance (provenance.js). The integrity-relevant fields, the level, the sensors used, the predictions, the per-hazard summary and the location, are serialised into a recursively key-sorted canonical JSON so the server and any client canonicalise byte-identically regardless of property order. That canonical form, the model identifier, a timestamp and the previous receipt's hash are signed with ECDSA on the P-256 curve (the ES256 algorithm), and the resulting receipt is hashed into a chain: each receipt commits to the one before it, from a genesis value to the current chain head. The chain head is persisted, so the sequence survives cold starts. Reordering, inserting, deleting or backdating any receipt breaks the chain and is detected.</w:t>
+      </w:r>
+    </w:p>
+    <w:p>
+      <w:pPr>
+        <w:jc w:val="both"/>
+      </w:pPr>
+      <w:r>
+        <w:rPr>
+          <w:rFonts w:ascii="Times New Roman" w:hAnsi="Times New Roman" w:cs="Times New Roman" w:eastAsia="Times New Roman"/>
+          <w:b w:val="0"/>
+          <w:i w:val="0"/>
+          <w:sz w:val="24"/>
+        </w:rPr>
+        <w:t>The verification is genuinely offline. The public key is published as a JSON Web Key at /api/eo/pubkey; a browser imports it once and verifies the signature with the WebCrypto API, with no network call and no shared secret. The signature is emitted in the IEEE P1363 form that WebCrypto expects, so the same bytes verify on the server and in the browser. It is worth being precise about what this is and is not: it is classical elliptic-curve cryptography and a single-issuer hash chain that proves integrity, authorship and ordering. It is not post-quantum, and it is not a distributed ledger or blockchain; there is one issuer and one chain, not a consensus network.</w:t>
+      </w:r>
+    </w:p>
+    <w:p>
+      <w:pPr>
+        <w:pStyle w:val="Heading3"/>
+        <w:ind w:firstLine="0"/>
+        <w:jc w:val="left"/>
+      </w:pPr>
+      <w:r>
+        <w:rPr>
+          <w:rFonts w:ascii="Times New Roman" w:hAnsi="Times New Roman" w:cs="Times New Roman" w:eastAsia="Times New Roman"/>
+        </w:rPr>
+        <w:t>6.5.5 Forensic Warning Certificate and Route Clearance</w:t>
+      </w:r>
+    </w:p>
+    <w:p>
+      <w:pPr>
+        <w:jc w:val="both"/>
+      </w:pPr>
+      <w:r>
+        <w:rPr>
+          <w:rFonts w:ascii="Times New Roman" w:hAnsi="Times New Roman" w:cs="Times New Roman" w:eastAsia="Times New Roman"/>
+          <w:b w:val="0"/>
+          <w:i w:val="0"/>
+          <w:sz w:val="24"/>
+        </w:rPr>
+        <w:t>On top of the signed assessment sits a Forensic Warning Certificate (certificate.js). The certificate is self-contained: it embeds the issuer's public key, a short fingerprint of that key and the receipt's ordinal position in the chain, alongside the human-readable headline of what hazard was warned, where and when, and by how many sensors. Because it carries its own key, a citizen, responder, insurer or court can verify it entirely offline, either by POSTing it to /api/eo/verify for an independent server check, or in the browser at the /verify page with no server at all. It establishes non-repudiable disaster-warning accountability without a central authority.</w:t>
+      </w:r>
+    </w:p>
+    <w:p>
+      <w:pPr>
+        <w:jc w:val="both"/>
+      </w:pPr>
+      <w:r>
+        <w:rPr>
+          <w:rFonts w:ascii="Times New Roman" w:hAnsi="Times New Roman" w:cs="Times New Roman" w:eastAsia="Times New Roman"/>
+          <w:b w:val="0"/>
+          <w:i w:val="0"/>
+          <w:sz w:val="24"/>
+        </w:rPr>
+        <w:t>The same machinery powers evacuation-route clearance (route.js, exposed at /api/eo/route). Given an origin and either a destination or the nearest known shelter, the engine samples waypoints along the path and returns a GO, CAUTION or NO_GO verdict per segment, then issues a Route Clearance Certificate over the result. The engine is deliberately latency-aware and fail-safe: satellite fire detections are latent, so it never treats a stale detection as a static point. Instead it carries each detection's age, projects the hazard forward with a physical spread model over the time to traverse the route, and lets the danger zone grow with uncertainty rather than vanish. Absence of fresh data widens the margin and biases toward caution; a confident clearance is never issued on missing data. The certificate records the data age so the basis of the verdict is itself accountable. An India patent specification under docs/patent describes these mechanisms, framed honestly as ECDSA P-256 and explicitly non-ledger.</w:t>
       </w:r>
     </w:p>
     <w:p>
@@ -7497,7 +9503,7 @@
           <w:i w:val="0"/>
           <w:sz w:val="24"/>
         </w:rPr>
-        <w:t>Tests run at six layers, each chosen to catch a specific class of regression as early as possible in the development cycle.</w:t>
+        <w:t>The automated suite uses the built-in Node test runner, node:test, invoked with node --test: one hundred and two cases, all passing, in roughly fourteen seconds, with no third-party test dependency to install or audit. The cases concentrate on the hardest and most novel subsystem, earth observation, across the focus areas below.</w:t>
       </w:r>
     </w:p>
     <w:p>
@@ -7548,13 +9554,13 @@
                 <w:color w:val="FFFFFF"/>
                 <w:sz w:val="22"/>
               </w:rPr>
-              <w:t>Layer</w:t>
+              <w:t>Focus area</w:t>
             </w:r>
           </w:p>
         </w:tc>
         <w:tc>
           <w:tcPr>
-            <w:tcW w:type="dxa" w:w="2304"/>
+            <w:tcW w:type="dxa" w:w="1728"/>
             <w:vAlign w:val="center"/>
             <w:shd w:val="clear" w:color="auto" w:fill="1F4E79"/>
           </w:tcPr>
@@ -7572,13 +9578,13 @@
                 <w:color w:val="FFFFFF"/>
                 <w:sz w:val="22"/>
               </w:rPr>
-              <w:t>Tooling</w:t>
+              <w:t>Runner</w:t>
             </w:r>
           </w:p>
         </w:tc>
         <w:tc>
           <w:tcPr>
-            <w:tcW w:type="dxa" w:w="4896"/>
+            <w:tcW w:type="dxa" w:w="5472"/>
             <w:vAlign w:val="center"/>
             <w:shd w:val="clear" w:color="auto" w:fill="1F4E79"/>
           </w:tcPr>
@@ -7619,13 +9625,13 @@
                 <w:rFonts w:ascii="Times New Roman" w:hAnsi="Times New Roman" w:cs="Times New Roman" w:eastAsia="Times New Roman"/>
                 <w:sz w:val="22"/>
               </w:rPr>
-              <w:t>Unit</w:t>
+              <w:t>Fusion and adapters</w:t>
             </w:r>
           </w:p>
         </w:tc>
         <w:tc>
           <w:tcPr>
-            <w:tcW w:type="dxa" w:w="2304"/>
+            <w:tcW w:type="dxa" w:w="1728"/>
             <w:vAlign w:val="center"/>
           </w:tcPr>
           <w:p>
@@ -7640,13 +9646,13 @@
                 <w:rFonts w:ascii="Times New Roman" w:hAnsi="Times New Roman" w:cs="Times New Roman" w:eastAsia="Times New Roman"/>
                 <w:sz w:val="22"/>
               </w:rPr>
-              <w:t>Vitest</w:t>
+              <w:t>node:test</w:t>
             </w:r>
           </w:p>
         </w:tc>
         <w:tc>
           <w:tcPr>
-            <w:tcW w:type="dxa" w:w="4896"/>
+            <w:tcW w:type="dxa" w:w="5472"/>
             <w:vAlign w:val="center"/>
           </w:tcPr>
           <w:p>
@@ -7661,7 +9667,7 @@
                 <w:rFonts w:ascii="Times New Roman" w:hAnsi="Times New Roman" w:cs="Times New Roman" w:eastAsia="Times New Roman"/>
                 <w:sz w:val="22"/>
               </w:rPr>
-              <w:t>Pure functions: dedupe SimHash, trust score, locale resolver, intent regex set.</w:t>
+              <w:t>Each satellite/sensor adapter (FIRMS, Open-Meteo air, NASA POWER, USGS seismic, Sentinel-1/-2/-3/-5P, storm, GLOFAS) and the fusion roll-up, including graceful skip when a key is unset.</w:t>
             </w:r>
           </w:p>
         </w:tc>
@@ -7685,13 +9691,13 @@
                 <w:rFonts w:ascii="Times New Roman" w:hAnsi="Times New Roman" w:cs="Times New Roman" w:eastAsia="Times New Roman"/>
                 <w:sz w:val="22"/>
               </w:rPr>
-              <w:t>Integration</w:t>
+              <w:t>Cross-validation</w:t>
             </w:r>
           </w:p>
         </w:tc>
         <w:tc>
           <w:tcPr>
-            <w:tcW w:type="dxa" w:w="2304"/>
+            <w:tcW w:type="dxa" w:w="1728"/>
             <w:vAlign w:val="center"/>
             <w:shd w:val="clear" w:color="auto" w:fill="F2F2F2"/>
           </w:tcPr>
@@ -7707,13 +9713,13 @@
                 <w:rFonts w:ascii="Times New Roman" w:hAnsi="Times New Roman" w:cs="Times New Roman" w:eastAsia="Times New Roman"/>
                 <w:sz w:val="22"/>
               </w:rPr>
-              <w:t>Supertest</w:t>
+              <w:t>node:test</w:t>
             </w:r>
           </w:p>
         </w:tc>
         <w:tc>
           <w:tcPr>
-            <w:tcW w:type="dxa" w:w="4896"/>
+            <w:tcW w:type="dxa" w:w="5472"/>
             <w:vAlign w:val="center"/>
             <w:shd w:val="clear" w:color="auto" w:fill="F2F2F2"/>
           </w:tcPr>
@@ -7729,7 +9735,7 @@
                 <w:rFonts w:ascii="Times New Roman" w:hAnsi="Times New Roman" w:cs="Times New Roman" w:eastAsia="Times New Roman"/>
                 <w:sz w:val="22"/>
               </w:rPr>
-              <w:t>All /api/v1 endpoints; runs in-process, no network, sub-second.</w:t>
+              <w:t>Divergence analysis (Jensen-Shannon blindspot/suspect flags) and confidence-weighted overall level.</w:t>
             </w:r>
           </w:p>
         </w:tc>
@@ -7752,13 +9758,13 @@
                 <w:rFonts w:ascii="Times New Roman" w:hAnsi="Times New Roman" w:cs="Times New Roman" w:eastAsia="Times New Roman"/>
                 <w:sz w:val="22"/>
               </w:rPr>
-              <w:t>End-to-end</w:t>
+              <w:t>Self-learning</w:t>
             </w:r>
           </w:p>
         </w:tc>
         <w:tc>
           <w:tcPr>
-            <w:tcW w:type="dxa" w:w="2304"/>
+            <w:tcW w:type="dxa" w:w="1728"/>
             <w:vAlign w:val="center"/>
           </w:tcPr>
           <w:p>
@@ -7773,13 +9779,13 @@
                 <w:rFonts w:ascii="Times New Roman" w:hAnsi="Times New Roman" w:cs="Times New Roman" w:eastAsia="Times New Roman"/>
                 <w:sz w:val="22"/>
               </w:rPr>
-              <w:t>Playwright</w:t>
+              <w:t>node:test</w:t>
             </w:r>
           </w:p>
         </w:tc>
         <w:tc>
           <w:tcPr>
-            <w:tcW w:type="dxa" w:w="4896"/>
+            <w:tcW w:type="dxa" w:w="5472"/>
             <w:vAlign w:val="center"/>
           </w:tcPr>
           <w:p>
@@ -7794,7 +9800,7 @@
                 <w:rFonts w:ascii="Times New Roman" w:hAnsi="Times New Roman" w:cs="Times New Roman" w:eastAsia="Times New Roman"/>
                 <w:sz w:val="22"/>
               </w:rPr>
-              <w:t>Resident report flow, responder acknowledge flow, voice demo flow; mobile emulation on Pixel 5 and iPhone 13.</w:t>
+              <w:t>World Engine per-region ensemble, Platt recalibration reducing Brier, confirmation oracle and durable serialize/load.</w:t>
             </w:r>
           </w:p>
         </w:tc>
@@ -7818,13 +9824,13 @@
                 <w:rFonts w:ascii="Times New Roman" w:hAnsi="Times New Roman" w:cs="Times New Roman" w:eastAsia="Times New Roman"/>
                 <w:sz w:val="22"/>
               </w:rPr>
-              <w:t>Accessibility</w:t>
+              <w:t>Uncertainty</w:t>
             </w:r>
           </w:p>
         </w:tc>
         <w:tc>
           <w:tcPr>
-            <w:tcW w:type="dxa" w:w="2304"/>
+            <w:tcW w:type="dxa" w:w="1728"/>
             <w:vAlign w:val="center"/>
             <w:shd w:val="clear" w:color="auto" w:fill="F2F2F2"/>
           </w:tcPr>
@@ -7840,13 +9846,13 @@
                 <w:rFonts w:ascii="Times New Roman" w:hAnsi="Times New Roman" w:cs="Times New Roman" w:eastAsia="Times New Roman"/>
                 <w:sz w:val="22"/>
               </w:rPr>
-              <w:t>axe-core + Lighthouse CI</w:t>
+              <w:t>node:test</w:t>
             </w:r>
           </w:p>
         </w:tc>
         <w:tc>
           <w:tcPr>
-            <w:tcW w:type="dxa" w:w="4896"/>
+            <w:tcW w:type="dxa" w:w="5472"/>
             <w:vAlign w:val="center"/>
             <w:shd w:val="clear" w:color="auto" w:fill="F2F2F2"/>
           </w:tcPr>
@@ -7862,7 +9868,7 @@
                 <w:rFonts w:ascii="Times New Roman" w:hAnsi="Times New Roman" w:cs="Times New Roman" w:eastAsia="Times New Roman"/>
                 <w:sz w:val="22"/>
               </w:rPr>
-              <w:t>Every page audited; budget enforces score 100/100 on accessibility.</w:t>
+              <w:t>Split-conformal interval coverage and the durable prediction log.</w:t>
             </w:r>
           </w:p>
         </w:tc>
@@ -7885,13 +9891,13 @@
                 <w:rFonts w:ascii="Times New Roman" w:hAnsi="Times New Roman" w:cs="Times New Roman" w:eastAsia="Times New Roman"/>
                 <w:sz w:val="22"/>
               </w:rPr>
-              <w:t>Performance</w:t>
+              <w:t>Provenance and certificates</w:t>
             </w:r>
           </w:p>
         </w:tc>
         <w:tc>
           <w:tcPr>
-            <w:tcW w:type="dxa" w:w="2304"/>
+            <w:tcW w:type="dxa" w:w="1728"/>
             <w:vAlign w:val="center"/>
           </w:tcPr>
           <w:p>
@@ -7906,13 +9912,13 @@
                 <w:rFonts w:ascii="Times New Roman" w:hAnsi="Times New Roman" w:cs="Times New Roman" w:eastAsia="Times New Roman"/>
                 <w:sz w:val="22"/>
               </w:rPr>
-              <w:t>k6</w:t>
+              <w:t>node:test</w:t>
             </w:r>
           </w:p>
         </w:tc>
         <w:tc>
           <w:tcPr>
-            <w:tcW w:type="dxa" w:w="4896"/>
+            <w:tcW w:type="dxa" w:w="5472"/>
             <w:vAlign w:val="center"/>
           </w:tcPr>
           <w:p>
@@ -7927,7 +9933,7 @@
                 <w:rFonts w:ascii="Times New Roman" w:hAnsi="Times New Roman" w:cs="Times New Roman" w:eastAsia="Times New Roman"/>
                 <w:sz w:val="22"/>
               </w:rPr>
-              <w:t>Baseline 50 RPS for 5 minutes; spike 500 RPS for 30 seconds; soak 10 RPS for 30 minutes.</w:t>
+              <w:t>ECDSA P-256 sign/verify, hash-chain integrity (reorder/insert/delete detection) and offline certificate verification.</w:t>
             </w:r>
           </w:p>
         </w:tc>
@@ -7951,13 +9957,13 @@
                 <w:rFonts w:ascii="Times New Roman" w:hAnsi="Times New Roman" w:cs="Times New Roman" w:eastAsia="Times New Roman"/>
                 <w:sz w:val="22"/>
               </w:rPr>
-              <w:t>Security</w:t>
+              <w:t>Endpoints and routing</w:t>
             </w:r>
           </w:p>
         </w:tc>
         <w:tc>
           <w:tcPr>
-            <w:tcW w:type="dxa" w:w="2304"/>
+            <w:tcW w:type="dxa" w:w="1728"/>
             <w:vAlign w:val="center"/>
             <w:shd w:val="clear" w:color="auto" w:fill="F2F2F2"/>
           </w:tcPr>
@@ -7973,13 +9979,13 @@
                 <w:rFonts w:ascii="Times New Roman" w:hAnsi="Times New Roman" w:cs="Times New Roman" w:eastAsia="Times New Roman"/>
                 <w:sz w:val="22"/>
               </w:rPr>
-              <w:t>npm audit + Semgrep</w:t>
+              <w:t>node:test</w:t>
             </w:r>
           </w:p>
         </w:tc>
         <w:tc>
           <w:tcPr>
-            <w:tcW w:type="dxa" w:w="4896"/>
+            <w:tcW w:type="dxa" w:w="5472"/>
             <w:vAlign w:val="center"/>
             <w:shd w:val="clear" w:color="auto" w:fill="F2F2F2"/>
           </w:tcPr>
@@ -7995,7 +10001,7 @@
                 <w:rFonts w:ascii="Times New Roman" w:hAnsi="Times New Roman" w:cs="Times New Roman" w:eastAsia="Times New Roman"/>
                 <w:sz w:val="22"/>
               </w:rPr>
-              <w:t>Dependency CVE scan and source-level taint analysis; gate at high severity.</w:t>
+              <w:t>The /api/eo and /api/dss handlers, evacuation route clearance, geolocation and the secrets bootstrap.</w:t>
             </w:r>
           </w:p>
         </w:tc>
@@ -8018,13 +10024,13 @@
                 <w:rFonts w:ascii="Times New Roman" w:hAnsi="Times New Roman" w:cs="Times New Roman" w:eastAsia="Times New Roman"/>
                 <w:sz w:val="22"/>
               </w:rPr>
-              <w:t>Localisation</w:t>
+              <w:t>Offline degradation</w:t>
             </w:r>
           </w:p>
         </w:tc>
         <w:tc>
           <w:tcPr>
-            <w:tcW w:type="dxa" w:w="2304"/>
+            <w:tcW w:type="dxa" w:w="1728"/>
             <w:vAlign w:val="center"/>
           </w:tcPr>
           <w:p>
@@ -8039,13 +10045,13 @@
                 <w:rFonts w:ascii="Times New Roman" w:hAnsi="Times New Roman" w:cs="Times New Roman" w:eastAsia="Times New Roman"/>
                 <w:sz w:val="22"/>
               </w:rPr>
-              <w:t>Playwright + visual diff</w:t>
+              <w:t>node:test</w:t>
             </w:r>
           </w:p>
         </w:tc>
         <w:tc>
           <w:tcPr>
-            <w:tcW w:type="dxa" w:w="4896"/>
+            <w:tcW w:type="dxa" w:w="5472"/>
             <w:vAlign w:val="center"/>
           </w:tcPr>
           <w:p>
@@ -8060,7 +10066,7 @@
                 <w:rFonts w:ascii="Times New Roman" w:hAnsi="Times New Roman" w:cs="Times New Roman" w:eastAsia="Times New Roman"/>
                 <w:sz w:val="22"/>
               </w:rPr>
-              <w:t>Renders the home page in five locales; pixel diff against golden screenshots, with an allowance of two percent for sub-pixel font rendering.</w:t>
+              <w:t>The whole earth-observation surface behaving sanely with every external key unset.</w:t>
             </w:r>
           </w:p>
         </w:tc>
@@ -8088,10 +10094,11 @@
         <w:tblLook w:firstColumn="1" w:firstRow="1" w:lastColumn="0" w:lastRow="0" w:noHBand="0" w:noVBand="1" w:val="04A0"/>
       </w:tblPr>
       <w:tblGrid>
-        <w:gridCol w:w="2256"/>
-        <w:gridCol w:w="2256"/>
-        <w:gridCol w:w="2256"/>
-        <w:gridCol w:w="2256"/>
+        <w:gridCol w:w="1805"/>
+        <w:gridCol w:w="1805"/>
+        <w:gridCol w:w="1805"/>
+        <w:gridCol w:w="1805"/>
+        <w:gridCol w:w="1805"/>
       </w:tblGrid>
       <w:tr>
         <w:tc>
@@ -8114,7 +10121,7 @@
                 <w:color w:val="FFFFFF"/>
                 <w:sz w:val="22"/>
               </w:rPr>
-              <w:t>Suite</w:t>
+              <w:t>Command</w:t>
             </w:r>
           </w:p>
         </w:tc>
@@ -8138,7 +10145,7 @@
                 <w:color w:val="FFFFFF"/>
                 <w:sz w:val="22"/>
               </w:rPr>
-              <w:t>Cases</w:t>
+              <w:t>Tests</w:t>
             </w:r>
           </w:p>
         </w:tc>
@@ -8186,6 +10193,30 @@
                 <w:color w:val="FFFFFF"/>
                 <w:sz w:val="22"/>
               </w:rPr>
+              <w:t>Failed</w:t>
+            </w:r>
+          </w:p>
+        </w:tc>
+        <w:tc>
+          <w:tcPr>
+            <w:tcW w:type="dxa" w:w="1805"/>
+            <w:vAlign w:val="center"/>
+            <w:shd w:val="clear" w:color="auto" w:fill="1F4E79"/>
+          </w:tcPr>
+          <w:p>
+            <w:pPr>
+              <w:spacing w:after="40" w:line="276" w:lineRule="auto"/>
+              <w:ind w:firstLine="0"/>
+              <w:jc w:val="center"/>
+            </w:pPr>
+            <w:r/>
+            <w:r>
+              <w:rPr>
+                <w:rFonts w:ascii="Times New Roman" w:hAnsi="Times New Roman" w:cs="Times New Roman" w:eastAsia="Times New Roman"/>
+                <w:b/>
+                <w:color w:val="FFFFFF"/>
+                <w:sz w:val="22"/>
+              </w:rPr>
               <w:t>Duration</w:t>
             </w:r>
           </w:p>
@@ -8209,7 +10240,7 @@
                 <w:rFonts w:ascii="Times New Roman" w:hAnsi="Times New Roman" w:cs="Times New Roman" w:eastAsia="Times New Roman"/>
                 <w:sz w:val="22"/>
               </w:rPr>
-              <w:t>Unit</w:t>
+              <w:t>node --test</w:t>
             </w:r>
           </w:p>
         </w:tc>
@@ -8230,7 +10261,7 @@
                 <w:rFonts w:ascii="Times New Roman" w:hAnsi="Times New Roman" w:cs="Times New Roman" w:eastAsia="Times New Roman"/>
                 <w:sz w:val="22"/>
               </w:rPr>
-              <w:t>82</w:t>
+              <w:t>102</w:t>
             </w:r>
           </w:p>
         </w:tc>
@@ -8251,7 +10282,7 @@
                 <w:rFonts w:ascii="Times New Roman" w:hAnsi="Times New Roman" w:cs="Times New Roman" w:eastAsia="Times New Roman"/>
                 <w:sz w:val="22"/>
               </w:rPr>
-              <w:t>82</w:t>
+              <w:t>102</w:t>
             </w:r>
           </w:p>
         </w:tc>
@@ -8272,105 +10303,13 @@
                 <w:rFonts w:ascii="Times New Roman" w:hAnsi="Times New Roman" w:cs="Times New Roman" w:eastAsia="Times New Roman"/>
                 <w:sz w:val="22"/>
               </w:rPr>
-              <w:t>1.4 s</w:t>
-            </w:r>
-          </w:p>
-        </w:tc>
-      </w:tr>
-      <w:tr>
-        <w:tc>
-          <w:tcPr>
-            <w:tcW w:type="dxa" w:w="2880"/>
-            <w:vAlign w:val="center"/>
-            <w:shd w:val="clear" w:color="auto" w:fill="F2F2F2"/>
-          </w:tcPr>
-          <w:p>
-            <w:pPr>
-              <w:spacing w:after="40" w:line="276" w:lineRule="auto"/>
-              <w:ind w:firstLine="0"/>
-              <w:jc w:val="left"/>
-            </w:pPr>
-            <w:r/>
-            <w:r>
-              <w:rPr>
-                <w:rFonts w:ascii="Times New Roman" w:hAnsi="Times New Roman" w:cs="Times New Roman" w:eastAsia="Times New Roman"/>
-                <w:sz w:val="22"/>
-              </w:rPr>
-              <w:t>Integration</w:t>
+              <w:t>0</w:t>
             </w:r>
           </w:p>
         </w:tc>
         <w:tc>
           <w:tcPr>
-            <w:tcW w:type="dxa" w:w="1728"/>
-            <w:vAlign w:val="center"/>
-            <w:shd w:val="clear" w:color="auto" w:fill="F2F2F2"/>
-          </w:tcPr>
-          <w:p>
-            <w:pPr>
-              <w:spacing w:after="40" w:line="276" w:lineRule="auto"/>
-              <w:ind w:firstLine="0"/>
-              <w:jc w:val="left"/>
-            </w:pPr>
-            <w:r/>
-            <w:r>
-              <w:rPr>
-                <w:rFonts w:ascii="Times New Roman" w:hAnsi="Times New Roman" w:cs="Times New Roman" w:eastAsia="Times New Roman"/>
-                <w:sz w:val="22"/>
-              </w:rPr>
-              <w:t>47</w:t>
-            </w:r>
-          </w:p>
-        </w:tc>
-        <w:tc>
-          <w:tcPr>
-            <w:tcW w:type="dxa" w:w="1728"/>
-            <w:vAlign w:val="center"/>
-            <w:shd w:val="clear" w:color="auto" w:fill="F2F2F2"/>
-          </w:tcPr>
-          <w:p>
-            <w:pPr>
-              <w:spacing w:after="40" w:line="276" w:lineRule="auto"/>
-              <w:ind w:firstLine="0"/>
-              <w:jc w:val="left"/>
-            </w:pPr>
-            <w:r/>
-            <w:r>
-              <w:rPr>
-                <w:rFonts w:ascii="Times New Roman" w:hAnsi="Times New Roman" w:cs="Times New Roman" w:eastAsia="Times New Roman"/>
-                <w:sz w:val="22"/>
-              </w:rPr>
-              <w:t>47</w:t>
-            </w:r>
-          </w:p>
-        </w:tc>
-        <w:tc>
-          <w:tcPr>
-            <w:tcW w:type="dxa" w:w="2304"/>
-            <w:vAlign w:val="center"/>
-            <w:shd w:val="clear" w:color="auto" w:fill="F2F2F2"/>
-          </w:tcPr>
-          <w:p>
-            <w:pPr>
-              <w:spacing w:after="40" w:line="276" w:lineRule="auto"/>
-              <w:ind w:firstLine="0"/>
-              <w:jc w:val="left"/>
-            </w:pPr>
-            <w:r/>
-            <w:r>
-              <w:rPr>
-                <w:rFonts w:ascii="Times New Roman" w:hAnsi="Times New Roman" w:cs="Times New Roman" w:eastAsia="Times New Roman"/>
-                <w:sz w:val="22"/>
-              </w:rPr>
-              <w:t>3.9 s</w:t>
-            </w:r>
-          </w:p>
-        </w:tc>
-      </w:tr>
-      <w:tr>
-        <w:tc>
-          <w:tcPr>
-            <w:tcW w:type="dxa" w:w="2880"/>
+            <w:tcW w:type="dxa" w:w="1805"/>
             <w:vAlign w:val="center"/>
           </w:tcPr>
           <w:p>
@@ -8385,422 +10324,7 @@
                 <w:rFonts w:ascii="Times New Roman" w:hAnsi="Times New Roman" w:cs="Times New Roman" w:eastAsia="Times New Roman"/>
                 <w:sz w:val="22"/>
               </w:rPr>
-              <w:t>End-to-end (Chromium)</w:t>
-            </w:r>
-          </w:p>
-        </w:tc>
-        <w:tc>
-          <w:tcPr>
-            <w:tcW w:type="dxa" w:w="1728"/>
-            <w:vAlign w:val="center"/>
-          </w:tcPr>
-          <w:p>
-            <w:pPr>
-              <w:spacing w:after="40" w:line="276" w:lineRule="auto"/>
-              <w:ind w:firstLine="0"/>
-              <w:jc w:val="left"/>
-            </w:pPr>
-            <w:r/>
-            <w:r>
-              <w:rPr>
-                <w:rFonts w:ascii="Times New Roman" w:hAnsi="Times New Roman" w:cs="Times New Roman" w:eastAsia="Times New Roman"/>
-                <w:sz w:val="22"/>
-              </w:rPr>
-              <w:t>21</w:t>
-            </w:r>
-          </w:p>
-        </w:tc>
-        <w:tc>
-          <w:tcPr>
-            <w:tcW w:type="dxa" w:w="1728"/>
-            <w:vAlign w:val="center"/>
-          </w:tcPr>
-          <w:p>
-            <w:pPr>
-              <w:spacing w:after="40" w:line="276" w:lineRule="auto"/>
-              <w:ind w:firstLine="0"/>
-              <w:jc w:val="left"/>
-            </w:pPr>
-            <w:r/>
-            <w:r>
-              <w:rPr>
-                <w:rFonts w:ascii="Times New Roman" w:hAnsi="Times New Roman" w:cs="Times New Roman" w:eastAsia="Times New Roman"/>
-                <w:sz w:val="22"/>
-              </w:rPr>
-              <w:t>21</w:t>
-            </w:r>
-          </w:p>
-        </w:tc>
-        <w:tc>
-          <w:tcPr>
-            <w:tcW w:type="dxa" w:w="2304"/>
-            <w:vAlign w:val="center"/>
-          </w:tcPr>
-          <w:p>
-            <w:pPr>
-              <w:spacing w:after="40" w:line="276" w:lineRule="auto"/>
-              <w:ind w:firstLine="0"/>
-              <w:jc w:val="left"/>
-            </w:pPr>
-            <w:r/>
-            <w:r>
-              <w:rPr>
-                <w:rFonts w:ascii="Times New Roman" w:hAnsi="Times New Roman" w:cs="Times New Roman" w:eastAsia="Times New Roman"/>
-                <w:sz w:val="22"/>
-              </w:rPr>
-              <w:t>1 m 12 s</w:t>
-            </w:r>
-          </w:p>
-        </w:tc>
-      </w:tr>
-      <w:tr>
-        <w:tc>
-          <w:tcPr>
-            <w:tcW w:type="dxa" w:w="2880"/>
-            <w:vAlign w:val="center"/>
-            <w:shd w:val="clear" w:color="auto" w:fill="F2F2F2"/>
-          </w:tcPr>
-          <w:p>
-            <w:pPr>
-              <w:spacing w:after="40" w:line="276" w:lineRule="auto"/>
-              <w:ind w:firstLine="0"/>
-              <w:jc w:val="left"/>
-            </w:pPr>
-            <w:r/>
-            <w:r>
-              <w:rPr>
-                <w:rFonts w:ascii="Times New Roman" w:hAnsi="Times New Roman" w:cs="Times New Roman" w:eastAsia="Times New Roman"/>
-                <w:sz w:val="22"/>
-              </w:rPr>
-              <w:t>End-to-end (WebKit)</w:t>
-            </w:r>
-          </w:p>
-        </w:tc>
-        <w:tc>
-          <w:tcPr>
-            <w:tcW w:type="dxa" w:w="1728"/>
-            <w:vAlign w:val="center"/>
-            <w:shd w:val="clear" w:color="auto" w:fill="F2F2F2"/>
-          </w:tcPr>
-          <w:p>
-            <w:pPr>
-              <w:spacing w:after="40" w:line="276" w:lineRule="auto"/>
-              <w:ind w:firstLine="0"/>
-              <w:jc w:val="left"/>
-            </w:pPr>
-            <w:r/>
-            <w:r>
-              <w:rPr>
-                <w:rFonts w:ascii="Times New Roman" w:hAnsi="Times New Roman" w:cs="Times New Roman" w:eastAsia="Times New Roman"/>
-                <w:sz w:val="22"/>
-              </w:rPr>
-              <w:t>21</w:t>
-            </w:r>
-          </w:p>
-        </w:tc>
-        <w:tc>
-          <w:tcPr>
-            <w:tcW w:type="dxa" w:w="1728"/>
-            <w:vAlign w:val="center"/>
-            <w:shd w:val="clear" w:color="auto" w:fill="F2F2F2"/>
-          </w:tcPr>
-          <w:p>
-            <w:pPr>
-              <w:spacing w:after="40" w:line="276" w:lineRule="auto"/>
-              <w:ind w:firstLine="0"/>
-              <w:jc w:val="left"/>
-            </w:pPr>
-            <w:r/>
-            <w:r>
-              <w:rPr>
-                <w:rFonts w:ascii="Times New Roman" w:hAnsi="Times New Roman" w:cs="Times New Roman" w:eastAsia="Times New Roman"/>
-                <w:sz w:val="22"/>
-              </w:rPr>
-              <w:t>21</w:t>
-            </w:r>
-          </w:p>
-        </w:tc>
-        <w:tc>
-          <w:tcPr>
-            <w:tcW w:type="dxa" w:w="2304"/>
-            <w:vAlign w:val="center"/>
-            <w:shd w:val="clear" w:color="auto" w:fill="F2F2F2"/>
-          </w:tcPr>
-          <w:p>
-            <w:pPr>
-              <w:spacing w:after="40" w:line="276" w:lineRule="auto"/>
-              <w:ind w:firstLine="0"/>
-              <w:jc w:val="left"/>
-            </w:pPr>
-            <w:r/>
-            <w:r>
-              <w:rPr>
-                <w:rFonts w:ascii="Times New Roman" w:hAnsi="Times New Roman" w:cs="Times New Roman" w:eastAsia="Times New Roman"/>
-                <w:sz w:val="22"/>
-              </w:rPr>
-              <w:t>1 m 19 s</w:t>
-            </w:r>
-          </w:p>
-        </w:tc>
-      </w:tr>
-      <w:tr>
-        <w:tc>
-          <w:tcPr>
-            <w:tcW w:type="dxa" w:w="2880"/>
-            <w:vAlign w:val="center"/>
-          </w:tcPr>
-          <w:p>
-            <w:pPr>
-              <w:spacing w:after="40" w:line="276" w:lineRule="auto"/>
-              <w:ind w:firstLine="0"/>
-              <w:jc w:val="left"/>
-            </w:pPr>
-            <w:r/>
-            <w:r>
-              <w:rPr>
-                <w:rFonts w:ascii="Times New Roman" w:hAnsi="Times New Roman" w:cs="Times New Roman" w:eastAsia="Times New Roman"/>
-                <w:sz w:val="22"/>
-              </w:rPr>
-              <w:t>Accessibility</w:t>
-            </w:r>
-          </w:p>
-        </w:tc>
-        <w:tc>
-          <w:tcPr>
-            <w:tcW w:type="dxa" w:w="1728"/>
-            <w:vAlign w:val="center"/>
-          </w:tcPr>
-          <w:p>
-            <w:pPr>
-              <w:spacing w:after="40" w:line="276" w:lineRule="auto"/>
-              <w:ind w:firstLine="0"/>
-              <w:jc w:val="left"/>
-            </w:pPr>
-            <w:r/>
-            <w:r>
-              <w:rPr>
-                <w:rFonts w:ascii="Times New Roman" w:hAnsi="Times New Roman" w:cs="Times New Roman" w:eastAsia="Times New Roman"/>
-                <w:sz w:val="22"/>
-              </w:rPr>
-              <w:t>6 pages</w:t>
-            </w:r>
-          </w:p>
-        </w:tc>
-        <w:tc>
-          <w:tcPr>
-            <w:tcW w:type="dxa" w:w="1728"/>
-            <w:vAlign w:val="center"/>
-          </w:tcPr>
-          <w:p>
-            <w:pPr>
-              <w:spacing w:after="40" w:line="276" w:lineRule="auto"/>
-              <w:ind w:firstLine="0"/>
-              <w:jc w:val="left"/>
-            </w:pPr>
-            <w:r/>
-            <w:r>
-              <w:rPr>
-                <w:rFonts w:ascii="Times New Roman" w:hAnsi="Times New Roman" w:cs="Times New Roman" w:eastAsia="Times New Roman"/>
-                <w:sz w:val="22"/>
-              </w:rPr>
-              <w:t>6</w:t>
-            </w:r>
-          </w:p>
-        </w:tc>
-        <w:tc>
-          <w:tcPr>
-            <w:tcW w:type="dxa" w:w="2304"/>
-            <w:vAlign w:val="center"/>
-          </w:tcPr>
-          <w:p>
-            <w:pPr>
-              <w:spacing w:after="40" w:line="276" w:lineRule="auto"/>
-              <w:ind w:firstLine="0"/>
-              <w:jc w:val="left"/>
-            </w:pPr>
-            <w:r/>
-            <w:r>
-              <w:rPr>
-                <w:rFonts w:ascii="Times New Roman" w:hAnsi="Times New Roman" w:cs="Times New Roman" w:eastAsia="Times New Roman"/>
-                <w:sz w:val="22"/>
-              </w:rPr>
-              <w:t>22 s</w:t>
-            </w:r>
-          </w:p>
-        </w:tc>
-      </w:tr>
-      <w:tr>
-        <w:tc>
-          <w:tcPr>
-            <w:tcW w:type="dxa" w:w="2880"/>
-            <w:vAlign w:val="center"/>
-            <w:shd w:val="clear" w:color="auto" w:fill="F2F2F2"/>
-          </w:tcPr>
-          <w:p>
-            <w:pPr>
-              <w:spacing w:after="40" w:line="276" w:lineRule="auto"/>
-              <w:ind w:firstLine="0"/>
-              <w:jc w:val="left"/>
-            </w:pPr>
-            <w:r/>
-            <w:r>
-              <w:rPr>
-                <w:rFonts w:ascii="Times New Roman" w:hAnsi="Times New Roman" w:cs="Times New Roman" w:eastAsia="Times New Roman"/>
-                <w:sz w:val="22"/>
-              </w:rPr>
-              <w:t>Performance (baseline)</w:t>
-            </w:r>
-          </w:p>
-        </w:tc>
-        <w:tc>
-          <w:tcPr>
-            <w:tcW w:type="dxa" w:w="1728"/>
-            <w:vAlign w:val="center"/>
-            <w:shd w:val="clear" w:color="auto" w:fill="F2F2F2"/>
-          </w:tcPr>
-          <w:p>
-            <w:pPr>
-              <w:spacing w:after="40" w:line="276" w:lineRule="auto"/>
-              <w:ind w:firstLine="0"/>
-              <w:jc w:val="left"/>
-            </w:pPr>
-            <w:r/>
-            <w:r>
-              <w:rPr>
-                <w:rFonts w:ascii="Times New Roman" w:hAnsi="Times New Roman" w:cs="Times New Roman" w:eastAsia="Times New Roman"/>
-                <w:sz w:val="22"/>
-              </w:rPr>
-              <w:t>p95 184 ms</w:t>
-            </w:r>
-          </w:p>
-        </w:tc>
-        <w:tc>
-          <w:tcPr>
-            <w:tcW w:type="dxa" w:w="1728"/>
-            <w:vAlign w:val="center"/>
-            <w:shd w:val="clear" w:color="auto" w:fill="F2F2F2"/>
-          </w:tcPr>
-          <w:p>
-            <w:pPr>
-              <w:spacing w:after="40" w:line="276" w:lineRule="auto"/>
-              <w:ind w:firstLine="0"/>
-              <w:jc w:val="left"/>
-            </w:pPr>
-            <w:r/>
-            <w:r>
-              <w:rPr>
-                <w:rFonts w:ascii="Times New Roman" w:hAnsi="Times New Roman" w:cs="Times New Roman" w:eastAsia="Times New Roman"/>
-                <w:sz w:val="22"/>
-              </w:rPr>
-              <w:t>pass</w:t>
-            </w:r>
-          </w:p>
-        </w:tc>
-        <w:tc>
-          <w:tcPr>
-            <w:tcW w:type="dxa" w:w="2304"/>
-            <w:vAlign w:val="center"/>
-            <w:shd w:val="clear" w:color="auto" w:fill="F2F2F2"/>
-          </w:tcPr>
-          <w:p>
-            <w:pPr>
-              <w:spacing w:after="40" w:line="276" w:lineRule="auto"/>
-              <w:ind w:firstLine="0"/>
-              <w:jc w:val="left"/>
-            </w:pPr>
-            <w:r/>
-            <w:r>
-              <w:rPr>
-                <w:rFonts w:ascii="Times New Roman" w:hAnsi="Times New Roman" w:cs="Times New Roman" w:eastAsia="Times New Roman"/>
-                <w:sz w:val="22"/>
-              </w:rPr>
-              <w:t>5 m</w:t>
-            </w:r>
-          </w:p>
-        </w:tc>
-      </w:tr>
-      <w:tr>
-        <w:tc>
-          <w:tcPr>
-            <w:tcW w:type="dxa" w:w="2880"/>
-            <w:vAlign w:val="center"/>
-          </w:tcPr>
-          <w:p>
-            <w:pPr>
-              <w:spacing w:after="40" w:line="276" w:lineRule="auto"/>
-              <w:ind w:firstLine="0"/>
-              <w:jc w:val="left"/>
-            </w:pPr>
-            <w:r/>
-            <w:r>
-              <w:rPr>
-                <w:rFonts w:ascii="Times New Roman" w:hAnsi="Times New Roman" w:cs="Times New Roman" w:eastAsia="Times New Roman"/>
-                <w:sz w:val="22"/>
-              </w:rPr>
-              <w:t>Security</w:t>
-            </w:r>
-          </w:p>
-        </w:tc>
-        <w:tc>
-          <w:tcPr>
-            <w:tcW w:type="dxa" w:w="1728"/>
-            <w:vAlign w:val="center"/>
-          </w:tcPr>
-          <w:p>
-            <w:pPr>
-              <w:spacing w:after="40" w:line="276" w:lineRule="auto"/>
-              <w:ind w:firstLine="0"/>
-              <w:jc w:val="left"/>
-            </w:pPr>
-            <w:r/>
-            <w:r>
-              <w:rPr>
-                <w:rFonts w:ascii="Times New Roman" w:hAnsi="Times New Roman" w:cs="Times New Roman" w:eastAsia="Times New Roman"/>
-                <w:sz w:val="22"/>
-              </w:rPr>
-              <w:t>0 high CVEs</w:t>
-            </w:r>
-          </w:p>
-        </w:tc>
-        <w:tc>
-          <w:tcPr>
-            <w:tcW w:type="dxa" w:w="1728"/>
-            <w:vAlign w:val="center"/>
-          </w:tcPr>
-          <w:p>
-            <w:pPr>
-              <w:spacing w:after="40" w:line="276" w:lineRule="auto"/>
-              <w:ind w:firstLine="0"/>
-              <w:jc w:val="left"/>
-            </w:pPr>
-            <w:r/>
-            <w:r>
-              <w:rPr>
-                <w:rFonts w:ascii="Times New Roman" w:hAnsi="Times New Roman" w:cs="Times New Roman" w:eastAsia="Times New Roman"/>
-                <w:sz w:val="22"/>
-              </w:rPr>
-              <w:t>pass</w:t>
-            </w:r>
-          </w:p>
-        </w:tc>
-        <w:tc>
-          <w:tcPr>
-            <w:tcW w:type="dxa" w:w="2304"/>
-            <w:vAlign w:val="center"/>
-          </w:tcPr>
-          <w:p>
-            <w:pPr>
-              <w:spacing w:after="40" w:line="276" w:lineRule="auto"/>
-              <w:ind w:firstLine="0"/>
-              <w:jc w:val="left"/>
-            </w:pPr>
-            <w:r/>
-            <w:r>
-              <w:rPr>
-                <w:rFonts w:ascii="Times New Roman" w:hAnsi="Times New Roman" w:cs="Times New Roman" w:eastAsia="Times New Roman"/>
-                <w:sz w:val="22"/>
-              </w:rPr>
-              <w:t>11 s</w:t>
+              <w:t>approx. 14-30 s</w:t>
             </w:r>
           </w:p>
         </w:tc>
@@ -9130,7 +10654,7 @@
                 <w:rFonts w:ascii="Times New Roman" w:hAnsi="Times New Roman" w:cs="Times New Roman" w:eastAsia="Times New Roman"/>
                 <w:sz w:val="22"/>
               </w:rPr>
-              <w:t>GET /api/v1/incidents, asia-east1 to asia-south1.</w:t>
+              <w:t>GET /api/incidents, asia-east1 to asia-south1.</w:t>
             </w:r>
           </w:p>
         </w:tc>
@@ -9989,7 +11513,7 @@
           <w:i w:val="0"/>
           <w:sz w:val="24"/>
         </w:rPr>
-        <w:t>The production deployment runs on Google Cloud Run in the asia-east1 region. The container is built with a multi-stage Dockerfile that produces an image of approximately 130 mebibytes. The image is pushed to Google Artifact Registry under the localpulse repository. Cloud Run pulls the image, runs it as a stateless service with one vCPU and 512 mebibytes of memory, and scales the service from zero to two instances. The custom domain localpulse.dmj.one is mapped to the service through a Cloud Run domain mapping; Google issues and renews the Transport Layer Security certificate automatically.</w:t>
+        <w:t>The production deployment runs on Google Cloud Run in the asia-east1 region. The container is built with a multi-stage Dockerfile that produces an image of approximately 130 mebibytes. The image is pushed to Google Artifact Registry under the localpulse repository. Cloud Run pulls the image, runs it as a stateless service with one vCPU and 512 mebibytes of memory, and scales the service from zero to a single instance at concurrency eighty (raising the ceiling is a one-line change). The custom domain localpulse.dmj.one is fronted by Cloudflare, which proxies to the Cloud Run service URL; Transport Layer Security is terminated and renewed automatically.</w:t>
       </w:r>
     </w:p>
     <w:p>
@@ -10084,7 +11608,7 @@
           <w:rFonts w:ascii="Consolas" w:hAnsi="Consolas" w:cs="Consolas" w:eastAsia="Consolas"/>
           <w:sz w:val="20"/>
         </w:rPr>
-        <w:t># Build stage: install only what we need to compile.</w:t>
+        <w:t># Deps stage: install only production dependencies.</w:t>
       </w:r>
     </w:p>
     <w:p>
@@ -10098,7 +11622,7 @@
           <w:rFonts w:ascii="Consolas" w:hAnsi="Consolas" w:cs="Consolas" w:eastAsia="Consolas"/>
           <w:sz w:val="20"/>
         </w:rPr>
-        <w:t>FROM node:20-alpine AS build</w:t>
+        <w:t>FROM node:20-alpine AS deps</w:t>
       </w:r>
     </w:p>
     <w:p>
@@ -10126,7 +11650,7 @@
           <w:rFonts w:ascii="Consolas" w:hAnsi="Consolas" w:cs="Consolas" w:eastAsia="Consolas"/>
           <w:sz w:val="20"/>
         </w:rPr>
-        <w:t>COPY package.json package-lock.json ./</w:t>
+        <w:t>COPY package.json ./</w:t>
       </w:r>
     </w:p>
     <w:p>
@@ -10140,7 +11664,7 @@
           <w:rFonts w:ascii="Consolas" w:hAnsi="Consolas" w:cs="Consolas" w:eastAsia="Consolas"/>
           <w:sz w:val="20"/>
         </w:rPr>
-        <w:t>RUN npm ci --omit=dev</w:t>
+        <w:t>RUN npm install --omit=dev --no-audit --no-fund</w:t>
       </w:r>
     </w:p>
     <w:p>
@@ -10154,7 +11678,7 @@
           <w:rFonts w:ascii="Consolas" w:hAnsi="Consolas" w:cs="Consolas" w:eastAsia="Consolas"/>
           <w:sz w:val="20"/>
         </w:rPr>
-        <w:t>COPY . .</w:t>
+        <w:t xml:space="preserve"> </w:t>
       </w:r>
     </w:p>
     <w:p>
@@ -10168,7 +11692,7 @@
           <w:rFonts w:ascii="Consolas" w:hAnsi="Consolas" w:cs="Consolas" w:eastAsia="Consolas"/>
           <w:sz w:val="20"/>
         </w:rPr>
-        <w:t xml:space="preserve"> </w:t>
+        <w:t># Runtime stage: minimal image, non-root user.</w:t>
       </w:r>
     </w:p>
     <w:p>
@@ -10182,7 +11706,7 @@
           <w:rFonts w:ascii="Consolas" w:hAnsi="Consolas" w:cs="Consolas" w:eastAsia="Consolas"/>
           <w:sz w:val="20"/>
         </w:rPr>
-        <w:t># Run stage: minimal image, non-root user.</w:t>
+        <w:t>FROM node:20-alpine AS runtime</w:t>
       </w:r>
     </w:p>
     <w:p>
@@ -10196,7 +11720,7 @@
           <w:rFonts w:ascii="Consolas" w:hAnsi="Consolas" w:cs="Consolas" w:eastAsia="Consolas"/>
           <w:sz w:val="20"/>
         </w:rPr>
-        <w:t>FROM node:20-alpine</w:t>
+        <w:t>WORKDIR /app</w:t>
       </w:r>
     </w:p>
     <w:p>
@@ -10210,7 +11734,7 @@
           <w:rFonts w:ascii="Consolas" w:hAnsi="Consolas" w:cs="Consolas" w:eastAsia="Consolas"/>
           <w:sz w:val="20"/>
         </w:rPr>
-        <w:t>RUN addgroup -S app &amp;&amp; adduser -S app -G app</w:t>
+        <w:t>ENV NODE_ENV=production</w:t>
       </w:r>
     </w:p>
     <w:p>
@@ -10224,7 +11748,7 @@
           <w:rFonts w:ascii="Consolas" w:hAnsi="Consolas" w:cs="Consolas" w:eastAsia="Consolas"/>
           <w:sz w:val="20"/>
         </w:rPr>
-        <w:t>WORKDIR /app</w:t>
+        <w:t>ENV PORT=8080</w:t>
       </w:r>
     </w:p>
     <w:p>
@@ -10238,7 +11762,7 @@
           <w:rFonts w:ascii="Consolas" w:hAnsi="Consolas" w:cs="Consolas" w:eastAsia="Consolas"/>
           <w:sz w:val="20"/>
         </w:rPr>
-        <w:t>COPY --from=build --chown=app:app /app /app</w:t>
+        <w:t>COPY --from=deps /app/node_modules ./node_modules</w:t>
       </w:r>
     </w:p>
     <w:p>
@@ -10252,7 +11776,7 @@
           <w:rFonts w:ascii="Consolas" w:hAnsi="Consolas" w:cs="Consolas" w:eastAsia="Consolas"/>
           <w:sz w:val="20"/>
         </w:rPr>
-        <w:t>USER app</w:t>
+        <w:t>COPY package.json ./</w:t>
       </w:r>
     </w:p>
     <w:p>
@@ -10266,7 +11790,7 @@
           <w:rFonts w:ascii="Consolas" w:hAnsi="Consolas" w:cs="Consolas" w:eastAsia="Consolas"/>
           <w:sz w:val="20"/>
         </w:rPr>
-        <w:t>ENV NODE_ENV=production PORT=8080</w:t>
+        <w:t>COPY server.js ./</w:t>
       </w:r>
     </w:p>
     <w:p>
@@ -10280,7 +11804,7 @@
           <w:rFonts w:ascii="Consolas" w:hAnsi="Consolas" w:cs="Consolas" w:eastAsia="Consolas"/>
           <w:sz w:val="20"/>
         </w:rPr>
-        <w:t>EXPOSE 8080</w:t>
+        <w:t>COPY data ./data</w:t>
       </w:r>
     </w:p>
     <w:p>
@@ -10294,7 +11818,7 @@
           <w:rFonts w:ascii="Consolas" w:hAnsi="Consolas" w:cs="Consolas" w:eastAsia="Consolas"/>
           <w:sz w:val="20"/>
         </w:rPr>
-        <w:t>HEALTHCHECK --interval=10s --timeout=2s CMD wget -qO- http://127.0.0.1:8080/healthz || exit 1</w:t>
+        <w:t>COPY services ./services</w:t>
       </w:r>
     </w:p>
     <w:p>
@@ -10308,6 +11832,90 @@
           <w:rFonts w:ascii="Consolas" w:hAnsi="Consolas" w:cs="Consolas" w:eastAsia="Consolas"/>
           <w:sz w:val="20"/>
         </w:rPr>
+        <w:t>COPY public ./public</w:t>
+      </w:r>
+    </w:p>
+    <w:p>
+      <w:pPr>
+        <w:pStyle w:val="CodeListing"/>
+        <w:ind w:firstLine="0"/>
+        <w:shd w:val="clear" w:color="auto" w:fill="F4F4F4"/>
+      </w:pPr>
+      <w:r>
+        <w:rPr>
+          <w:rFonts w:ascii="Consolas" w:hAnsi="Consolas" w:cs="Consolas" w:eastAsia="Consolas"/>
+          <w:sz w:val="20"/>
+        </w:rPr>
+        <w:t>RUN addgroup -S app &amp;&amp; adduser -S app -G app &amp;&amp; chown -R app:app /app</w:t>
+      </w:r>
+    </w:p>
+    <w:p>
+      <w:pPr>
+        <w:pStyle w:val="CodeListing"/>
+        <w:ind w:firstLine="0"/>
+        <w:shd w:val="clear" w:color="auto" w:fill="F4F4F4"/>
+      </w:pPr>
+      <w:r>
+        <w:rPr>
+          <w:rFonts w:ascii="Consolas" w:hAnsi="Consolas" w:cs="Consolas" w:eastAsia="Consolas"/>
+          <w:sz w:val="20"/>
+        </w:rPr>
+        <w:t>USER app</w:t>
+      </w:r>
+    </w:p>
+    <w:p>
+      <w:pPr>
+        <w:pStyle w:val="CodeListing"/>
+        <w:ind w:firstLine="0"/>
+        <w:shd w:val="clear" w:color="auto" w:fill="F4F4F4"/>
+      </w:pPr>
+      <w:r>
+        <w:rPr>
+          <w:rFonts w:ascii="Consolas" w:hAnsi="Consolas" w:cs="Consolas" w:eastAsia="Consolas"/>
+          <w:sz w:val="20"/>
+        </w:rPr>
+        <w:t>EXPOSE 8080</w:t>
+      </w:r>
+    </w:p>
+    <w:p>
+      <w:pPr>
+        <w:pStyle w:val="CodeListing"/>
+        <w:ind w:firstLine="0"/>
+        <w:shd w:val="clear" w:color="auto" w:fill="F4F4F4"/>
+      </w:pPr>
+      <w:r>
+        <w:rPr>
+          <w:rFonts w:ascii="Consolas" w:hAnsi="Consolas" w:cs="Consolas" w:eastAsia="Consolas"/>
+          <w:sz w:val="20"/>
+        </w:rPr>
+        <w:t>HEALTHCHECK --interval=30s --timeout=3s --start-period=5s --retries=3 \</w:t>
+      </w:r>
+    </w:p>
+    <w:p>
+      <w:pPr>
+        <w:pStyle w:val="CodeListing"/>
+        <w:ind w:firstLine="0"/>
+        <w:shd w:val="clear" w:color="auto" w:fill="F4F4F4"/>
+      </w:pPr>
+      <w:r>
+        <w:rPr>
+          <w:rFonts w:ascii="Consolas" w:hAnsi="Consolas" w:cs="Consolas" w:eastAsia="Consolas"/>
+          <w:sz w:val="20"/>
+        </w:rPr>
+        <w:t xml:space="preserve">  CMD wget -q -O- http://127.0.0.1:8080/healthz || exit 1</w:t>
+      </w:r>
+    </w:p>
+    <w:p>
+      <w:pPr>
+        <w:pStyle w:val="CodeListing"/>
+        <w:ind w:firstLine="0"/>
+        <w:shd w:val="clear" w:color="auto" w:fill="F4F4F4"/>
+      </w:pPr>
+      <w:r>
+        <w:rPr>
+          <w:rFonts w:ascii="Consolas" w:hAnsi="Consolas" w:cs="Consolas" w:eastAsia="Consolas"/>
+          <w:sz w:val="20"/>
+        </w:rPr>
         <w:t>CMD ["node", "server.js"]</w:t>
       </w:r>
     </w:p>
@@ -10356,7 +11964,7 @@
           <w:rFonts w:ascii="Consolas" w:hAnsi="Consolas" w:cs="Consolas" w:eastAsia="Consolas"/>
           <w:sz w:val="20"/>
         </w:rPr>
-        <w:t>gcloud run deploy localpulse \</w:t>
+        <w:t># Build from source (Cloud Build reads the Dockerfile) and deploy in one step.</w:t>
       </w:r>
     </w:p>
     <w:p>
@@ -10370,7 +11978,7 @@
           <w:rFonts w:ascii="Consolas" w:hAnsi="Consolas" w:cs="Consolas" w:eastAsia="Consolas"/>
           <w:sz w:val="20"/>
         </w:rPr>
-        <w:t xml:space="preserve">  --image=asia-east1-docker.pkg.dev/$PROJECT/localpulse/api:$SHA \</w:t>
+        <w:t>gcloud run deploy localpulse \</w:t>
       </w:r>
     </w:p>
     <w:p>
@@ -10384,7 +11992,7 @@
           <w:rFonts w:ascii="Consolas" w:hAnsi="Consolas" w:cs="Consolas" w:eastAsia="Consolas"/>
           <w:sz w:val="20"/>
         </w:rPr>
-        <w:t xml:space="preserve">  --region=asia-east1 \</w:t>
+        <w:t xml:space="preserve">  --source=. \</w:t>
       </w:r>
     </w:p>
     <w:p>
@@ -10398,7 +12006,7 @@
           <w:rFonts w:ascii="Consolas" w:hAnsi="Consolas" w:cs="Consolas" w:eastAsia="Consolas"/>
           <w:sz w:val="20"/>
         </w:rPr>
-        <w:t xml:space="preserve">  --platform=managed \</w:t>
+        <w:t xml:space="preserve">  --project=dmjone \</w:t>
       </w:r>
     </w:p>
     <w:p>
@@ -10412,7 +12020,7 @@
           <w:rFonts w:ascii="Consolas" w:hAnsi="Consolas" w:cs="Consolas" w:eastAsia="Consolas"/>
           <w:sz w:val="20"/>
         </w:rPr>
-        <w:t xml:space="preserve">  --allow-unauthenticated \</w:t>
+        <w:t xml:space="preserve">  --region=asia-east1 \</w:t>
       </w:r>
     </w:p>
     <w:p>
@@ -10426,7 +12034,7 @@
           <w:rFonts w:ascii="Consolas" w:hAnsi="Consolas" w:cs="Consolas" w:eastAsia="Consolas"/>
           <w:sz w:val="20"/>
         </w:rPr>
-        <w:t xml:space="preserve">  --port=8080 \</w:t>
+        <w:t xml:space="preserve">  --allow-unauthenticated \</w:t>
       </w:r>
     </w:p>
     <w:p>
@@ -10454,7 +12062,7 @@
           <w:rFonts w:ascii="Consolas" w:hAnsi="Consolas" w:cs="Consolas" w:eastAsia="Consolas"/>
           <w:sz w:val="20"/>
         </w:rPr>
-        <w:t xml:space="preserve">  --min-instances=0 --max-instances=2 \</w:t>
+        <w:t xml:space="preserve">  --min-instances=0 --max-instances=1 \</w:t>
       </w:r>
     </w:p>
     <w:p>
@@ -10468,7 +12076,7 @@
           <w:rFonts w:ascii="Consolas" w:hAnsi="Consolas" w:cs="Consolas" w:eastAsia="Consolas"/>
           <w:sz w:val="20"/>
         </w:rPr>
-        <w:t xml:space="preserve">  --concurrency=80 \</w:t>
+        <w:t xml:space="preserve">  --concurrency=80 --timeout=60 \</w:t>
       </w:r>
     </w:p>
     <w:p>
@@ -10482,7 +12090,7 @@
           <w:rFonts w:ascii="Consolas" w:hAnsi="Consolas" w:cs="Consolas" w:eastAsia="Consolas"/>
           <w:sz w:val="20"/>
         </w:rPr>
-        <w:t xml:space="preserve">  --service-account=localpulse-runtime@$PROJECT.iam.gserviceaccount.com \</w:t>
+        <w:t xml:space="preserve">  --quiet</w:t>
       </w:r>
     </w:p>
     <w:p>
@@ -10496,7 +12104,7 @@
           <w:rFonts w:ascii="Consolas" w:hAnsi="Consolas" w:cs="Consolas" w:eastAsia="Consolas"/>
           <w:sz w:val="20"/>
         </w:rPr>
-        <w:t xml:space="preserve">  --set-env-vars=NODE_ENV=production,LOG_LEVEL=info</w:t>
+        <w:t xml:space="preserve"> </w:t>
       </w:r>
     </w:p>
     <w:p>
@@ -10510,63 +12118,7 @@
           <w:rFonts w:ascii="Consolas" w:hAnsi="Consolas" w:cs="Consolas" w:eastAsia="Consolas"/>
           <w:sz w:val="20"/>
         </w:rPr>
-        <w:t xml:space="preserve"> </w:t>
-      </w:r>
-    </w:p>
-    <w:p>
-      <w:pPr>
-        <w:pStyle w:val="CodeListing"/>
-        <w:ind w:firstLine="0"/>
-        <w:shd w:val="clear" w:color="auto" w:fill="F4F4F4"/>
-      </w:pPr>
-      <w:r>
-        <w:rPr>
-          <w:rFonts w:ascii="Consolas" w:hAnsi="Consolas" w:cs="Consolas" w:eastAsia="Consolas"/>
-          <w:sz w:val="20"/>
-        </w:rPr>
-        <w:t>gcloud beta run domain-mappings create \</w:t>
-      </w:r>
-    </w:p>
-    <w:p>
-      <w:pPr>
-        <w:pStyle w:val="CodeListing"/>
-        <w:ind w:firstLine="0"/>
-        <w:shd w:val="clear" w:color="auto" w:fill="F4F4F4"/>
-      </w:pPr>
-      <w:r>
-        <w:rPr>
-          <w:rFonts w:ascii="Consolas" w:hAnsi="Consolas" w:cs="Consolas" w:eastAsia="Consolas"/>
-          <w:sz w:val="20"/>
-        </w:rPr>
-        <w:t xml:space="preserve">  --service=localpulse \</w:t>
-      </w:r>
-    </w:p>
-    <w:p>
-      <w:pPr>
-        <w:pStyle w:val="CodeListing"/>
-        <w:ind w:firstLine="0"/>
-        <w:shd w:val="clear" w:color="auto" w:fill="F4F4F4"/>
-      </w:pPr>
-      <w:r>
-        <w:rPr>
-          <w:rFonts w:ascii="Consolas" w:hAnsi="Consolas" w:cs="Consolas" w:eastAsia="Consolas"/>
-          <w:sz w:val="20"/>
-        </w:rPr>
-        <w:t xml:space="preserve">  --domain=localpulse.dmj.one \</w:t>
-      </w:r>
-    </w:p>
-    <w:p>
-      <w:pPr>
-        <w:pStyle w:val="CodeListing"/>
-        <w:ind w:firstLine="0"/>
-        <w:shd w:val="clear" w:color="auto" w:fill="F4F4F4"/>
-      </w:pPr>
-      <w:r>
-        <w:rPr>
-          <w:rFonts w:ascii="Consolas" w:hAnsi="Consolas" w:cs="Consolas" w:eastAsia="Consolas"/>
-          <w:sz w:val="20"/>
-        </w:rPr>
-        <w:t xml:space="preserve">  --region=asia-east1</w:t>
+        <w:t># Custom domain is fronted by Cloudflare; localpulse.dmj.one proxies to the service URL.</w:t>
       </w:r>
     </w:p>
     <w:p>
@@ -10599,7 +12151,7 @@
           <w:i w:val="0"/>
           <w:sz w:val="24"/>
         </w:rPr>
-        <w:t>Continuous integration runs on GitHub Actions. The workflow has three jobs. The lint-test job runs npm ci, npm run lint, npm run test:unit and npm run test:integration. The build job runs only on the main branch, builds the Docker image, signs it with cosign and pushes it to Artifact Registry. The deploy job is gated behind an environment-protection rule that requires manual approval for the production environment; once approved, it runs gcloud run deploy with the new image digest. Authentication uses Workload Identity Federation, so the workflow holds no long-lived service-account key.</w:t>
+        <w:t>Continuous deployment runs on GitHub Actions and fires on every push to the main branch (with a manual workflow-dispatch option). The single deploy job first regenerates this very report from scripts/content.py by running build_html.py and build_docx.py, so a content edit always propagates to the live site. It then authenticates to Google Cloud through Workload Identity Federation, holding no long-lived service-account key, and runs gcloud run deploy with --source=., which hands the Dockerfile to Cloud Build, builds the image and deploys the new revision in one step. A concurrency group ensures two deploys never overlap.</w:t>
       </w:r>
     </w:p>
     <w:p>
@@ -10613,7 +12165,7 @@
           <w:i w:val="0"/>
           <w:sz w:val="24"/>
         </w:rPr>
-        <w:t>The release strategy is rolling with health-gated traffic. New revisions receive zero percent of traffic on first deploy. A small smoke-test script hits /healthz, /readyz and /api/v1/summary against the new revision. If all checks pass, traffic is shifted to one hundred percent. If any check fails, the revision is deleted and traffic stays on the previous good revision. Rollback is a single gcloud command and completes in under sixty seconds.</w:t>
+        <w:t>Safety comes from Cloud Run's own revision model: if the new container fails to start, Cloud Run keeps serving the previous healthy revision, so a bad build cannot take the live site down. The workflow then verifies the deployment by fetching /version and the root page through the public URL and the production domain. A rollback is a single gcloud command that shifts traffic back to the last good revision.</w:t>
       </w:r>
     </w:p>
     <w:p>
@@ -10867,7 +12419,7 @@
         <w:rPr>
           <w:rFonts w:ascii="Times New Roman" w:hAnsi="Times New Roman" w:cs="Times New Roman" w:eastAsia="Times New Roman"/>
         </w:rPr>
-        <w:t>Voice quality on weak networks</w:t>
+        <w:t>Latent and missing satellite data</w:t>
       </w:r>
     </w:p>
     <w:p>
@@ -10888,7 +12440,7 @@
           <w:rFonts w:ascii="Times New Roman" w:hAnsi="Times New Roman" w:cs="Times New Roman" w:eastAsia="Times New Roman"/>
           <w:sz w:val="24"/>
         </w:rPr>
-        <w:t>Whisper expects clean audio. A 2G call from a hill-station village can have packet loss, jitter and aggressive codecs that degrade transcript accuracy.</w:t>
+        <w:t>Satellite observations are latent: an active-fire detection can be hours old, and a fire moves kilometres in that time, so a naive rule of no fire seen near the path implies safe is dangerous. Worse, several feeds need Copernicus or FIRMS keys an operator may not have set, so the engine must produce a useful answer from a partial sensor set rather than failing.</w:t>
       </w:r>
     </w:p>
     <w:p>
@@ -10909,7 +12461,7 @@
           <w:rFonts w:ascii="Times New Roman" w:hAnsi="Times New Roman" w:cs="Times New Roman" w:eastAsia="Times New Roman"/>
           <w:sz w:val="24"/>
         </w:rPr>
-        <w:t>We push the voice activity detection on Twilio side using &lt;Gather&gt; with action callbacks, only forwarding bounded audio windows (3 to 6 seconds) to Whisper. We send Twilio's language hint to Whisper as a prior. We retry a single follow-up question if the transcript confidence falls below zero point five.</w:t>
+        <w:t>The route engine never treats a stale detection as a static point: it carries each detection's age and projects the hazard forward with a physical spread model over the time to traverse the route, so latency makes the danger zone grow, not vanish, and uncertainty biases toward caution. The fusion engine declares the keys each adapter needs and simply skips the ones that are unset, building the assessment from whatever sensors are available. Divergence analysis attenuates a feed that disagrees implausibly with its peers.</w:t>
       </w:r>
     </w:p>
     <w:p>
@@ -10930,7 +12482,7 @@
           <w:rFonts w:ascii="Times New Roman" w:hAnsi="Times New Roman" w:cs="Times New Roman" w:eastAsia="Times New Roman"/>
           <w:sz w:val="24"/>
         </w:rPr>
-        <w:t>Pilot transcripts on a Reliance Jio 4G call achieve acceptable intent accuracy, and the IVR gracefully degrades to a touch-tone menu if speech recognition fails twice in a row.</w:t>
+        <w:t>The earth-observation surface degrades gracefully with any subset of feeds, never issues a confident clearance on missing data, and is covered by a dedicated offline test that runs the whole surface with every external key unset.</w:t>
       </w:r>
     </w:p>
     <w:p>
@@ -11061,7 +12613,7 @@
           <w:rFonts w:ascii="Times New Roman" w:hAnsi="Times New Roman" w:cs="Times New Roman" w:eastAsia="Times New Roman"/>
           <w:sz w:val="24"/>
         </w:rPr>
-        <w:t>The service runs with min-instances = 0 and max-instances = 2 on the demo, with concurrency = 80, which caps the worst-case monthly cost. A Cloud Billing budget alert is set at 100 rupees with a 50 percent and 90 percent notification. Cloud Armor blocks any client that exceeds 60 requests per minute per IP.</w:t>
+        <w:t>The service runs with min-instances = 0 and max-instances = 1 at concurrency = 80, which caps the worst-case monthly cost, and scales to zero when idle so a quiet night bills nothing. The expensive resource, the Gemini model, is touched only on the token-guarded /tasks/ingest trigger, which stays disabled until its token is set, so no user request and no stuck client can ever spend the model budget. Cloudflare's edge absorbs floods in front of the origin, and a Cloud Billing budget alert backstops the rest.</w:t>
       </w:r>
     </w:p>
     <w:p>
@@ -11323,7 +12875,7 @@
           <w:rFonts w:ascii="Times New Roman" w:hAnsi="Times New Roman" w:cs="Times New Roman" w:eastAsia="Times New Roman"/>
           <w:sz w:val="24"/>
         </w:rPr>
-        <w:t>Live ingestion. Replace the curated mock with the Twitter or X filtered stream, the Reddit listing endpoint and a small WhatsApp Business listener so that real public posts feed the summariser.</w:t>
+        <w:t>Denser ingestion. Live ingestion from free sources (local news and official alerts) is already running; the next step is to add the paid X and Reddit streams and a small WhatsApp Business listener for richer first-hand citizen signal where a budget allows.</w:t>
       </w:r>
     </w:p>
     <w:p>
@@ -11345,7 +12897,7 @@
           <w:rFonts w:ascii="Times New Roman" w:hAnsi="Times New Roman" w:cs="Times New Roman" w:eastAsia="Times New Roman"/>
           <w:sz w:val="24"/>
         </w:rPr>
-        <w:t>Production telephony. Provision a Twilio Indian DID, wire the Whisper streaming endpoint, and run a closed pilot in one Tier 3 town with the local civil defence unit.</w:t>
+        <w:t>Production telephony. Provision a Twilio Indian phone number, wire a speech-to-text model on the audio path, and run a closed pilot in one Tier 3 town with the local civil defence unit so callers without a smartphone can dial in.</w:t>
       </w:r>
     </w:p>
     <w:p>
@@ -11367,7 +12919,7 @@
           <w:rFonts w:ascii="Times New Roman" w:hAnsi="Times New Roman" w:cs="Times New Roman" w:eastAsia="Times New Roman"/>
           <w:sz w:val="24"/>
         </w:rPr>
-        <w:t>Offline-first PWA. Promote the service to a full Progressive Web Application with a service worker, IndexedDB-backed outbox and a satellite SMS fallback through Inmarsat or Iridium for areas where the cellular network has failed.</w:t>
+        <w:t>Off-grid reach. The Progressive Web Application and offline cache are already shipped; the next step is a satellite SMS fallback through Inmarsat or Iridium and on-device summarisation for areas where the cellular network has failed.</w:t>
       </w:r>
     </w:p>
     <w:p>
@@ -11411,7 +12963,7 @@
           <w:rFonts w:ascii="Times New Roman" w:hAnsi="Times New Roman" w:cs="Times New Roman" w:eastAsia="Times New Roman"/>
           <w:sz w:val="24"/>
         </w:rPr>
-        <w:t>Government data integration. Join the National Disaster Management Authority and State Disaster Response Force feeds where available, publish situation reports back as standard CAP (Common Alerting Protocol) messages, and let LocalPulse sit alongside Sachet.</w:t>
+        <w:t>Deeper government integration. The National Disaster Management Authority Sachet alert feed is already ingested; the next step is to publish verified situation reports back as standard CAP (Common Alerting Protocol) messages and join State Disaster Response Force feeds where available.</w:t>
       </w:r>
     </w:p>
     <w:p>
@@ -11570,7 +13122,7 @@
           <w:rFonts w:ascii="Times New Roman" w:hAnsi="Times New Roman" w:cs="Times New Roman" w:eastAsia="Times New Roman"/>
           <w:sz w:val="24"/>
         </w:rPr>
-        <w:t>Three constraints drove every choice. First, idle cost had to be near zero rupees a month, which ruled out always-on virtual machines and pushed us to Google Cloud Run with scale-to-zero. Second, the front-end had to render in under one second on a low-end Android over 3G, which ruled out heavy single-page frameworks and pushed us to server-rendered HTML with Tailwind via a CDN. Third, accessibility had to meet WCAG 2.2 at level AAA, which is far easier on a small surface than on a heavy framework. Node.js 20 and Express were chosen because they have the smallest mental model for the kind of HTTP and JSON work the service does, and because our cold-start budget is best on a JIT-warm runtime. Leaflet was preferred over Google Maps because the licensing cost and the script weight are both lower. OpenAI Whisper and GPT-4o were chosen because they are best-in-class for accented Indian English and Indian languages and because the operational story (no GPU management) is unbeatable for a student team.</w:t>
+        <w:t>Three constraints drove every choice. First, idle cost had to be near zero rupees a month, which ruled out always-on virtual machines and pushed us to Google Cloud Run with scale-to-zero. Second, the front-end had to render in under one second on a low-end Android over 3G, which ruled out heavy single-page frameworks and pushed us to server-rendered HTML with Tailwind via a CDN. Third, accessibility had to meet WCAG 2.2 at level AAA, which is far easier on a small surface than on a heavy framework. Node.js 20 and Express were chosen because they have the smallest mental model for the kind of HTTP and JSON work the service does, and because our cold-start budget is best on a JIT-warm runtime. Leaflet was preferred over Google Maps because the licensing cost and the script weight are both lower. Gemini Flash-Lite was chosen as the single model because it is the cheapest and fastest tier that still handles classification, geocoding, five-language translation and Google-Search-grounded verification, and because capping it to the scheduled ingest keeps the bill near zero. The whole runtime depends on only three packages, express, compression and web-push, with Firestore access and every signature hand-rolled against the Node standard library, which keeps the audit surface small.</w:t>
       </w:r>
     </w:p>
     <w:p>
@@ -11607,7 +13159,7 @@
           <w:rFonts w:ascii="Times New Roman" w:hAnsi="Times New Roman" w:cs="Times New Roman" w:eastAsia="Times New Roman"/>
           <w:sz w:val="24"/>
         </w:rPr>
-        <w:t>The architecture has four layers. The presentation layer is a static HTML shell with progressive enhancement; the client ships about thirty kilobytes of vanilla JavaScript and Leaflet. The application layer is an Express server on Cloud Run that renders the shell and exposes the JSON application programming interfaces under /api/v1/. The intelligence layer is a pair of services: a summariser that turns public posts into a five-line status, and a voice intent classifier that turns speech transcripts into actions. The data layer is in-memory mock JSON for the minimum lovable product, and Firestore plus Pub/Sub plus BigQuery in production. On a read path, the dashboard requests the current summary and opens a Server-Sent Events stream for incidents. On a write path, a resident submits a report, the server validates and stores it, and then publishes an event that the responder console picks up through the same stream. On the voice path, an inbound call hits a Twilio number, Twilio posts to a webhook, the handler streams audio to Whisper, classifies the intent with GPT-4o and replies with TwiML.</w:t>
+        <w:t>The architecture has four layers. The presentation layer is a static HTML shell with progressive enhancement; the client ships about thirty kilobytes of vanilla JavaScript and Leaflet. The application layer is a single Express process on Cloud Run that renders the shell and exposes a flat /api surface plus a /api/pulse Server-Sent-Events stream. The intelligence layer is a set of Node services: a triage brain that classifies, geocodes and translates feed items with Gemini Flash-Lite, an agentic verifier that fact-checks citizen reports, and the earth-observation subsystem that fuses many satellites and sensors. The data layer is an in-memory live store with a monotonic version for delta-sync, optionally mirrored to Firestore over its REST API for durability. On a read path, the dashboard requests /api/summary and /api/sync and opens the /api/pulse stream. On a write path, a resident POSTs to /api/report, the server runs the agentic verifier, stores the result and bumps the version so the stream and the next sync carry it. On the voice path, the browser Web Speech API sends the transcript to /api/voice/intent and the server returns a reply grounded in the live store; there is no telephony leg in the shipped product.</w:t>
       </w:r>
     </w:p>
     <w:p>
@@ -11644,7 +13196,7 @@
           <w:rFonts w:ascii="Times New Roman" w:hAnsi="Times New Roman" w:cs="Times New Roman" w:eastAsia="Times New Roman"/>
           <w:sz w:val="24"/>
         </w:rPr>
-        <w:t>Cloud Run scales horizontally without code change. The configured maximum on the demo is two instances at concurrency eighty, which is one hundred and sixty concurrent requests; for production, the maximum is fifty instances, which is four thousand concurrent requests. The read path is cacheable: Cloud CDN sits in front and a five-second time-to-live on /api/v1/summary cuts the origin request rate by more than ninety percent during a hot incident. The write path moves to Firestore in production, which sustains millions of writes per second across the regional multi-master deployment. Real-time fan-out moves from the in-process Server-Sent Events ring to Firestore snapshot listeners, so each client subscribes directly to the data store and the application tier is no longer a bottleneck. Database hot-spots are avoided by sharding the incident document identifiers with a KSUID prefix so writes spread evenly.</w:t>
+        <w:t>Cloud Run scales horizontally without code change. The deployed configuration is scale-to-zero, min zero and max one instance at concurrency eighty, which already serves a viva audience and a demo town; raising max-instances is a one-line change when load warrants it. The read path is cacheable at the Cloudflare edge in front of the service: the coarse /api/eo read ships Cache-Control with s-maxage and stale-while-revalidate, and /api/sync answers 304 Not Modified when the client already holds the current version, so the origin request rate stays low during a hot incident. Durable writes go to Firestore over its REST API while the hot read state stays in process, so reads need no database round-trip. Real-time fan-out is the /api/pulse stream fed by a shared poller; because the service is stateless apart from that store, fan-out can move to Firestore snapshot listeners or a pub-sub tier at higher scale with no change to the client code.</w:t>
       </w:r>
     </w:p>
     <w:p>
@@ -11681,7 +13233,7 @@
           <w:rFonts w:ascii="Times New Roman" w:hAnsi="Times New Roman" w:cs="Times New Roman" w:eastAsia="Times New Roman"/>
           <w:sz w:val="24"/>
         </w:rPr>
-        <w:t>The public surface uses Transport Layer Security 1.3 only with HTTP Strict Transport Security pinned for one year and preload submitted. Content Security Policy is strict allow-list, with Subresource Integrity hashes on every CDN script. Cross-Origin Resource Sharing is locked to first-party origins. Mutations require an Idempotency-Key header. Resident reports are issued an anonymous session identifier in a signed, HTTP-only, SameSite-Lax cookie; we do not ask for a name, email or phone number on the web form. The voice path encrypts the caller phone number with AES-256-GCM before storage. Cloud Armor at the edge applies per-IP rate limits and known-bad-IP blocks. Service accounts hold only the Pub/Sub publisher and Firestore user roles they require. Compliance follows the Digital Personal Data Protection Act, 2023, with a documented retention policy of fourteen days for raw social posts and ninety days for incident records, and a real-deletion routine that scrubs database, backups, logs and analytics.</w:t>
+        <w:t>The public surface uses Transport Layer Security 1.3 only with HTTP Strict Transport Security pinned for one year and preload submitted. Content Security Policy is strict allow-list, with Subresource Integrity hashes on every CDN script. Cross-Origin Resource Sharing is locked to first-party origins, and X-Frame-Options DENY, X-Content-Type-Options nosniff, Referrer-Policy and Permissions-Policy are set on every response, with x-powered-by disabled. The report form collects no name, email or phone number, so there is no sensitive personal data to leak in the first place. Denial of service is absorbed at the Cloudflare edge in front of the service, and the hot read path is held in memory so a read flood needs no database round-trip. The only privileged route, the ingestion trigger /tasks/ingest, is guarded by a constant-time token comparison and stays disabled until the token is set, so nobody can spend the model budget. The Cloud Run service runs under a least-privilege account and deploys are keyless through Workload Identity Federation. Compliance follows the Digital Personal Data Protection Act, 2023; because the product stores no personal identifiers from residents, the data-minimisation principle is met by construction rather than by a retention timer.</w:t>
       </w:r>
     </w:p>
     <w:p>
@@ -11718,7 +13270,7 @@
           <w:rFonts w:ascii="Times New Roman" w:hAnsi="Times New Roman" w:cs="Times New Roman" w:eastAsia="Times New Roman"/>
           <w:sz w:val="24"/>
         </w:rPr>
-        <w:t>The hardest problems clustered around three areas. Cold-start latency on Cloud Run was solved by switching to alpine, trimming dev dependencies and avoiding top-level network calls, which brought the median cold start to one and four tenths of a second. Multilingual rendering on low-end devices was solved with unicode-range font subsetting and a system-font fallback, which kept first paint under one second. Prompt injection in the social-media ingest was solved by wrapping every user-controlled string in a fenced block with a sentinel and by constraining the model output to a JSON schema, which survived thirty OWASP LLM injection probes. Each of these problems was caught early because the project was built test-first, with Lighthouse and k6 wired into continuous integration from week one.</w:t>
+        <w:t>The hardest problems clustered around three areas. Cold-start latency on Cloud Run was solved by switching to alpine, trimming dev dependencies and avoiding top-level network calls, which brought the median cold start to one and four tenths of a second. Multilingual rendering on low-end devices was solved with unicode-range font subsetting and a system-font fallback, which kept first paint under one second. Prompt injection in the social-media ingest was solved by wrapping every user-controlled string in a fenced block with a sentinel and by constraining the model output to a JSON schema, which constrains the model output. The hardest part overall, though, was the earth-observation subsystem: making thirteen latent, sometimes-unavailable satellite feeds produce an honest, cross-validated assessment that degrades gracefully when keys are missing, and proving the warnings are accountable. That is why the bulk of the one hundred and two node:test cases live there.</w:t>
       </w:r>
     </w:p>
     <w:p>
@@ -11755,7 +13307,7 @@
           <w:rFonts w:ascii="Times New Roman" w:hAnsi="Times New Roman" w:cs="Times New Roman" w:eastAsia="Times New Roman"/>
           <w:sz w:val="24"/>
         </w:rPr>
-        <w:t>Testing runs at six layers. Unit tests in Vitest cover pure functions including the dedupe SimHash, the trust-score calculation, the locale resolver and the intent regex set; the suite has eighty-two cases and runs in under two seconds. Integration tests in Supertest exercise every /api/v1 endpoint in-process; forty-seven cases pass in under four seconds. End-to-end tests in Playwright run on Chromium, WebKit and Firefox under mobile-emulation profiles. Accessibility tests run axe-core and Lighthouse CI on every page with a hard budget of one hundred. Performance tests run k6 at a baseline of fifty requests per second for five minutes, a spike of five hundred requests per second for thirty seconds and a soak of ten requests per second for thirty minutes. Security tests run npm audit and Semgrep, with the build gated at high-severity findings. Localisation tests render every locale and pixel-diff against goldens. Reliability is reinforced by structured logs, distributed traces, dependency-health probes on /readyz and a feature-flag kill-switch on every external integration.</w:t>
+        <w:t>The automated suite uses the built-in Node test runner, node:test, invoked with node --test, so there is no extra test dependency to install or audit. It holds one hundred and two cases, all passing, and runs in roughly fourteen seconds. The tests concentrate on the hardest and most novel part of the system, the earth-observation subsystem: each satellite and sensor adapter is tested, including its graceful skip when a key is unset; the fusion roll-up and the Jensen-Shannon divergence analysis are checked; the World Engine is shown to actually learn, with Platt recalibration reducing the Brier score on overconfident forecasts and the per-region ensemble state surviving a serialize-and-reload; the split-conformal intervals are checked for coverage; and the provenance layer is tested for ECDSA sign and verify plus hash-chain tamper detection against reorder, insert and delete. The /api/eo, /api/dss and evacuation-route endpoints are exercised, and a dedicated offline test confirms the whole surface behaves sanely with every external key unset. Reliability is reinforced at runtime by structured JSON access logs with a correlation identifier on every request and by the /healthz, /readyz and /version probes.</w:t>
       </w:r>
     </w:p>
     <w:p>
@@ -11829,7 +13381,7 @@
           <w:rFonts w:ascii="Times New Roman" w:hAnsi="Times New Roman" w:cs="Times New Roman" w:eastAsia="Times New Roman"/>
           <w:sz w:val="24"/>
         </w:rPr>
-        <w:t>The minimum lovable product has three honest limitations. The social-media feed is a curated mock, not live ingestion; the production design is fully specified but not yet wired to the Twitter or X and Reddit endpoints. The voice channel runs in the browser through the Web Speech API rather than on a real Twilio number, which means the demo does not exercise the actual telephony path. The data plane is in-memory and does not persist across restarts. Each limitation has a clear remedy: provision the Twitter API and Reddit credentials, buy a Twilio Indian DID and switch the webhook URL, and turn on Firestore. Beyond these, useful improvements include a satellite SMS fallback for areas where the cellular network has failed, a predictive nowcast layer trained on district rainfall and river-gauge data, and a Common Alerting Protocol bridge to the National Disaster Management Authority.</w:t>
+        <w:t>The system now runs on real data: live news through Google News, classified, geolocated and translated by a Gemini Flash-Lite model; live weather and warnings from Open-Meteo; earthquakes from the United States Geological Survey; official government alerts from the National Disaster Management Authority Sachet feed; real relief facilities from OpenStreetMap; and resident reports persisted to Firestore. The honest limitations that remain are these. First, the voice channel runs in the browser through the Web Speech API rather than on a real Twilio telephone number, so a caller without a smartphone cannot yet dial in; the remedy is a Twilio Indian number with a speech-to-text model on the audio path. Second, the richest social streams, X and Reddit, are paid to read, so the live feed leans on free sources (news, government alerts) until a budget is available, and several earth-observation adapters (Copernicus, FIRMS) stay dormant until their keys are configured, though the system degrades gracefully without them. Third, geolocation of a news incident is the language model's best estimate of the named place rather than a surveyed coordinate, and the live store, while snapshotted to Firestore for fast cold starts, is not yet a full multi-region store. Web push for severe district-wide escalations is already shipped; beyond it, useful improvements include SMS alerts and a satellite SMS fallback where the cellular network has failed.</w:t>
       </w:r>
     </w:p>
     <w:p>
@@ -11900,7 +13452,7 @@
           <w:rFonts w:ascii="Times New Roman" w:hAnsi="Times New Roman" w:cs="Times New Roman" w:eastAsia="Times New Roman"/>
           <w:sz w:val="22"/>
         </w:rPr>
-        <w:t>Radford, A., Kim, J. W., Xu, T., Brockman, G., McLeavey, C., and Sutskever, I. (2022). Robust Speech Recognition via Large-Scale Weak Supervision. arXiv:2212.04356.</w:t>
+        <w:t>Google. (2024). Gemini API: Models and Documentation. Google AI for Developers. https://ai.google.dev/gemini-api/docs</w:t>
       </w:r>
     </w:p>
     <w:p>
@@ -11921,7 +13473,7 @@
           <w:rFonts w:ascii="Times New Roman" w:hAnsi="Times New Roman" w:cs="Times New Roman" w:eastAsia="Times New Roman"/>
           <w:sz w:val="22"/>
         </w:rPr>
-        <w:t>OpenAI. (2024). GPT-4o System Card. OpenAI Technical Report. https://openai.com/index/gpt-4o-system-card/</w:t>
+        <w:t>National Aeronautics and Space Administration. (2024). Fire Information for Resource Management System (FIRMS). NASA Earthdata. https://firms.modaps.eosdis.nasa.gov/</w:t>
       </w:r>
     </w:p>
     <w:p>
@@ -11942,7 +13494,7 @@
           <w:rFonts w:ascii="Times New Roman" w:hAnsi="Times New Roman" w:cs="Times New Roman" w:eastAsia="Times New Roman"/>
           <w:sz w:val="22"/>
         </w:rPr>
-        <w:t>Twilio. (2024). Programmable Voice Documentation. https://www.twilio.com/docs/voice</w:t>
+        <w:t>European Space Agency / European Commission. (2024). Copernicus Sentinel Missions (Sentinel-1, -2, -3 and -5P). https://www.copernicus.eu/en/access-data</w:t>
       </w:r>
     </w:p>
     <w:p>
@@ -11963,7 +13515,7 @@
           <w:rFonts w:ascii="Times New Roman" w:hAnsi="Times New Roman" w:cs="Times New Roman" w:eastAsia="Times New Roman"/>
           <w:sz w:val="22"/>
         </w:rPr>
-        <w:t>Google Cloud. (2024). Cloud Run Documentation. https://cloud.google.com/run/docs</w:t>
+        <w:t>European Commission Joint Research Centre. (2024). Global Disaster Alert and Coordination System (GDACS) and the Global Flood Awareness System (GLOFAS). https://www.gdacs.org/</w:t>
       </w:r>
     </w:p>
     <w:p>
@@ -11984,7 +13536,7 @@
           <w:rFonts w:ascii="Times New Roman" w:hAnsi="Times New Roman" w:cs="Times New Roman" w:eastAsia="Times New Roman"/>
           <w:sz w:val="22"/>
         </w:rPr>
-        <w:t>World Wide Web Consortium. (2023). Web Content Accessibility Guidelines 2.2. W3C Recommendation, 5 October 2023. https://www.w3.org/TR/WCAG22/</w:t>
+        <w:t>Vovk, V., Gammerman, A., and Shafer, G. (2005). Algorithmic Learning in a Random World. Springer (split-conformal prediction).</w:t>
       </w:r>
     </w:p>
     <w:p>
@@ -12005,7 +13557,7 @@
           <w:rFonts w:ascii="Times New Roman" w:hAnsi="Times New Roman" w:cs="Times New Roman" w:eastAsia="Times New Roman"/>
           <w:sz w:val="22"/>
         </w:rPr>
-        <w:t>Ministry of Electronics and Information Technology, Government of India. (2023). The Digital Personal Data Protection Act, 2023. Gazette of India, Extraordinary, Part II, Section 1, 11 August 2023.</w:t>
+        <w:t>National Institute of Standards and Technology. (2013). FIPS 186-4: Digital Signature Standard (DSS), ECDSA over the P-256 curve.</w:t>
       </w:r>
     </w:p>
     <w:p>
@@ -12026,7 +13578,7 @@
           <w:rFonts w:ascii="Times New Roman" w:hAnsi="Times New Roman" w:cs="Times New Roman" w:eastAsia="Times New Roman"/>
           <w:sz w:val="22"/>
         </w:rPr>
-        <w:t>European Parliament and Council. (2016). Regulation (EU) 2016/679 (General Data Protection Regulation). Official Journal of the European Union, L 119, 4 May 2016.</w:t>
+        <w:t>Google Cloud. (2024). Cloud Run Documentation. https://cloud.google.com/run/docs</w:t>
       </w:r>
     </w:p>
     <w:p>
@@ -12047,7 +13599,7 @@
           <w:rFonts w:ascii="Times New Roman" w:hAnsi="Times New Roman" w:cs="Times New Roman" w:eastAsia="Times New Roman"/>
           <w:sz w:val="22"/>
         </w:rPr>
-        <w:t>Intergovernmental Panel on Climate Change. (2023). AR6 Synthesis Report: Climate Change 2023. Contribution of Working Groups I, II and III to the Sixth Assessment Report. IPCC, Geneva.</w:t>
+        <w:t>World Wide Web Consortium. (2023). Web Content Accessibility Guidelines 2.2. W3C Recommendation, 5 October 2023. https://www.w3.org/TR/WCAG22/</w:t>
       </w:r>
     </w:p>
     <w:p>
@@ -12068,7 +13620,7 @@
           <w:rFonts w:ascii="Times New Roman" w:hAnsi="Times New Roman" w:cs="Times New Roman" w:eastAsia="Times New Roman"/>
           <w:sz w:val="22"/>
         </w:rPr>
-        <w:t>Newman, N., Fletcher, R., Robertson, C. T., Eddy, K., and Nielsen, R. K. (2024). Reuters Institute Digital News Report 2024. Reuters Institute for the Study of Journalism, University of Oxford.</w:t>
+        <w:t>Ministry of Electronics and Information Technology, Government of India. (2023). The Digital Personal Data Protection Act, 2023. Gazette of India, Extraordinary, Part II, Section 1, 11 August 2023.</w:t>
       </w:r>
     </w:p>
     <w:p>
@@ -12089,7 +13641,7 @@
           <w:rFonts w:ascii="Times New Roman" w:hAnsi="Times New Roman" w:cs="Times New Roman" w:eastAsia="Times New Roman"/>
           <w:sz w:val="22"/>
         </w:rPr>
-        <w:t>Express. (2024). Express 4.x API Reference. https://expressjs.com/en/4x/api.html</w:t>
+        <w:t>European Parliament and Council. (2016). Regulation (EU) 2016/679 (General Data Protection Regulation). Official Journal of the European Union, L 119, 4 May 2016.</w:t>
       </w:r>
     </w:p>
     <w:p>
@@ -12110,7 +13662,7 @@
           <w:rFonts w:ascii="Times New Roman" w:hAnsi="Times New Roman" w:cs="Times New Roman" w:eastAsia="Times New Roman"/>
           <w:sz w:val="22"/>
         </w:rPr>
-        <w:t>Agafonkin, V. (2024). Leaflet 1.9 Documentation. https://leafletjs.com/reference.html</w:t>
+        <w:t>Intergovernmental Panel on Climate Change. (2023). AR6 Synthesis Report: Climate Change 2023. Contribution of Working Groups I, II and III to the Sixth Assessment Report. IPCC, Geneva.</w:t>
       </w:r>
     </w:p>
     <w:p>
@@ -12131,7 +13683,7 @@
           <w:rFonts w:ascii="Times New Roman" w:hAnsi="Times New Roman" w:cs="Times New Roman" w:eastAsia="Times New Roman"/>
           <w:sz w:val="22"/>
         </w:rPr>
-        <w:t>Joulin, A., Grave, E., Bojanowski, P., and Mikolov, T. (2017). Bag of Tricks for Efficient Text Classification. Proceedings of the 15th Conference of the European Chapter of the Association for Computational Linguistics, Volume 2.</w:t>
+        <w:t>Newman, N., Fletcher, R., Robertson, C. T., Eddy, K., and Nielsen, R. K. (2024). Reuters Institute Digital News Report 2024. Reuters Institute for the Study of Journalism, University of Oxford.</w:t>
       </w:r>
     </w:p>
     <w:p>
@@ -12152,7 +13704,7 @@
           <w:rFonts w:ascii="Times New Roman" w:hAnsi="Times New Roman" w:cs="Times New Roman" w:eastAsia="Times New Roman"/>
           <w:sz w:val="22"/>
         </w:rPr>
-        <w:t>Charikar, M. (2002). Similarity Estimation Techniques from Rounding Algorithms. Proceedings of the 34th Annual ACM Symposium on Theory of Computing (STOC '02), pp. 380-388.</w:t>
+        <w:t>Express. (2024). Express 4.x API Reference. https://expressjs.com/en/4x/api.html</w:t>
       </w:r>
     </w:p>
     <w:p>
@@ -12173,7 +13725,7 @@
           <w:rFonts w:ascii="Times New Roman" w:hAnsi="Times New Roman" w:cs="Times New Roman" w:eastAsia="Times New Roman"/>
           <w:sz w:val="22"/>
         </w:rPr>
-        <w:t>National Institute of Standards and Technology. (2024). FIPS 203: Module-Lattice-Based Key-Encapsulation Mechanism Standard (ML-KEM).</w:t>
+        <w:t>Agafonkin, V. (2024). Leaflet 1.9 Documentation. https://leafletjs.com/reference.html</w:t>
       </w:r>
     </w:p>
     <w:p>
@@ -12194,7 +13746,7 @@
           <w:rFonts w:ascii="Times New Roman" w:hAnsi="Times New Roman" w:cs="Times New Roman" w:eastAsia="Times New Roman"/>
           <w:sz w:val="22"/>
         </w:rPr>
-        <w:t>National Disaster Management Authority, Government of India. (2023). National Disaster Management Plan, Revised Edition. NDMA, New Delhi.</w:t>
+        <w:t>Joulin, A., Grave, E., Bojanowski, P., and Mikolov, T. (2017). Bag of Tricks for Efficient Text Classification. Proceedings of the 15th Conference of the European Chapter of the Association for Computational Linguistics, Volume 2.</w:t>
       </w:r>
     </w:p>
     <w:p>
@@ -12209,6 +13761,69 @@
           <w:sz w:val="22"/>
         </w:rPr>
         <w:t xml:space="preserve">[16]  </w:t>
+      </w:r>
+      <w:r>
+        <w:rPr>
+          <w:rFonts w:ascii="Times New Roman" w:hAnsi="Times New Roman" w:cs="Times New Roman" w:eastAsia="Times New Roman"/>
+          <w:sz w:val="22"/>
+        </w:rPr>
+        <w:t>Charikar, M. (2002). Similarity Estimation Techniques from Rounding Algorithms. Proceedings of the 34th Annual ACM Symposium on Theory of Computing (STOC '02), pp. 380-388.</w:t>
+      </w:r>
+    </w:p>
+    <w:p>
+      <w:pPr>
+        <w:pStyle w:val="RefEntry"/>
+        <w:ind w:hanging="720"/>
+      </w:pPr>
+      <w:r>
+        <w:rPr>
+          <w:rFonts w:ascii="Times New Roman" w:hAnsi="Times New Roman" w:cs="Times New Roman" w:eastAsia="Times New Roman"/>
+          <w:b/>
+          <w:sz w:val="22"/>
+        </w:rPr>
+        <w:t xml:space="preserve">[17]  </w:t>
+      </w:r>
+      <w:r>
+        <w:rPr>
+          <w:rFonts w:ascii="Times New Roman" w:hAnsi="Times New Roman" w:cs="Times New Roman" w:eastAsia="Times New Roman"/>
+          <w:sz w:val="22"/>
+        </w:rPr>
+        <w:t>National Institute of Standards and Technology. (2024). FIPS 203: Module-Lattice-Based Key-Encapsulation Mechanism Standard (ML-KEM).</w:t>
+      </w:r>
+    </w:p>
+    <w:p>
+      <w:pPr>
+        <w:pStyle w:val="RefEntry"/>
+        <w:ind w:hanging="720"/>
+      </w:pPr>
+      <w:r>
+        <w:rPr>
+          <w:rFonts w:ascii="Times New Roman" w:hAnsi="Times New Roman" w:cs="Times New Roman" w:eastAsia="Times New Roman"/>
+          <w:b/>
+          <w:sz w:val="22"/>
+        </w:rPr>
+        <w:t xml:space="preserve">[18]  </w:t>
+      </w:r>
+      <w:r>
+        <w:rPr>
+          <w:rFonts w:ascii="Times New Roman" w:hAnsi="Times New Roman" w:cs="Times New Roman" w:eastAsia="Times New Roman"/>
+          <w:sz w:val="22"/>
+        </w:rPr>
+        <w:t>National Disaster Management Authority, Government of India. (2023). National Disaster Management Plan, Revised Edition. NDMA, New Delhi.</w:t>
+      </w:r>
+    </w:p>
+    <w:p>
+      <w:pPr>
+        <w:pStyle w:val="RefEntry"/>
+        <w:ind w:hanging="720"/>
+      </w:pPr>
+      <w:r>
+        <w:rPr>
+          <w:rFonts w:ascii="Times New Roman" w:hAnsi="Times New Roman" w:cs="Times New Roman" w:eastAsia="Times New Roman"/>
+          <w:b/>
+          <w:sz w:val="22"/>
+        </w:rPr>
+        <w:t xml:space="preserve">[19]  </w:t>
       </w:r>
       <w:r>
         <w:rPr>

--- a/CAPSTONE PROJECT REPORT.docx
+++ b/CAPSTONE PROJECT REPORT.docx
@@ -1021,6 +1021,74 @@
                 <w:sz w:val="22"/>
               </w:rPr>
               <w:t>28</w:t>
+            </w:r>
+          </w:p>
+        </w:tc>
+      </w:tr>
+      <w:tr>
+        <w:tc>
+          <w:tcPr>
+            <w:tcW w:type="dxa" w:w="1440"/>
+            <w:vAlign w:val="center"/>
+            <w:shd w:val="clear" w:color="auto" w:fill="F2F2F2"/>
+          </w:tcPr>
+          <w:p>
+            <w:pPr>
+              <w:spacing w:after="40" w:line="276" w:lineRule="auto"/>
+              <w:ind w:firstLine="0"/>
+              <w:jc w:val="left"/>
+            </w:pPr>
+            <w:r/>
+            <w:r>
+              <w:rPr>
+                <w:rFonts w:ascii="Times New Roman" w:hAnsi="Times New Roman" w:cs="Times New Roman" w:eastAsia="Times New Roman"/>
+                <w:sz w:val="22"/>
+              </w:rPr>
+              <w:t>Figure 8</w:t>
+            </w:r>
+          </w:p>
+        </w:tc>
+        <w:tc>
+          <w:tcPr>
+            <w:tcW w:type="dxa" w:w="6480"/>
+            <w:vAlign w:val="center"/>
+            <w:shd w:val="clear" w:color="auto" w:fill="F2F2F2"/>
+          </w:tcPr>
+          <w:p>
+            <w:pPr>
+              <w:spacing w:after="40" w:line="276" w:lineRule="auto"/>
+              <w:ind w:firstLine="0"/>
+              <w:jc w:val="left"/>
+            </w:pPr>
+            <w:r/>
+            <w:r>
+              <w:rPr>
+                <w:rFonts w:ascii="Times New Roman" w:hAnsi="Times New Roman" w:cs="Times New Roman" w:eastAsia="Times New Roman"/>
+                <w:sz w:val="22"/>
+              </w:rPr>
+              <w:t>Deployed User Interface (Light and Dark Themes)</w:t>
+            </w:r>
+          </w:p>
+        </w:tc>
+        <w:tc>
+          <w:tcPr>
+            <w:tcW w:type="dxa" w:w="1008"/>
+            <w:vAlign w:val="center"/>
+            <w:shd w:val="clear" w:color="auto" w:fill="F2F2F2"/>
+          </w:tcPr>
+          <w:p>
+            <w:pPr>
+              <w:spacing w:after="40" w:line="276" w:lineRule="auto"/>
+              <w:ind w:firstLine="0"/>
+              <w:jc w:val="left"/>
+            </w:pPr>
+            <w:r/>
+            <w:r>
+              <w:rPr>
+                <w:rFonts w:ascii="Times New Roman" w:hAnsi="Times New Roman" w:cs="Times New Roman" w:eastAsia="Times New Roman"/>
+                <w:sz w:val="22"/>
+              </w:rPr>
+              <w:t>21</w:t>
             </w:r>
           </w:p>
         </w:tc>
@@ -7004,6 +7072,257 @@
     </w:p>
     <w:p>
       <w:pPr>
+        <w:keepNext/>
+        <w:spacing w:before="120" w:after="40"/>
+        <w:ind w:firstLine="0"/>
+        <w:jc w:val="center"/>
+      </w:pPr>
+      <w:r>
+        <w:drawing>
+          <wp:inline xmlns:a="http://schemas.openxmlformats.org/drawingml/2006/main" xmlns:pic="http://schemas.openxmlformats.org/drawingml/2006/picture">
+            <wp:extent cx="5486400" cy="3429000"/>
+            <wp:docPr id="1" name="Picture 1"/>
+            <wp:cNvGraphicFramePr>
+              <a:graphicFrameLocks noChangeAspect="1"/>
+            </wp:cNvGraphicFramePr>
+            <a:graphic>
+              <a:graphicData uri="http://schemas.openxmlformats.org/drawingml/2006/picture">
+                <pic:pic>
+                  <pic:nvPicPr>
+                    <pic:cNvPr id="0" name="ui-dashboard-light.jpg"/>
+                    <pic:cNvPicPr/>
+                  </pic:nvPicPr>
+                  <pic:blipFill>
+                    <a:blip r:embed="rId14"/>
+                    <a:stretch>
+                      <a:fillRect/>
+                    </a:stretch>
+                  </pic:blipFill>
+                  <pic:spPr>
+                    <a:xfrm>
+                      <a:off x="0" y="0"/>
+                      <a:ext cx="5486400" cy="3429000"/>
+                    </a:xfrm>
+                    <a:prstGeom prst="rect"/>
+                  </pic:spPr>
+                </pic:pic>
+              </a:graphicData>
+            </a:graphic>
+          </wp:inline>
+        </w:drawing>
+      </w:r>
+    </w:p>
+    <w:p>
+      <w:pPr>
+        <w:keepNext/>
+        <w:spacing w:after="160"/>
+        <w:ind w:firstLine="0"/>
+        <w:jc w:val="center"/>
+      </w:pPr>
+      <w:r>
+        <w:rPr>
+          <w:rFonts w:ascii="Times New Roman" w:hAnsi="Times New Roman" w:cs="Times New Roman" w:eastAsia="Times New Roman"/>
+          <w:i/>
+          <w:color w:val="595959"/>
+          <w:sz w:val="20"/>
+        </w:rPr>
+        <w:t>(a) Resident dashboard — light theme</w:t>
+      </w:r>
+    </w:p>
+    <w:p>
+      <w:pPr>
+        <w:keepNext/>
+        <w:spacing w:before="120" w:after="40"/>
+        <w:ind w:firstLine="0"/>
+        <w:jc w:val="center"/>
+      </w:pPr>
+      <w:r>
+        <w:drawing>
+          <wp:inline xmlns:a="http://schemas.openxmlformats.org/drawingml/2006/main" xmlns:pic="http://schemas.openxmlformats.org/drawingml/2006/picture">
+            <wp:extent cx="5486400" cy="3429000"/>
+            <wp:docPr id="2" name="Picture 2"/>
+            <wp:cNvGraphicFramePr>
+              <a:graphicFrameLocks noChangeAspect="1"/>
+            </wp:cNvGraphicFramePr>
+            <a:graphic>
+              <a:graphicData uri="http://schemas.openxmlformats.org/drawingml/2006/picture">
+                <pic:pic>
+                  <pic:nvPicPr>
+                    <pic:cNvPr id="0" name="ui-dashboard-dark.jpg"/>
+                    <pic:cNvPicPr/>
+                  </pic:nvPicPr>
+                  <pic:blipFill>
+                    <a:blip r:embed="rId15"/>
+                    <a:stretch>
+                      <a:fillRect/>
+                    </a:stretch>
+                  </pic:blipFill>
+                  <pic:spPr>
+                    <a:xfrm>
+                      <a:off x="0" y="0"/>
+                      <a:ext cx="5486400" cy="3429000"/>
+                    </a:xfrm>
+                    <a:prstGeom prst="rect"/>
+                  </pic:spPr>
+                </pic:pic>
+              </a:graphicData>
+            </a:graphic>
+          </wp:inline>
+        </w:drawing>
+      </w:r>
+    </w:p>
+    <w:p>
+      <w:pPr>
+        <w:keepNext/>
+        <w:spacing w:after="160"/>
+        <w:ind w:firstLine="0"/>
+        <w:jc w:val="center"/>
+      </w:pPr>
+      <w:r>
+        <w:rPr>
+          <w:rFonts w:ascii="Times New Roman" w:hAnsi="Times New Roman" w:cs="Times New Roman" w:eastAsia="Times New Roman"/>
+          <w:i/>
+          <w:color w:val="595959"/>
+          <w:sz w:val="20"/>
+        </w:rPr>
+        <w:t>(b) Resident dashboard — dark theme</w:t>
+      </w:r>
+    </w:p>
+    <w:p>
+      <w:pPr>
+        <w:keepNext/>
+        <w:spacing w:before="120" w:after="40"/>
+        <w:ind w:firstLine="0"/>
+        <w:jc w:val="center"/>
+      </w:pPr>
+      <w:r>
+        <w:drawing>
+          <wp:inline xmlns:a="http://schemas.openxmlformats.org/drawingml/2006/main" xmlns:pic="http://schemas.openxmlformats.org/drawingml/2006/picture">
+            <wp:extent cx="5486400" cy="3429000"/>
+            <wp:docPr id="3" name="Picture 3"/>
+            <wp:cNvGraphicFramePr>
+              <a:graphicFrameLocks noChangeAspect="1"/>
+            </wp:cNvGraphicFramePr>
+            <a:graphic>
+              <a:graphicData uri="http://schemas.openxmlformats.org/drawingml/2006/picture">
+                <pic:pic>
+                  <pic:nvPicPr>
+                    <pic:cNvPr id="0" name="ui-satellite-light.jpg"/>
+                    <pic:cNvPicPr/>
+                  </pic:nvPicPr>
+                  <pic:blipFill>
+                    <a:blip r:embed="rId16"/>
+                    <a:stretch>
+                      <a:fillRect/>
+                    </a:stretch>
+                  </pic:blipFill>
+                  <pic:spPr>
+                    <a:xfrm>
+                      <a:off x="0" y="0"/>
+                      <a:ext cx="5486400" cy="3429000"/>
+                    </a:xfrm>
+                    <a:prstGeom prst="rect"/>
+                  </pic:spPr>
+                </pic:pic>
+              </a:graphicData>
+            </a:graphic>
+          </wp:inline>
+        </w:drawing>
+      </w:r>
+    </w:p>
+    <w:p>
+      <w:pPr>
+        <w:keepNext/>
+        <w:spacing w:after="160"/>
+        <w:ind w:firstLine="0"/>
+        <w:jc w:val="center"/>
+      </w:pPr>
+      <w:r>
+        <w:rPr>
+          <w:rFonts w:ascii="Times New Roman" w:hAnsi="Times New Roman" w:cs="Times New Roman" w:eastAsia="Times New Roman"/>
+          <w:i/>
+          <w:color w:val="595959"/>
+          <w:sz w:val="20"/>
+        </w:rPr>
+        <w:t>(c) Satellite Intelligence panel — light theme</w:t>
+      </w:r>
+    </w:p>
+    <w:p>
+      <w:pPr>
+        <w:keepNext/>
+        <w:spacing w:before="120" w:after="40"/>
+        <w:ind w:firstLine="0"/>
+        <w:jc w:val="center"/>
+      </w:pPr>
+      <w:r>
+        <w:drawing>
+          <wp:inline xmlns:a="http://schemas.openxmlformats.org/drawingml/2006/main" xmlns:pic="http://schemas.openxmlformats.org/drawingml/2006/picture">
+            <wp:extent cx="5486400" cy="3429000"/>
+            <wp:docPr id="4" name="Picture 4"/>
+            <wp:cNvGraphicFramePr>
+              <a:graphicFrameLocks noChangeAspect="1"/>
+            </wp:cNvGraphicFramePr>
+            <a:graphic>
+              <a:graphicData uri="http://schemas.openxmlformats.org/drawingml/2006/picture">
+                <pic:pic>
+                  <pic:nvPicPr>
+                    <pic:cNvPr id="0" name="ui-satellite-dark.jpg"/>
+                    <pic:cNvPicPr/>
+                  </pic:nvPicPr>
+                  <pic:blipFill>
+                    <a:blip r:embed="rId17"/>
+                    <a:stretch>
+                      <a:fillRect/>
+                    </a:stretch>
+                  </pic:blipFill>
+                  <pic:spPr>
+                    <a:xfrm>
+                      <a:off x="0" y="0"/>
+                      <a:ext cx="5486400" cy="3429000"/>
+                    </a:xfrm>
+                    <a:prstGeom prst="rect"/>
+                  </pic:spPr>
+                </pic:pic>
+              </a:graphicData>
+            </a:graphic>
+          </wp:inline>
+        </w:drawing>
+      </w:r>
+    </w:p>
+    <w:p>
+      <w:pPr>
+        <w:keepNext/>
+        <w:spacing w:after="160"/>
+        <w:ind w:firstLine="0"/>
+        <w:jc w:val="center"/>
+      </w:pPr>
+      <w:r>
+        <w:rPr>
+          <w:rFonts w:ascii="Times New Roman" w:hAnsi="Times New Roman" w:cs="Times New Roman" w:eastAsia="Times New Roman"/>
+          <w:i/>
+          <w:color w:val="595959"/>
+          <w:sz w:val="20"/>
+        </w:rPr>
+        <w:t>(d) Satellite Intelligence panel — dark theme</w:t>
+      </w:r>
+    </w:p>
+    <w:p>
+      <w:pPr>
+        <w:pStyle w:val="ReportCaption"/>
+        <w:spacing w:before="40"/>
+        <w:ind w:firstLine="0"/>
+      </w:pPr>
+      <w:r>
+        <w:rPr>
+          <w:rFonts w:ascii="Times New Roman" w:hAnsi="Times New Roman" w:cs="Times New Roman" w:eastAsia="Times New Roman"/>
+          <w:b/>
+          <w:sz w:val="22"/>
+        </w:rPr>
+        <w:t>Figure 8: Deployed User Interface at localpulse.dmj.one. The same responsive, theme-aware layout is shown in light and dark themes: (a, b) the resident dashboard and (c, d) the redesigned Satellite Intelligence panel.</w:t>
+      </w:r>
+    </w:p>
+    <w:p>
+      <w:pPr>
         <w:pStyle w:val="Heading2"/>
         <w:ind w:firstLine="0"/>
         <w:jc w:val="left"/>

--- a/CAPSTONE PROJECT REPORT.docx
+++ b/CAPSTONE PROJECT REPORT.docx
@@ -7126,7 +7126,7 @@
           <w:color w:val="595959"/>
           <w:sz w:val="20"/>
         </w:rPr>
-        <w:t>(a) Resident dashboard — light theme</w:t>
+        <w:t>(a) Resident dashboard, light theme</w:t>
       </w:r>
     </w:p>
     <w:p>
@@ -7185,7 +7185,7 @@
           <w:color w:val="595959"/>
           <w:sz w:val="20"/>
         </w:rPr>
-        <w:t>(b) Resident dashboard — dark theme</w:t>
+        <w:t>(b) Resident dashboard, dark theme</w:t>
       </w:r>
     </w:p>
     <w:p>
@@ -7244,7 +7244,7 @@
           <w:color w:val="595959"/>
           <w:sz w:val="20"/>
         </w:rPr>
-        <w:t>(c) Satellite Intelligence panel — light theme</w:t>
+        <w:t>(c) Satellite Intelligence panel, light theme</w:t>
       </w:r>
     </w:p>
     <w:p>
@@ -7303,7 +7303,7 @@
           <w:color w:val="595959"/>
           <w:sz w:val="20"/>
         </w:rPr>
-        <w:t>(d) Satellite Intelligence panel — dark theme</w:t>
+        <w:t>(d) Satellite Intelligence panel, dark theme</w:t>
       </w:r>
     </w:p>
     <w:p>
